--- a/backend/src/templates/modele_simple.docx
+++ b/backend/src/templates/modele_simple.docx
@@ -211,14 +211,30 @@
     </w:p>
     <w:p>
       <w:pPr>
-        <w:ind w:left="6480" w:firstLine="720"/>
+        <w:ind w:left="7200"/>
       </w:pPr>
       <w:r>
         <w:t>[[</w:t>
       </w:r>
+      <w:proofErr w:type="spellStart"/>
       <w:r>
         <w:t>nomEntreprise</w:t>
       </w:r>
+      <w:proofErr w:type="spellEnd"/>
+      <w:r>
+        <w:t>]]</w:t>
+      </w:r>
+      <w:r>
+        <w:br/>
+      </w:r>
+      <w:r>
+        <w:t>[[</w:t>
+      </w:r>
+      <w:proofErr w:type="spellStart"/>
+      <w:r>
+        <w:t>adresseEntreprise</w:t>
+      </w:r>
+      <w:proofErr w:type="spellEnd"/>
       <w:r>
         <w:t>]]</w:t>
       </w:r>
@@ -230,43 +246,28 @@
       <w:r>
         <w:t>[[</w:t>
       </w:r>
-      <w:r>
-        <w:t>adresseEntreprise</w:t>
-      </w:r>
+      <w:proofErr w:type="spellStart"/>
+      <w:r>
+        <w:t>codePostalClient</w:t>
+      </w:r>
+      <w:proofErr w:type="spellEnd"/>
       <w:r>
         <w:t>]]</w:t>
       </w:r>
-    </w:p>
-    <w:p>
-      <w:pPr>
-        <w:ind w:left="7200"/>
-      </w:pPr>
+      <w:r>
+        <w:t xml:space="preserve"> </w:t>
+      </w:r>
       <w:r>
         <w:t>[[</w:t>
       </w:r>
-      <w:r>
-        <w:t>codePostalClient</w:t>
-      </w:r>
+      <w:proofErr w:type="spellStart"/>
+      <w:r>
+        <w:t>villeClient</w:t>
+      </w:r>
+      <w:proofErr w:type="spellEnd"/>
       <w:r>
         <w:t>]]</w:t>
       </w:r>
-      <w:r>
-        <w:t xml:space="preserve"> </w:t>
-      </w:r>
-      <w:r>
-        <w:t>[[</w:t>
-      </w:r>
-      <w:r>
-        <w:t>villeClient</w:t>
-      </w:r>
-      <w:r>
-        <w:t>]]</w:t>
-      </w:r>
-    </w:p>
-    <w:p>
-      <w:pPr>
-        <w:pStyle w:val="Corpsdetexte"/>
-      </w:pPr>
     </w:p>
     <w:p>
       <w:pPr>
@@ -290,43 +291,141 @@
       <w:r>
         <w:t>[[</w:t>
       </w:r>
+      <w:proofErr w:type="spellStart"/>
       <w:r>
         <w:t>lieuCreation</w:t>
       </w:r>
+      <w:proofErr w:type="spellEnd"/>
+      <w:r>
+        <w:t>]]</w:t>
+      </w:r>
+      <w:r>
+        <w:br/>
+      </w:r>
+      <w:r>
+        <w:t xml:space="preserve">Le </w:t>
+      </w:r>
+      <w:r>
+        <w:t>[[</w:t>
+      </w:r>
+      <w:proofErr w:type="spellStart"/>
+      <w:r>
+        <w:t>dateCreation</w:t>
+      </w:r>
+      <w:proofErr w:type="spellEnd"/>
       <w:r>
         <w:t>]]</w:t>
       </w:r>
     </w:p>
     <w:p>
       <w:pPr>
-        <w:ind w:left="6480"/>
-      </w:pPr>
-      <w:r>
-        <w:t xml:space="preserve">Le </w:t>
-      </w:r>
-      <w:r>
-        <w:t>[[</w:t>
-      </w:r>
-      <w:r>
-        <w:t>dateCreation</w:t>
-      </w:r>
-      <w:r>
-        <w:t>]]</w:t>
-      </w:r>
-    </w:p>
-    <w:p>
-      <w:pPr>
-        <w:pStyle w:val="Corpsdetexte"/>
+        <w:rPr>
+          <w:color w:val="46413B"/>
+          <w:sz w:val="20"/>
+          <w:szCs w:val="20"/>
+        </w:rPr>
       </w:pPr>
     </w:p>
     <w:p>
       <w:pPr>
+        <w:ind w:left="528"/>
+      </w:pPr>
+      <w:r>
         <w:rPr>
           <w:color w:val="46413B"/>
           <w:sz w:val="20"/>
           <w:szCs w:val="20"/>
         </w:rPr>
-      </w:pPr>
+        <w:t xml:space="preserve">Réf : </w:t>
+      </w:r>
+      <w:r>
+        <w:rPr>
+          <w:color w:val="46413B"/>
+          <w:sz w:val="20"/>
+          <w:szCs w:val="20"/>
+        </w:rPr>
+        <w:t>[[</w:t>
+      </w:r>
+      <w:proofErr w:type="spellStart"/>
+      <w:r>
+        <w:rPr>
+          <w:color w:val="46413B"/>
+          <w:sz w:val="20"/>
+          <w:szCs w:val="20"/>
+        </w:rPr>
+        <w:t>initialesChefGroupe</w:t>
+      </w:r>
+      <w:proofErr w:type="spellEnd"/>
+      <w:r>
+        <w:rPr>
+          <w:color w:val="46413B"/>
+          <w:sz w:val="20"/>
+          <w:szCs w:val="20"/>
+        </w:rPr>
+        <w:t>]]</w:t>
+      </w:r>
+      <w:r>
+        <w:rPr>
+          <w:color w:val="46413B"/>
+          <w:sz w:val="20"/>
+          <w:szCs w:val="20"/>
+        </w:rPr>
+        <w:t xml:space="preserve"> </w:t>
+      </w:r>
+      <w:r>
+        <w:rPr>
+          <w:color w:val="46413B"/>
+          <w:sz w:val="20"/>
+          <w:szCs w:val="20"/>
+        </w:rPr>
+        <w:t>[[</w:t>
+      </w:r>
+      <w:proofErr w:type="spellStart"/>
+      <w:r>
+        <w:rPr>
+          <w:color w:val="46413B"/>
+          <w:sz w:val="20"/>
+          <w:szCs w:val="20"/>
+        </w:rPr>
+        <w:t>codeClient</w:t>
+      </w:r>
+      <w:proofErr w:type="spellEnd"/>
+      <w:r>
+        <w:rPr>
+          <w:color w:val="46413B"/>
+          <w:sz w:val="20"/>
+          <w:szCs w:val="20"/>
+        </w:rPr>
+        <w:t>]]</w:t>
+      </w:r>
+      <w:r>
+        <w:rPr>
+          <w:color w:val="46413B"/>
+          <w:sz w:val="20"/>
+          <w:szCs w:val="20"/>
+        </w:rPr>
+        <w:br/>
+      </w:r>
+      <w:r>
+        <w:rPr>
+          <w:color w:val="46413B"/>
+        </w:rPr>
+        <w:t>Madame,</w:t>
+      </w:r>
+      <w:r>
+        <w:rPr>
+          <w:color w:val="46413B"/>
+          <w:spacing w:val="-11"/>
+        </w:rPr>
+        <w:t xml:space="preserve"> </w:t>
+      </w:r>
+      <w:r>
+        <w:rPr>
+          <w:color w:val="46413B"/>
+          <w:spacing w:val="-2"/>
+        </w:rPr>
+        <w:t>Monsieur,</w:t>
+      </w:r>
     </w:p>
     <w:p>
       <w:pPr>
@@ -335,126 +434,32 @@
       <w:r>
         <w:rPr>
           <w:color w:val="46413B"/>
+          <w:spacing w:val="-2"/>
           <w:sz w:val="20"/>
           <w:szCs w:val="20"/>
         </w:rPr>
-        <w:t xml:space="preserve">Réf : </w:t>
-      </w:r>
-      <w:r>
-        <w:rPr>
-          <w:color w:val="46413B"/>
+        <w:t xml:space="preserve">Nous vous adressons notre lettre de fin de mission concernant l'exercice clos le </w:t>
+      </w:r>
+      <w:r>
+        <w:rPr>
+          <w:color w:val="46413B"/>
+          <w:spacing w:val="-2"/>
           <w:sz w:val="20"/>
           <w:szCs w:val="20"/>
         </w:rPr>
         <w:t>[[</w:t>
       </w:r>
-      <w:r>
-        <w:rPr>
-          <w:color w:val="46413B"/>
+      <w:proofErr w:type="spellStart"/>
+      <w:r>
+        <w:rPr>
+          <w:color w:val="46413B"/>
+          <w:spacing w:val="-2"/>
           <w:sz w:val="20"/>
           <w:szCs w:val="20"/>
         </w:rPr>
-        <w:t>initialesChefGroupe</w:t>
-      </w:r>
-      <w:r>
-        <w:rPr>
-          <w:color w:val="46413B"/>
-          <w:sz w:val="20"/>
-          <w:szCs w:val="20"/>
-        </w:rPr>
-        <w:t>]]</w:t>
-      </w:r>
-      <w:r>
-        <w:rPr>
-          <w:color w:val="46413B"/>
-          <w:sz w:val="20"/>
-          <w:szCs w:val="20"/>
-        </w:rPr>
-        <w:t xml:space="preserve"> </w:t>
-      </w:r>
-      <w:r>
-        <w:rPr>
-          <w:color w:val="46413B"/>
-          <w:sz w:val="20"/>
-          <w:szCs w:val="20"/>
-        </w:rPr>
-        <w:t>[[</w:t>
-      </w:r>
-      <w:r>
-        <w:rPr>
-          <w:color w:val="46413B"/>
-          <w:sz w:val="20"/>
-          <w:szCs w:val="20"/>
-        </w:rPr>
-        <w:t>codeClient</w:t>
-      </w:r>
-      <w:r>
-        <w:rPr>
-          <w:color w:val="46413B"/>
-          <w:sz w:val="20"/>
-          <w:szCs w:val="20"/>
-        </w:rPr>
-        <w:t>]]</w:t>
-      </w:r>
-    </w:p>
-    <w:p>
-      <w:pPr>
-        <w:pStyle w:val="Corpsdetexte"/>
-        <w:spacing w:before="145"/>
-        <w:ind w:left="528"/>
-      </w:pPr>
-      <w:r>
-        <w:rPr>
-          <w:color w:val="46413B"/>
-        </w:rPr>
-        <w:t>Madame,</w:t>
-      </w:r>
-      <w:r>
-        <w:rPr>
-          <w:color w:val="46413B"/>
-          <w:spacing w:val="-11"/>
-        </w:rPr>
-        <w:t xml:space="preserve"> </w:t>
-      </w:r>
-      <w:r>
-        <w:rPr>
-          <w:color w:val="46413B"/>
-          <w:spacing w:val="-2"/>
-        </w:rPr>
-        <w:t>Monsieur,</w:t>
-      </w:r>
-    </w:p>
-    <w:p>
-      <w:pPr>
-        <w:ind w:firstLine="528"/>
-      </w:pPr>
-      <w:r>
-        <w:rPr>
-          <w:color w:val="46413B"/>
-          <w:spacing w:val="-2"/>
-          <w:sz w:val="20"/>
-          <w:szCs w:val="20"/>
-        </w:rPr>
-        <w:t xml:space="preserve">Nous vous adressons notre lettre de fin de mission concernant l'exercice clos le </w:t>
-      </w:r>
-      <w:r>
-        <w:rPr>
-          <w:color w:val="46413B"/>
-          <w:spacing w:val="-2"/>
-          <w:sz w:val="20"/>
-          <w:szCs w:val="20"/>
-        </w:rPr>
-        <w:t>[[</w:t>
-      </w:r>
-      <w:r>
-        <w:rPr>
-          <w:color w:val="46413B"/>
-          <w:spacing w:val="-2"/>
-          <w:sz w:val="20"/>
-          <w:szCs w:val="20"/>
-        </w:rPr>
         <w:t>dateFinEx</w:t>
       </w:r>
+      <w:proofErr w:type="spellEnd"/>
       <w:r>
         <w:rPr>
           <w:color w:val="46413B"/>
@@ -511,7 +516,6 @@
       <w:tblPr>
         <w:tblStyle w:val="TableNormal"/>
         <w:tblW w:w="0" w:type="auto"/>
-        <w:tblInd w:w="533" w:type="dxa"/>
         <w:tblBorders>
           <w:top w:val="single" w:sz="4" w:space="0" w:color="000000"/>
           <w:left w:val="single" w:sz="4" w:space="0" w:color="000000"/>
@@ -526,8 +530,69 @@
       <w:tblGrid>
         <w:gridCol w:w="2458"/>
         <w:gridCol w:w="1412"/>
-        <w:gridCol w:w="1081"/>
+        <w:gridCol w:w="1412"/>
+        <w:gridCol w:w="1412"/>
+        <w:gridCol w:w="1412"/>
+        <w:gridCol w:w="1412"/>
+        <w:gridCol w:w="1412"/>
       </w:tblGrid>
+      <w:tr>
+        <w:trPr>
+          <w:trHeight w:val="378"/>
+        </w:trPr>
+        <w:tc>
+          <w:tcPr>
+            <w:tcW w:w="7444" w:type="dxa"/>
+            <w:gridSpan w:val="5"/>
+            <w:tcBorders>
+              <w:top w:val="nil"/>
+              <w:left w:val="nil"/>
+            </w:tcBorders>
+          </w:tcPr>
+          <w:p>
+            <w:pPr>
+              <w:pStyle w:val="TableParagraph"/>
+              <w:spacing w:before="0" w:line="240" w:lineRule="auto"/>
+              <w:rPr>
+                <w:rFonts w:ascii="Times New Roman"/>
+                <w:sz w:val="18"/>
+              </w:rPr>
+            </w:pPr>
+          </w:p>
+        </w:tc>
+        <w:tc>
+          <w:tcPr>
+            <w:tcW w:w="2581" w:type="dxa"/>
+            <w:gridSpan w:val="2"/>
+            <w:tcBorders>
+              <w:top w:val="single" w:sz="6" w:space="0" w:color="000000"/>
+              <w:bottom w:val="nil"/>
+              <w:right w:val="single" w:sz="8" w:space="0" w:color="000000"/>
+            </w:tcBorders>
+            <w:shd w:val="clear" w:color="auto" w:fill="447986"/>
+          </w:tcPr>
+          <w:p>
+            <w:pPr>
+              <w:pStyle w:val="TableParagraph"/>
+              <w:spacing w:before="0" w:line="240" w:lineRule="auto"/>
+              <w:ind w:left="825"/>
+              <w:rPr>
+                <w:b/>
+                <w:sz w:val="24"/>
+              </w:rPr>
+            </w:pPr>
+            <w:r>
+              <w:rPr>
+                <w:b/>
+                <w:color w:val="FFFFFF"/>
+                <w:spacing w:val="-2"/>
+                <w:sz w:val="24"/>
+              </w:rPr>
+              <w:t>Variation</w:t>
+            </w:r>
+          </w:p>
+        </w:tc>
+      </w:tr>
       <w:tr>
         <w:trPr>
           <w:trHeight w:val="403"/>
@@ -566,7 +631,7 @@
           <w:p>
             <w:pPr>
               <w:pStyle w:val="TableParagraph"/>
-              <w:spacing w:before="69" w:line="240" w:lineRule="auto"/>
+              <w:spacing w:before="0" w:line="240" w:lineRule="auto"/>
               <w:ind w:left="16"/>
               <w:jc w:val="center"/>
               <w:rPr>
@@ -587,7 +652,7 @@
         </w:tc>
         <w:tc>
           <w:tcPr>
-            <w:tcW w:w="1081" w:type="dxa"/>
+            <w:tcW w:w="1412" w:type="dxa"/>
             <w:tcBorders>
               <w:left w:val="single" w:sz="6" w:space="0" w:color="000000"/>
               <w:bottom w:val="thickThinMediumGap" w:sz="3" w:space="0" w:color="000000"/>
@@ -598,8 +663,146 @@
           <w:p>
             <w:pPr>
               <w:pStyle w:val="TableParagraph"/>
-              <w:spacing w:before="69" w:line="240" w:lineRule="auto"/>
+              <w:spacing w:before="0" w:line="240" w:lineRule="auto"/>
               <w:ind w:left="37" w:right="25"/>
+              <w:jc w:val="center"/>
+              <w:rPr>
+                <w:b/>
+                <w:sz w:val="24"/>
+              </w:rPr>
+            </w:pPr>
+            <w:r>
+              <w:rPr>
+                <w:b/>
+                <w:color w:val="FFFFFF"/>
+                <w:spacing w:val="-10"/>
+                <w:sz w:val="24"/>
+              </w:rPr>
+              <w:t>%</w:t>
+            </w:r>
+          </w:p>
+        </w:tc>
+        <w:tc>
+          <w:tcPr>
+            <w:tcW w:w="1412" w:type="dxa"/>
+            <w:tcBorders>
+              <w:left w:val="single" w:sz="6" w:space="0" w:color="000000"/>
+              <w:bottom w:val="thickThinMediumGap" w:sz="3" w:space="0" w:color="000000"/>
+              <w:right w:val="single" w:sz="6" w:space="0" w:color="000000"/>
+            </w:tcBorders>
+            <w:shd w:val="clear" w:color="auto" w:fill="447986"/>
+          </w:tcPr>
+          <w:p>
+            <w:pPr>
+              <w:pStyle w:val="TableParagraph"/>
+              <w:spacing w:before="0" w:line="240" w:lineRule="auto"/>
+              <w:ind w:left="16" w:right="6"/>
+              <w:jc w:val="center"/>
+              <w:rPr>
+                <w:b/>
+                <w:sz w:val="24"/>
+              </w:rPr>
+            </w:pPr>
+            <w:r>
+              <w:rPr>
+                <w:b/>
+                <w:color w:val="FFFFFF"/>
+                <w:spacing w:val="-2"/>
+                <w:sz w:val="24"/>
+              </w:rPr>
+              <w:t>N-</w:t>
+            </w:r>
+            <w:r>
+              <w:rPr>
+                <w:b/>
+                <w:color w:val="FFFFFF"/>
+                <w:spacing w:val="-10"/>
+                <w:sz w:val="24"/>
+              </w:rPr>
+              <w:t>1</w:t>
+            </w:r>
+          </w:p>
+        </w:tc>
+        <w:tc>
+          <w:tcPr>
+            <w:tcW w:w="1412" w:type="dxa"/>
+            <w:tcBorders>
+              <w:left w:val="single" w:sz="6" w:space="0" w:color="000000"/>
+              <w:bottom w:val="thickThinMediumGap" w:sz="3" w:space="0" w:color="000000"/>
+              <w:right w:val="single" w:sz="6" w:space="0" w:color="000000"/>
+            </w:tcBorders>
+            <w:shd w:val="clear" w:color="auto" w:fill="447986"/>
+          </w:tcPr>
+          <w:p>
+            <w:pPr>
+              <w:pStyle w:val="TableParagraph"/>
+              <w:spacing w:before="0" w:line="240" w:lineRule="auto"/>
+              <w:ind w:left="12" w:right="37"/>
+              <w:jc w:val="center"/>
+              <w:rPr>
+                <w:b/>
+                <w:sz w:val="24"/>
+              </w:rPr>
+            </w:pPr>
+            <w:r>
+              <w:rPr>
+                <w:b/>
+                <w:color w:val="FFFFFF"/>
+                <w:spacing w:val="-10"/>
+                <w:sz w:val="24"/>
+              </w:rPr>
+              <w:t>%</w:t>
+            </w:r>
+          </w:p>
+        </w:tc>
+        <w:tc>
+          <w:tcPr>
+            <w:tcW w:w="1412" w:type="dxa"/>
+            <w:tcBorders>
+              <w:top w:val="nil"/>
+              <w:left w:val="single" w:sz="6" w:space="0" w:color="000000"/>
+              <w:bottom w:val="thickThinMediumGap" w:sz="3" w:space="0" w:color="000000"/>
+              <w:right w:val="single" w:sz="6" w:space="0" w:color="000000"/>
+            </w:tcBorders>
+            <w:shd w:val="clear" w:color="auto" w:fill="447986"/>
+          </w:tcPr>
+          <w:p>
+            <w:pPr>
+              <w:pStyle w:val="TableParagraph"/>
+              <w:spacing w:before="0" w:line="240" w:lineRule="auto"/>
+              <w:ind w:left="416"/>
+              <w:rPr>
+                <w:b/>
+                <w:sz w:val="24"/>
+              </w:rPr>
+            </w:pPr>
+            <w:r>
+              <w:rPr>
+                <w:b/>
+                <w:color w:val="FFFFFF"/>
+                <w:spacing w:val="-2"/>
+                <w:sz w:val="24"/>
+              </w:rPr>
+              <w:t>Valeur</w:t>
+            </w:r>
+          </w:p>
+        </w:tc>
+        <w:tc>
+          <w:tcPr>
+            <w:tcW w:w="1412" w:type="dxa"/>
+            <w:tcBorders>
+              <w:top w:val="nil"/>
+              <w:left w:val="single" w:sz="6" w:space="0" w:color="000000"/>
+              <w:bottom w:val="thickThinMediumGap" w:sz="3" w:space="0" w:color="000000"/>
+              <w:right w:val="single" w:sz="8" w:space="0" w:color="000000"/>
+            </w:tcBorders>
+            <w:shd w:val="clear" w:color="auto" w:fill="447986"/>
+          </w:tcPr>
+          <w:p>
+            <w:pPr>
+              <w:pStyle w:val="TableParagraph"/>
+              <w:spacing w:before="0" w:line="240" w:lineRule="auto"/>
+              <w:ind w:right="3"/>
               <w:jc w:val="center"/>
               <w:rPr>
                 <w:b/>
@@ -631,11 +834,12 @@
               <w:bottom w:val="single" w:sz="6" w:space="0" w:color="000000"/>
               <w:right w:val="single" w:sz="6" w:space="0" w:color="000000"/>
             </w:tcBorders>
+            <w:vAlign w:val="center"/>
           </w:tcPr>
           <w:p>
             <w:pPr>
               <w:pStyle w:val="TableParagraph"/>
-              <w:spacing w:before="68" w:line="237" w:lineRule="exact"/>
+              <w:spacing w:before="0" w:line="237" w:lineRule="exact"/>
               <w:ind w:left="83"/>
               <w:rPr>
                 <w:sz w:val="20"/>
@@ -690,12 +894,13 @@
               <w:bottom w:val="single" w:sz="6" w:space="0" w:color="000000"/>
               <w:right w:val="single" w:sz="6" w:space="0" w:color="000000"/>
             </w:tcBorders>
+            <w:vAlign w:val="center"/>
           </w:tcPr>
           <w:p>
             <w:pPr>
               <w:pStyle w:val="TableParagraph"/>
-              <w:spacing w:before="68" w:line="237" w:lineRule="exact"/>
-              <w:ind w:right="141"/>
+              <w:spacing w:before="0" w:line="237" w:lineRule="exact"/>
+              <w:ind w:right="85"/>
               <w:jc w:val="right"/>
               <w:rPr>
                 <w:sz w:val="20"/>
@@ -706,25 +911,49 @@
                 <w:color w:val="46413B"/>
                 <w:sz w:val="20"/>
               </w:rPr>
-              <w:t>[[CC_caN]]</w:t>
+              <w:t>[[</w:t>
+            </w:r>
+            <w:proofErr w:type="spellStart"/>
+            <w:r>
+              <w:rPr>
+                <w:color w:val="46413B"/>
+                <w:sz w:val="20"/>
+              </w:rPr>
+              <w:t>CC_</w:t>
+            </w:r>
+            <w:r>
+              <w:rPr>
+                <w:color w:val="46413B"/>
+                <w:sz w:val="20"/>
+              </w:rPr>
+              <w:t>caN</w:t>
+            </w:r>
+            <w:proofErr w:type="spellEnd"/>
+            <w:r>
+              <w:rPr>
+                <w:color w:val="46413B"/>
+                <w:sz w:val="20"/>
+              </w:rPr>
+              <w:t>]]</w:t>
             </w:r>
           </w:p>
         </w:tc>
         <w:tc>
           <w:tcPr>
-            <w:tcW w:w="1081" w:type="dxa"/>
+            <w:tcW w:w="1412" w:type="dxa"/>
             <w:tcBorders>
               <w:top w:val="thinThickMediumGap" w:sz="3" w:space="0" w:color="000000"/>
               <w:left w:val="single" w:sz="6" w:space="0" w:color="000000"/>
               <w:bottom w:val="single" w:sz="6" w:space="0" w:color="000000"/>
               <w:right w:val="single" w:sz="6" w:space="0" w:color="000000"/>
             </w:tcBorders>
+            <w:vAlign w:val="center"/>
           </w:tcPr>
           <w:p>
             <w:pPr>
               <w:pStyle w:val="TableParagraph"/>
-              <w:spacing w:before="68" w:line="237" w:lineRule="exact"/>
-              <w:ind w:right="127"/>
+              <w:spacing w:before="0" w:line="237" w:lineRule="exact"/>
+              <w:ind w:right="85"/>
               <w:jc w:val="right"/>
               <w:rPr>
                 <w:sz w:val="20"/>
@@ -736,7 +965,223 @@
                 <w:spacing w:val="-2"/>
                 <w:sz w:val="20"/>
               </w:rPr>
-              <w:t>100.00</w:t>
+              <w:t>100</w:t>
+            </w:r>
+            <w:r>
+              <w:rPr>
+                <w:color w:val="46413B"/>
+                <w:spacing w:val="-2"/>
+                <w:sz w:val="20"/>
+              </w:rPr>
+              <w:t>.00</w:t>
+            </w:r>
+          </w:p>
+        </w:tc>
+        <w:tc>
+          <w:tcPr>
+            <w:tcW w:w="1412" w:type="dxa"/>
+            <w:tcBorders>
+              <w:top w:val="thinThickMediumGap" w:sz="3" w:space="0" w:color="000000"/>
+              <w:left w:val="single" w:sz="6" w:space="0" w:color="000000"/>
+              <w:bottom w:val="single" w:sz="6" w:space="0" w:color="000000"/>
+              <w:right w:val="single" w:sz="6" w:space="0" w:color="000000"/>
+            </w:tcBorders>
+            <w:vAlign w:val="center"/>
+          </w:tcPr>
+          <w:p>
+            <w:pPr>
+              <w:pStyle w:val="TableParagraph"/>
+              <w:spacing w:before="0" w:line="237" w:lineRule="exact"/>
+              <w:ind w:right="85"/>
+              <w:jc w:val="right"/>
+              <w:rPr>
+                <w:sz w:val="20"/>
+              </w:rPr>
+            </w:pPr>
+            <w:r>
+              <w:rPr>
+                <w:color w:val="46413B"/>
+                <w:sz w:val="20"/>
+              </w:rPr>
+              <w:t>[[</w:t>
+            </w:r>
+            <w:r>
+              <w:rPr>
+                <w:color w:val="46413B"/>
+                <w:sz w:val="20"/>
+              </w:rPr>
+              <w:t>CC_</w:t>
+            </w:r>
+            <w:r>
+              <w:rPr>
+                <w:color w:val="46413B"/>
+                <w:sz w:val="20"/>
+              </w:rPr>
+              <w:t>caN1]</w:t>
+            </w:r>
+            <w:r>
+              <w:rPr>
+                <w:color w:val="46413B"/>
+                <w:sz w:val="20"/>
+              </w:rPr>
+              <w:t>]</w:t>
+            </w:r>
+          </w:p>
+        </w:tc>
+        <w:tc>
+          <w:tcPr>
+            <w:tcW w:w="1412" w:type="dxa"/>
+            <w:tcBorders>
+              <w:top w:val="thinThickMediumGap" w:sz="3" w:space="0" w:color="000000"/>
+              <w:left w:val="single" w:sz="6" w:space="0" w:color="000000"/>
+              <w:bottom w:val="single" w:sz="6" w:space="0" w:color="000000"/>
+              <w:right w:val="single" w:sz="6" w:space="0" w:color="000000"/>
+            </w:tcBorders>
+            <w:vAlign w:val="center"/>
+          </w:tcPr>
+          <w:p>
+            <w:pPr>
+              <w:pStyle w:val="TableParagraph"/>
+              <w:spacing w:before="0" w:line="237" w:lineRule="exact"/>
+              <w:ind w:right="85"/>
+              <w:jc w:val="right"/>
+              <w:rPr>
+                <w:sz w:val="20"/>
+              </w:rPr>
+            </w:pPr>
+            <w:r>
+              <w:rPr>
+                <w:color w:val="46413B"/>
+                <w:spacing w:val="-2"/>
+                <w:sz w:val="20"/>
+              </w:rPr>
+              <w:t>100</w:t>
+            </w:r>
+            <w:r>
+              <w:rPr>
+                <w:color w:val="46413B"/>
+                <w:spacing w:val="-2"/>
+                <w:sz w:val="20"/>
+              </w:rPr>
+              <w:t>.00</w:t>
+            </w:r>
+          </w:p>
+        </w:tc>
+        <w:tc>
+          <w:tcPr>
+            <w:tcW w:w="1412" w:type="dxa"/>
+            <w:tcBorders>
+              <w:top w:val="thinThickMediumGap" w:sz="3" w:space="0" w:color="000000"/>
+              <w:left w:val="single" w:sz="6" w:space="0" w:color="000000"/>
+              <w:bottom w:val="single" w:sz="6" w:space="0" w:color="000000"/>
+              <w:right w:val="single" w:sz="6" w:space="0" w:color="000000"/>
+            </w:tcBorders>
+            <w:vAlign w:val="center"/>
+          </w:tcPr>
+          <w:p>
+            <w:pPr>
+              <w:pStyle w:val="TableParagraph"/>
+              <w:spacing w:before="0" w:line="237" w:lineRule="exact"/>
+              <w:ind w:right="85"/>
+              <w:jc w:val="right"/>
+              <w:rPr>
+                <w:sz w:val="20"/>
+              </w:rPr>
+            </w:pPr>
+            <w:r>
+              <w:rPr>
+                <w:color w:val="46413B"/>
+                <w:sz w:val="20"/>
+              </w:rPr>
+              <w:t>[[</w:t>
+            </w:r>
+            <w:proofErr w:type="spellStart"/>
+            <w:r>
+              <w:rPr>
+                <w:color w:val="46413B"/>
+                <w:sz w:val="20"/>
+              </w:rPr>
+              <w:t>CC_</w:t>
+            </w:r>
+            <w:r>
+              <w:rPr>
+                <w:color w:val="46413B"/>
+                <w:sz w:val="20"/>
+              </w:rPr>
+              <w:t>caVar</w:t>
+            </w:r>
+            <w:proofErr w:type="spellEnd"/>
+            <w:r>
+              <w:rPr>
+                <w:color w:val="46413B"/>
+                <w:sz w:val="20"/>
+              </w:rPr>
+              <w:t>]]</w:t>
+            </w:r>
+          </w:p>
+        </w:tc>
+        <w:tc>
+          <w:tcPr>
+            <w:tcW w:w="1412" w:type="dxa"/>
+            <w:tcBorders>
+              <w:top w:val="thinThickMediumGap" w:sz="3" w:space="0" w:color="000000"/>
+              <w:left w:val="single" w:sz="6" w:space="0" w:color="000000"/>
+              <w:bottom w:val="single" w:sz="6" w:space="0" w:color="000000"/>
+              <w:right w:val="single" w:sz="8" w:space="0" w:color="000000"/>
+            </w:tcBorders>
+            <w:vAlign w:val="center"/>
+          </w:tcPr>
+          <w:p>
+            <w:pPr>
+              <w:pStyle w:val="TableParagraph"/>
+              <w:spacing w:before="0" w:line="237" w:lineRule="exact"/>
+              <w:ind w:right="85"/>
+              <w:jc w:val="right"/>
+              <w:rPr>
+                <w:sz w:val="20"/>
+              </w:rPr>
+            </w:pPr>
+            <w:r>
+              <w:rPr>
+                <w:color w:val="46413B"/>
+                <w:spacing w:val="-4"/>
+                <w:sz w:val="20"/>
+              </w:rPr>
+              <w:t>[[</w:t>
+            </w:r>
+            <w:r>
+              <w:rPr>
+                <w:color w:val="46413B"/>
+                <w:spacing w:val="-4"/>
+                <w:sz w:val="20"/>
+              </w:rPr>
+              <w:t>CC_</w:t>
+            </w:r>
+            <w:r>
+              <w:rPr>
+                <w:color w:val="46413B"/>
+                <w:spacing w:val="-4"/>
+                <w:sz w:val="20"/>
+              </w:rPr>
+              <w:t>%</w:t>
+            </w:r>
+            <w:proofErr w:type="spellStart"/>
+            <w:r>
+              <w:rPr>
+                <w:color w:val="46413B"/>
+                <w:spacing w:val="-4"/>
+                <w:sz w:val="20"/>
+              </w:rPr>
+              <w:t>caVar</w:t>
+            </w:r>
+            <w:proofErr w:type="spellEnd"/>
+            <w:r>
+              <w:rPr>
+                <w:color w:val="46413B"/>
+                <w:spacing w:val="-4"/>
+                <w:sz w:val="20"/>
+              </w:rPr>
+              <w:t>]]</w:t>
             </w:r>
           </w:p>
         </w:tc>
@@ -754,11 +1199,12 @@
               <w:bottom w:val="single" w:sz="8" w:space="0" w:color="000000"/>
               <w:right w:val="single" w:sz="6" w:space="0" w:color="000000"/>
             </w:tcBorders>
+            <w:vAlign w:val="center"/>
           </w:tcPr>
           <w:p>
             <w:pPr>
               <w:pStyle w:val="TableParagraph"/>
-              <w:spacing w:before="73" w:line="219" w:lineRule="exact"/>
+              <w:spacing w:before="0" w:line="219" w:lineRule="exact"/>
               <w:ind w:left="83"/>
               <w:rPr>
                 <w:sz w:val="20"/>
@@ -798,12 +1244,13 @@
               <w:bottom w:val="single" w:sz="8" w:space="0" w:color="000000"/>
               <w:right w:val="single" w:sz="6" w:space="0" w:color="000000"/>
             </w:tcBorders>
+            <w:vAlign w:val="center"/>
           </w:tcPr>
           <w:p>
             <w:pPr>
               <w:pStyle w:val="TableParagraph"/>
-              <w:spacing w:before="73" w:line="219" w:lineRule="exact"/>
-              <w:ind w:right="141"/>
+              <w:spacing w:before="0" w:line="219" w:lineRule="exact"/>
+              <w:ind w:right="85"/>
               <w:jc w:val="right"/>
               <w:rPr>
                 <w:sz w:val="20"/>
@@ -815,25 +1262,52 @@
                 <w:spacing w:val="-2"/>
                 <w:sz w:val="20"/>
               </w:rPr>
-              <w:t>[[CC_margeN]]</w:t>
+              <w:t>[[</w:t>
+            </w:r>
+            <w:proofErr w:type="spellStart"/>
+            <w:r>
+              <w:rPr>
+                <w:color w:val="46413B"/>
+                <w:spacing w:val="-2"/>
+                <w:sz w:val="20"/>
+              </w:rPr>
+              <w:t>CC_</w:t>
+            </w:r>
+            <w:r>
+              <w:rPr>
+                <w:color w:val="46413B"/>
+                <w:spacing w:val="-2"/>
+                <w:sz w:val="20"/>
+              </w:rPr>
+              <w:t>margeN</w:t>
+            </w:r>
+            <w:proofErr w:type="spellEnd"/>
+            <w:r>
+              <w:rPr>
+                <w:color w:val="46413B"/>
+                <w:spacing w:val="-2"/>
+                <w:sz w:val="20"/>
+              </w:rPr>
+              <w:t>]]</w:t>
             </w:r>
           </w:p>
         </w:tc>
         <w:tc>
           <w:tcPr>
-            <w:tcW w:w="1081" w:type="dxa"/>
+            <w:tcW w:w="1412" w:type="dxa"/>
             <w:tcBorders>
               <w:top w:val="single" w:sz="6" w:space="0" w:color="000000"/>
               <w:left w:val="single" w:sz="6" w:space="0" w:color="000000"/>
               <w:bottom w:val="single" w:sz="8" w:space="0" w:color="000000"/>
               <w:right w:val="single" w:sz="6" w:space="0" w:color="000000"/>
             </w:tcBorders>
+            <w:vAlign w:val="center"/>
           </w:tcPr>
           <w:p>
             <w:pPr>
               <w:pStyle w:val="TableParagraph"/>
-              <w:spacing w:before="73" w:line="219" w:lineRule="exact"/>
-              <w:ind w:right="185"/>
+              <w:spacing w:before="0" w:line="219" w:lineRule="exact"/>
+              <w:ind w:right="85"/>
               <w:jc w:val="right"/>
               <w:rPr>
                 <w:sz w:val="20"/>
@@ -845,7 +1319,253 @@
                 <w:spacing w:val="-2"/>
                 <w:sz w:val="20"/>
               </w:rPr>
-              <w:t>[[CC_%margeN]]</w:t>
+              <w:t>[[</w:t>
+            </w:r>
+            <w:r>
+              <w:rPr>
+                <w:color w:val="46413B"/>
+                <w:spacing w:val="-2"/>
+                <w:sz w:val="20"/>
+              </w:rPr>
+              <w:t>CC_</w:t>
+            </w:r>
+            <w:r>
+              <w:rPr>
+                <w:color w:val="46413B"/>
+                <w:spacing w:val="-2"/>
+                <w:sz w:val="20"/>
+              </w:rPr>
+              <w:t>%</w:t>
+            </w:r>
+            <w:proofErr w:type="spellStart"/>
+            <w:r>
+              <w:rPr>
+                <w:color w:val="46413B"/>
+                <w:spacing w:val="-2"/>
+                <w:sz w:val="20"/>
+              </w:rPr>
+              <w:t>margeN</w:t>
+            </w:r>
+            <w:proofErr w:type="spellEnd"/>
+            <w:r>
+              <w:rPr>
+                <w:color w:val="46413B"/>
+                <w:spacing w:val="-2"/>
+                <w:sz w:val="20"/>
+              </w:rPr>
+              <w:t>]]</w:t>
+            </w:r>
+          </w:p>
+        </w:tc>
+        <w:tc>
+          <w:tcPr>
+            <w:tcW w:w="1412" w:type="dxa"/>
+            <w:tcBorders>
+              <w:top w:val="single" w:sz="6" w:space="0" w:color="000000"/>
+              <w:left w:val="single" w:sz="6" w:space="0" w:color="000000"/>
+              <w:bottom w:val="single" w:sz="8" w:space="0" w:color="000000"/>
+              <w:right w:val="single" w:sz="6" w:space="0" w:color="000000"/>
+            </w:tcBorders>
+            <w:vAlign w:val="center"/>
+          </w:tcPr>
+          <w:p>
+            <w:pPr>
+              <w:pStyle w:val="TableParagraph"/>
+              <w:spacing w:before="0" w:line="219" w:lineRule="exact"/>
+              <w:ind w:right="85"/>
+              <w:jc w:val="right"/>
+              <w:rPr>
+                <w:sz w:val="20"/>
+              </w:rPr>
+            </w:pPr>
+            <w:r>
+              <w:rPr>
+                <w:color w:val="46413B"/>
+                <w:spacing w:val="-2"/>
+                <w:sz w:val="20"/>
+              </w:rPr>
+              <w:t>[[</w:t>
+            </w:r>
+            <w:r>
+              <w:rPr>
+                <w:color w:val="46413B"/>
+                <w:spacing w:val="-2"/>
+                <w:sz w:val="20"/>
+              </w:rPr>
+              <w:t>CC_</w:t>
+            </w:r>
+            <w:r>
+              <w:rPr>
+                <w:color w:val="46413B"/>
+                <w:spacing w:val="-2"/>
+                <w:sz w:val="20"/>
+              </w:rPr>
+              <w:t>margeN1]]</w:t>
+            </w:r>
+          </w:p>
+        </w:tc>
+        <w:tc>
+          <w:tcPr>
+            <w:tcW w:w="1412" w:type="dxa"/>
+            <w:tcBorders>
+              <w:top w:val="single" w:sz="6" w:space="0" w:color="000000"/>
+              <w:left w:val="single" w:sz="6" w:space="0" w:color="000000"/>
+              <w:bottom w:val="single" w:sz="8" w:space="0" w:color="000000"/>
+              <w:right w:val="single" w:sz="6" w:space="0" w:color="000000"/>
+            </w:tcBorders>
+            <w:vAlign w:val="center"/>
+          </w:tcPr>
+          <w:p>
+            <w:pPr>
+              <w:pStyle w:val="TableParagraph"/>
+              <w:spacing w:before="0" w:line="219" w:lineRule="exact"/>
+              <w:ind w:right="85"/>
+              <w:jc w:val="right"/>
+              <w:rPr>
+                <w:sz w:val="20"/>
+              </w:rPr>
+            </w:pPr>
+            <w:r>
+              <w:rPr>
+                <w:color w:val="46413B"/>
+                <w:spacing w:val="-2"/>
+                <w:sz w:val="20"/>
+              </w:rPr>
+              <w:t>[[</w:t>
+            </w:r>
+            <w:r>
+              <w:rPr>
+                <w:color w:val="46413B"/>
+                <w:spacing w:val="-2"/>
+                <w:sz w:val="20"/>
+              </w:rPr>
+              <w:t>CC_</w:t>
+            </w:r>
+            <w:r>
+              <w:rPr>
+                <w:color w:val="46413B"/>
+                <w:spacing w:val="-2"/>
+                <w:sz w:val="20"/>
+              </w:rPr>
+              <w:t>%margeN1]]</w:t>
+            </w:r>
+          </w:p>
+        </w:tc>
+        <w:tc>
+          <w:tcPr>
+            <w:tcW w:w="1412" w:type="dxa"/>
+            <w:tcBorders>
+              <w:top w:val="single" w:sz="6" w:space="0" w:color="000000"/>
+              <w:left w:val="single" w:sz="6" w:space="0" w:color="000000"/>
+              <w:bottom w:val="single" w:sz="8" w:space="0" w:color="000000"/>
+              <w:right w:val="single" w:sz="6" w:space="0" w:color="000000"/>
+            </w:tcBorders>
+            <w:vAlign w:val="center"/>
+          </w:tcPr>
+          <w:p>
+            <w:pPr>
+              <w:pStyle w:val="TableParagraph"/>
+              <w:spacing w:before="0" w:line="219" w:lineRule="exact"/>
+              <w:ind w:right="85"/>
+              <w:jc w:val="right"/>
+              <w:rPr>
+                <w:sz w:val="20"/>
+              </w:rPr>
+            </w:pPr>
+            <w:r>
+              <w:rPr>
+                <w:color w:val="46413B"/>
+                <w:sz w:val="20"/>
+              </w:rPr>
+              <w:t>[[</w:t>
+            </w:r>
+            <w:proofErr w:type="spellStart"/>
+            <w:r>
+              <w:rPr>
+                <w:color w:val="46413B"/>
+                <w:sz w:val="20"/>
+              </w:rPr>
+              <w:t>CC_</w:t>
+            </w:r>
+            <w:r>
+              <w:rPr>
+                <w:color w:val="46413B"/>
+                <w:sz w:val="20"/>
+              </w:rPr>
+              <w:t>margeVar</w:t>
+            </w:r>
+            <w:proofErr w:type="spellEnd"/>
+            <w:r>
+              <w:rPr>
+                <w:color w:val="46413B"/>
+                <w:sz w:val="20"/>
+              </w:rPr>
+              <w:t>]]</w:t>
+            </w:r>
+          </w:p>
+        </w:tc>
+        <w:tc>
+          <w:tcPr>
+            <w:tcW w:w="1412" w:type="dxa"/>
+            <w:tcBorders>
+              <w:top w:val="single" w:sz="6" w:space="0" w:color="000000"/>
+              <w:left w:val="single" w:sz="6" w:space="0" w:color="000000"/>
+              <w:bottom w:val="single" w:sz="8" w:space="0" w:color="000000"/>
+              <w:right w:val="single" w:sz="8" w:space="0" w:color="000000"/>
+            </w:tcBorders>
+            <w:vAlign w:val="center"/>
+          </w:tcPr>
+          <w:p>
+            <w:pPr>
+              <w:pStyle w:val="TableParagraph"/>
+              <w:spacing w:before="0" w:line="219" w:lineRule="exact"/>
+              <w:ind w:right="85"/>
+              <w:jc w:val="right"/>
+              <w:rPr>
+                <w:sz w:val="20"/>
+              </w:rPr>
+            </w:pPr>
+            <w:r>
+              <w:rPr>
+                <w:color w:val="46413B"/>
+                <w:spacing w:val="-4"/>
+                <w:sz w:val="20"/>
+              </w:rPr>
+              <w:t>[[</w:t>
+            </w:r>
+            <w:r>
+              <w:rPr>
+                <w:color w:val="46413B"/>
+                <w:spacing w:val="-4"/>
+                <w:sz w:val="20"/>
+              </w:rPr>
+              <w:t>CC_</w:t>
+            </w:r>
+            <w:r>
+              <w:rPr>
+                <w:color w:val="46413B"/>
+                <w:spacing w:val="-4"/>
+                <w:sz w:val="20"/>
+              </w:rPr>
+              <w:t>%</w:t>
+            </w:r>
+            <w:proofErr w:type="spellStart"/>
+            <w:r>
+              <w:rPr>
+                <w:color w:val="46413B"/>
+                <w:spacing w:val="-4"/>
+                <w:sz w:val="20"/>
+              </w:rPr>
+              <w:t>margeVar</w:t>
+            </w:r>
+            <w:proofErr w:type="spellEnd"/>
+            <w:r>
+              <w:rPr>
+                <w:color w:val="46413B"/>
+                <w:spacing w:val="-4"/>
+                <w:sz w:val="20"/>
+              </w:rPr>
+              <w:t>]]</w:t>
             </w:r>
           </w:p>
         </w:tc>
@@ -863,11 +1583,12 @@
               <w:bottom w:val="single" w:sz="6" w:space="0" w:color="000000"/>
               <w:right w:val="single" w:sz="6" w:space="0" w:color="000000"/>
             </w:tcBorders>
+            <w:vAlign w:val="center"/>
           </w:tcPr>
           <w:p>
             <w:pPr>
               <w:pStyle w:val="TableParagraph"/>
-              <w:spacing w:before="72" w:line="221" w:lineRule="exact"/>
+              <w:spacing w:before="0" w:line="221" w:lineRule="exact"/>
               <w:ind w:left="83"/>
               <w:rPr>
                 <w:sz w:val="20"/>
@@ -922,12 +1643,13 @@
               <w:bottom w:val="single" w:sz="6" w:space="0" w:color="000000"/>
               <w:right w:val="single" w:sz="6" w:space="0" w:color="000000"/>
             </w:tcBorders>
+            <w:vAlign w:val="center"/>
           </w:tcPr>
           <w:p>
             <w:pPr>
               <w:pStyle w:val="TableParagraph"/>
-              <w:spacing w:before="72" w:line="221" w:lineRule="exact"/>
-              <w:ind w:right="140"/>
+              <w:spacing w:before="0" w:line="221" w:lineRule="exact"/>
+              <w:ind w:right="85"/>
               <w:jc w:val="right"/>
               <w:rPr>
                 <w:sz w:val="20"/>
@@ -938,25 +1660,49 @@
                 <w:color w:val="46413B"/>
                 <w:sz w:val="20"/>
               </w:rPr>
-              <w:t>[[CC_excedN]]</w:t>
+              <w:t>[[</w:t>
+            </w:r>
+            <w:proofErr w:type="spellStart"/>
+            <w:r>
+              <w:rPr>
+                <w:color w:val="46413B"/>
+                <w:sz w:val="20"/>
+              </w:rPr>
+              <w:t>CC_</w:t>
+            </w:r>
+            <w:r>
+              <w:rPr>
+                <w:color w:val="46413B"/>
+                <w:sz w:val="20"/>
+              </w:rPr>
+              <w:t>excedN</w:t>
+            </w:r>
+            <w:proofErr w:type="spellEnd"/>
+            <w:r>
+              <w:rPr>
+                <w:color w:val="46413B"/>
+                <w:sz w:val="20"/>
+              </w:rPr>
+              <w:t>]]</w:t>
             </w:r>
           </w:p>
         </w:tc>
         <w:tc>
           <w:tcPr>
-            <w:tcW w:w="1081" w:type="dxa"/>
+            <w:tcW w:w="1412" w:type="dxa"/>
             <w:tcBorders>
               <w:top w:val="single" w:sz="8" w:space="0" w:color="000000"/>
               <w:left w:val="single" w:sz="6" w:space="0" w:color="000000"/>
               <w:bottom w:val="single" w:sz="6" w:space="0" w:color="000000"/>
               <w:right w:val="single" w:sz="6" w:space="0" w:color="000000"/>
             </w:tcBorders>
+            <w:vAlign w:val="center"/>
           </w:tcPr>
           <w:p>
             <w:pPr>
               <w:pStyle w:val="TableParagraph"/>
-              <w:spacing w:before="72" w:line="221" w:lineRule="exact"/>
-              <w:ind w:right="186"/>
+              <w:spacing w:before="0" w:line="221" w:lineRule="exact"/>
+              <w:ind w:right="85"/>
               <w:jc w:val="right"/>
               <w:rPr>
                 <w:sz w:val="20"/>
@@ -968,7 +1714,250 @@
                 <w:spacing w:val="-4"/>
                 <w:sz w:val="20"/>
               </w:rPr>
-              <w:t>[[CC_%excedN]]</w:t>
+              <w:t>[[</w:t>
+            </w:r>
+            <w:r>
+              <w:rPr>
+                <w:color w:val="46413B"/>
+                <w:spacing w:val="-4"/>
+                <w:sz w:val="20"/>
+              </w:rPr>
+              <w:t>CC_</w:t>
+            </w:r>
+            <w:r>
+              <w:rPr>
+                <w:color w:val="46413B"/>
+                <w:spacing w:val="-4"/>
+                <w:sz w:val="20"/>
+              </w:rPr>
+              <w:t>%</w:t>
+            </w:r>
+            <w:proofErr w:type="spellStart"/>
+            <w:r>
+              <w:rPr>
+                <w:color w:val="46413B"/>
+                <w:spacing w:val="-4"/>
+                <w:sz w:val="20"/>
+              </w:rPr>
+              <w:t>excedN</w:t>
+            </w:r>
+            <w:proofErr w:type="spellEnd"/>
+            <w:r>
+              <w:rPr>
+                <w:color w:val="46413B"/>
+                <w:spacing w:val="-4"/>
+                <w:sz w:val="20"/>
+              </w:rPr>
+              <w:t>]]</w:t>
+            </w:r>
+          </w:p>
+        </w:tc>
+        <w:tc>
+          <w:tcPr>
+            <w:tcW w:w="1412" w:type="dxa"/>
+            <w:tcBorders>
+              <w:top w:val="single" w:sz="8" w:space="0" w:color="000000"/>
+              <w:left w:val="single" w:sz="6" w:space="0" w:color="000000"/>
+              <w:bottom w:val="single" w:sz="6" w:space="0" w:color="000000"/>
+              <w:right w:val="single" w:sz="6" w:space="0" w:color="000000"/>
+            </w:tcBorders>
+            <w:vAlign w:val="center"/>
+          </w:tcPr>
+          <w:p>
+            <w:pPr>
+              <w:pStyle w:val="TableParagraph"/>
+              <w:spacing w:before="0" w:line="221" w:lineRule="exact"/>
+              <w:ind w:right="85"/>
+              <w:jc w:val="right"/>
+              <w:rPr>
+                <w:sz w:val="20"/>
+              </w:rPr>
+            </w:pPr>
+            <w:r>
+              <w:rPr>
+                <w:color w:val="46413B"/>
+                <w:sz w:val="20"/>
+              </w:rPr>
+              <w:t>[[</w:t>
+            </w:r>
+            <w:r>
+              <w:rPr>
+                <w:color w:val="46413B"/>
+                <w:sz w:val="20"/>
+              </w:rPr>
+              <w:t>CC_</w:t>
+            </w:r>
+            <w:r>
+              <w:rPr>
+                <w:color w:val="46413B"/>
+                <w:sz w:val="20"/>
+              </w:rPr>
+              <w:t>excedN1]]</w:t>
+            </w:r>
+          </w:p>
+        </w:tc>
+        <w:tc>
+          <w:tcPr>
+            <w:tcW w:w="1412" w:type="dxa"/>
+            <w:tcBorders>
+              <w:top w:val="single" w:sz="8" w:space="0" w:color="000000"/>
+              <w:left w:val="single" w:sz="6" w:space="0" w:color="000000"/>
+              <w:bottom w:val="single" w:sz="6" w:space="0" w:color="000000"/>
+              <w:right w:val="single" w:sz="6" w:space="0" w:color="000000"/>
+            </w:tcBorders>
+            <w:vAlign w:val="center"/>
+          </w:tcPr>
+          <w:p>
+            <w:pPr>
+              <w:pStyle w:val="TableParagraph"/>
+              <w:spacing w:before="0" w:line="221" w:lineRule="exact"/>
+              <w:ind w:right="85"/>
+              <w:jc w:val="right"/>
+              <w:rPr>
+                <w:sz w:val="20"/>
+              </w:rPr>
+            </w:pPr>
+            <w:r>
+              <w:rPr>
+                <w:color w:val="46413B"/>
+                <w:spacing w:val="-4"/>
+                <w:sz w:val="20"/>
+              </w:rPr>
+              <w:t>[[</w:t>
+            </w:r>
+            <w:r>
+              <w:rPr>
+                <w:color w:val="46413B"/>
+                <w:spacing w:val="-4"/>
+                <w:sz w:val="20"/>
+              </w:rPr>
+              <w:t>CC_</w:t>
+            </w:r>
+            <w:r>
+              <w:rPr>
+                <w:color w:val="46413B"/>
+                <w:spacing w:val="-4"/>
+                <w:sz w:val="20"/>
+              </w:rPr>
+              <w:t>%excedN1]]</w:t>
+            </w:r>
+          </w:p>
+        </w:tc>
+        <w:tc>
+          <w:tcPr>
+            <w:tcW w:w="1412" w:type="dxa"/>
+            <w:tcBorders>
+              <w:top w:val="single" w:sz="8" w:space="0" w:color="000000"/>
+              <w:left w:val="single" w:sz="6" w:space="0" w:color="000000"/>
+              <w:bottom w:val="single" w:sz="6" w:space="0" w:color="000000"/>
+              <w:right w:val="single" w:sz="6" w:space="0" w:color="000000"/>
+            </w:tcBorders>
+            <w:vAlign w:val="center"/>
+          </w:tcPr>
+          <w:p>
+            <w:pPr>
+              <w:pStyle w:val="TableParagraph"/>
+              <w:spacing w:before="0" w:line="221" w:lineRule="exact"/>
+              <w:ind w:right="85"/>
+              <w:jc w:val="right"/>
+              <w:rPr>
+                <w:sz w:val="20"/>
+              </w:rPr>
+            </w:pPr>
+            <w:r>
+              <w:rPr>
+                <w:color w:val="46413B"/>
+                <w:sz w:val="20"/>
+              </w:rPr>
+              <w:t>[[</w:t>
+            </w:r>
+            <w:proofErr w:type="spellStart"/>
+            <w:r>
+              <w:rPr>
+                <w:color w:val="46413B"/>
+                <w:sz w:val="20"/>
+              </w:rPr>
+              <w:t>CC_</w:t>
+            </w:r>
+            <w:r>
+              <w:rPr>
+                <w:color w:val="46413B"/>
+                <w:sz w:val="20"/>
+              </w:rPr>
+              <w:t>excedVar</w:t>
+            </w:r>
+            <w:proofErr w:type="spellEnd"/>
+            <w:r>
+              <w:rPr>
+                <w:color w:val="46413B"/>
+                <w:sz w:val="20"/>
+              </w:rPr>
+              <w:t>]]</w:t>
+            </w:r>
+          </w:p>
+        </w:tc>
+        <w:tc>
+          <w:tcPr>
+            <w:tcW w:w="1412" w:type="dxa"/>
+            <w:tcBorders>
+              <w:top w:val="single" w:sz="8" w:space="0" w:color="000000"/>
+              <w:left w:val="single" w:sz="6" w:space="0" w:color="000000"/>
+              <w:bottom w:val="single" w:sz="6" w:space="0" w:color="000000"/>
+              <w:right w:val="single" w:sz="8" w:space="0" w:color="000000"/>
+            </w:tcBorders>
+            <w:vAlign w:val="center"/>
+          </w:tcPr>
+          <w:p>
+            <w:pPr>
+              <w:pStyle w:val="TableParagraph"/>
+              <w:spacing w:before="0" w:line="221" w:lineRule="exact"/>
+              <w:ind w:right="85"/>
+              <w:jc w:val="right"/>
+              <w:rPr>
+                <w:sz w:val="20"/>
+              </w:rPr>
+            </w:pPr>
+            <w:r>
+              <w:rPr>
+                <w:color w:val="46413B"/>
+                <w:spacing w:val="-5"/>
+                <w:sz w:val="20"/>
+              </w:rPr>
+              <w:t>[[</w:t>
+            </w:r>
+            <w:r>
+              <w:rPr>
+                <w:color w:val="46413B"/>
+                <w:spacing w:val="-5"/>
+                <w:sz w:val="20"/>
+              </w:rPr>
+              <w:t>CC_</w:t>
+            </w:r>
+            <w:r>
+              <w:rPr>
+                <w:color w:val="46413B"/>
+                <w:spacing w:val="-5"/>
+                <w:sz w:val="20"/>
+              </w:rPr>
+              <w:t>%</w:t>
+            </w:r>
+            <w:proofErr w:type="spellStart"/>
+            <w:r>
+              <w:rPr>
+                <w:color w:val="46413B"/>
+                <w:spacing w:val="-5"/>
+                <w:sz w:val="20"/>
+              </w:rPr>
+              <w:t>excedVar</w:t>
+            </w:r>
+            <w:proofErr w:type="spellEnd"/>
+            <w:r>
+              <w:rPr>
+                <w:color w:val="46413B"/>
+                <w:spacing w:val="-5"/>
+                <w:sz w:val="20"/>
+              </w:rPr>
+              <w:t>]]</w:t>
             </w:r>
           </w:p>
         </w:tc>
@@ -986,11 +1975,12 @@
               <w:bottom w:val="single" w:sz="8" w:space="0" w:color="000000"/>
               <w:right w:val="single" w:sz="6" w:space="0" w:color="000000"/>
             </w:tcBorders>
+            <w:vAlign w:val="center"/>
           </w:tcPr>
           <w:p>
             <w:pPr>
               <w:pStyle w:val="TableParagraph"/>
-              <w:spacing w:before="73" w:line="219" w:lineRule="exact"/>
+              <w:spacing w:before="0" w:line="219" w:lineRule="exact"/>
               <w:ind w:left="83"/>
               <w:rPr>
                 <w:sz w:val="20"/>
@@ -1031,12 +2021,13 @@
               <w:bottom w:val="single" w:sz="8" w:space="0" w:color="000000"/>
               <w:right w:val="single" w:sz="6" w:space="0" w:color="000000"/>
             </w:tcBorders>
+            <w:vAlign w:val="center"/>
           </w:tcPr>
           <w:p>
             <w:pPr>
               <w:pStyle w:val="TableParagraph"/>
-              <w:spacing w:before="73" w:line="219" w:lineRule="exact"/>
-              <w:ind w:right="139"/>
+              <w:spacing w:before="0" w:line="219" w:lineRule="exact"/>
+              <w:ind w:right="85"/>
               <w:jc w:val="right"/>
               <w:rPr>
                 <w:sz w:val="20"/>
@@ -1047,25 +2038,49 @@
                 <w:color w:val="46413B"/>
                 <w:sz w:val="20"/>
               </w:rPr>
-              <w:t>[[CC_resCourantN]]</w:t>
+              <w:t>[[</w:t>
+            </w:r>
+            <w:proofErr w:type="spellStart"/>
+            <w:r>
+              <w:rPr>
+                <w:color w:val="46413B"/>
+                <w:sz w:val="20"/>
+              </w:rPr>
+              <w:t>CC_</w:t>
+            </w:r>
+            <w:r>
+              <w:rPr>
+                <w:color w:val="46413B"/>
+                <w:sz w:val="20"/>
+              </w:rPr>
+              <w:t>resCourantN</w:t>
+            </w:r>
+            <w:proofErr w:type="spellEnd"/>
+            <w:r>
+              <w:rPr>
+                <w:color w:val="46413B"/>
+                <w:sz w:val="20"/>
+              </w:rPr>
+              <w:t>]]</w:t>
             </w:r>
           </w:p>
         </w:tc>
         <w:tc>
           <w:tcPr>
-            <w:tcW w:w="1081" w:type="dxa"/>
+            <w:tcW w:w="1412" w:type="dxa"/>
             <w:tcBorders>
               <w:top w:val="single" w:sz="6" w:space="0" w:color="000000"/>
               <w:left w:val="single" w:sz="6" w:space="0" w:color="000000"/>
               <w:bottom w:val="single" w:sz="8" w:space="0" w:color="000000"/>
               <w:right w:val="single" w:sz="6" w:space="0" w:color="000000"/>
             </w:tcBorders>
+            <w:vAlign w:val="center"/>
           </w:tcPr>
           <w:p>
             <w:pPr>
               <w:pStyle w:val="TableParagraph"/>
-              <w:spacing w:before="73" w:line="219" w:lineRule="exact"/>
-              <w:ind w:right="185"/>
+              <w:spacing w:before="0" w:line="219" w:lineRule="exact"/>
+              <w:ind w:right="85"/>
               <w:jc w:val="right"/>
               <w:rPr>
                 <w:sz w:val="20"/>
@@ -1077,7 +2092,258 @@
                 <w:spacing w:val="-4"/>
                 <w:sz w:val="20"/>
               </w:rPr>
-              <w:t>[[CC_%resCourantN]]</w:t>
+              <w:t>[[</w:t>
+            </w:r>
+            <w:r>
+              <w:rPr>
+                <w:color w:val="46413B"/>
+                <w:spacing w:val="-4"/>
+                <w:sz w:val="20"/>
+              </w:rPr>
+              <w:t>CC_</w:t>
+            </w:r>
+            <w:r>
+              <w:rPr>
+                <w:color w:val="46413B"/>
+                <w:spacing w:val="-4"/>
+                <w:sz w:val="20"/>
+              </w:rPr>
+              <w:t>%</w:t>
+            </w:r>
+            <w:proofErr w:type="spellStart"/>
+            <w:r>
+              <w:rPr>
+                <w:color w:val="46413B"/>
+                <w:spacing w:val="-4"/>
+                <w:sz w:val="20"/>
+              </w:rPr>
+              <w:t>resCourant</w:t>
+            </w:r>
+            <w:r>
+              <w:rPr>
+                <w:color w:val="46413B"/>
+                <w:spacing w:val="-4"/>
+                <w:sz w:val="20"/>
+              </w:rPr>
+              <w:t>N</w:t>
+            </w:r>
+            <w:proofErr w:type="spellEnd"/>
+            <w:r>
+              <w:rPr>
+                <w:color w:val="46413B"/>
+                <w:spacing w:val="-4"/>
+                <w:sz w:val="20"/>
+              </w:rPr>
+              <w:t>]]</w:t>
+            </w:r>
+          </w:p>
+        </w:tc>
+        <w:tc>
+          <w:tcPr>
+            <w:tcW w:w="1412" w:type="dxa"/>
+            <w:tcBorders>
+              <w:top w:val="single" w:sz="6" w:space="0" w:color="000000"/>
+              <w:left w:val="single" w:sz="6" w:space="0" w:color="000000"/>
+              <w:bottom w:val="single" w:sz="8" w:space="0" w:color="000000"/>
+              <w:right w:val="single" w:sz="6" w:space="0" w:color="000000"/>
+            </w:tcBorders>
+            <w:vAlign w:val="center"/>
+          </w:tcPr>
+          <w:p>
+            <w:pPr>
+              <w:pStyle w:val="TableParagraph"/>
+              <w:spacing w:before="0" w:line="219" w:lineRule="exact"/>
+              <w:ind w:right="85"/>
+              <w:jc w:val="right"/>
+              <w:rPr>
+                <w:sz w:val="20"/>
+              </w:rPr>
+            </w:pPr>
+            <w:r>
+              <w:rPr>
+                <w:color w:val="46413B"/>
+                <w:sz w:val="20"/>
+              </w:rPr>
+              <w:t>[[</w:t>
+            </w:r>
+            <w:r>
+              <w:rPr>
+                <w:color w:val="46413B"/>
+                <w:sz w:val="20"/>
+              </w:rPr>
+              <w:t>CC_</w:t>
+            </w:r>
+            <w:r>
+              <w:rPr>
+                <w:color w:val="46413B"/>
+                <w:sz w:val="20"/>
+              </w:rPr>
+              <w:t>resCourantN1]]</w:t>
+            </w:r>
+          </w:p>
+        </w:tc>
+        <w:tc>
+          <w:tcPr>
+            <w:tcW w:w="1412" w:type="dxa"/>
+            <w:tcBorders>
+              <w:top w:val="single" w:sz="6" w:space="0" w:color="000000"/>
+              <w:left w:val="single" w:sz="6" w:space="0" w:color="000000"/>
+              <w:bottom w:val="single" w:sz="8" w:space="0" w:color="000000"/>
+              <w:right w:val="single" w:sz="6" w:space="0" w:color="000000"/>
+            </w:tcBorders>
+            <w:vAlign w:val="center"/>
+          </w:tcPr>
+          <w:p>
+            <w:pPr>
+              <w:pStyle w:val="TableParagraph"/>
+              <w:spacing w:before="0" w:line="219" w:lineRule="exact"/>
+              <w:ind w:right="85"/>
+              <w:jc w:val="right"/>
+              <w:rPr>
+                <w:sz w:val="20"/>
+              </w:rPr>
+            </w:pPr>
+            <w:r>
+              <w:rPr>
+                <w:color w:val="46413B"/>
+                <w:spacing w:val="-4"/>
+                <w:sz w:val="20"/>
+              </w:rPr>
+              <w:t>[[</w:t>
+            </w:r>
+            <w:r>
+              <w:rPr>
+                <w:color w:val="46413B"/>
+                <w:spacing w:val="-4"/>
+                <w:sz w:val="20"/>
+              </w:rPr>
+              <w:t>CC_</w:t>
+            </w:r>
+            <w:r>
+              <w:rPr>
+                <w:color w:val="46413B"/>
+                <w:spacing w:val="-4"/>
+                <w:sz w:val="20"/>
+              </w:rPr>
+              <w:t>%resCourantN1]]</w:t>
+            </w:r>
+          </w:p>
+        </w:tc>
+        <w:tc>
+          <w:tcPr>
+            <w:tcW w:w="1412" w:type="dxa"/>
+            <w:tcBorders>
+              <w:top w:val="single" w:sz="6" w:space="0" w:color="000000"/>
+              <w:left w:val="single" w:sz="6" w:space="0" w:color="000000"/>
+              <w:bottom w:val="single" w:sz="8" w:space="0" w:color="000000"/>
+              <w:right w:val="single" w:sz="6" w:space="0" w:color="000000"/>
+            </w:tcBorders>
+            <w:vAlign w:val="center"/>
+          </w:tcPr>
+          <w:p>
+            <w:pPr>
+              <w:pStyle w:val="TableParagraph"/>
+              <w:spacing w:before="0" w:line="219" w:lineRule="exact"/>
+              <w:ind w:right="85"/>
+              <w:jc w:val="right"/>
+              <w:rPr>
+                <w:sz w:val="20"/>
+              </w:rPr>
+            </w:pPr>
+            <w:r>
+              <w:rPr>
+                <w:color w:val="46413B"/>
+                <w:sz w:val="20"/>
+              </w:rPr>
+              <w:t>[[</w:t>
+            </w:r>
+            <w:proofErr w:type="spellStart"/>
+            <w:r>
+              <w:rPr>
+                <w:color w:val="46413B"/>
+                <w:sz w:val="20"/>
+              </w:rPr>
+              <w:t>CC_</w:t>
+            </w:r>
+            <w:r>
+              <w:rPr>
+                <w:color w:val="46413B"/>
+                <w:sz w:val="20"/>
+              </w:rPr>
+              <w:t>resCourantVar</w:t>
+            </w:r>
+            <w:proofErr w:type="spellEnd"/>
+            <w:r>
+              <w:rPr>
+                <w:color w:val="46413B"/>
+                <w:sz w:val="20"/>
+              </w:rPr>
+              <w:t>]]</w:t>
+            </w:r>
+          </w:p>
+        </w:tc>
+        <w:tc>
+          <w:tcPr>
+            <w:tcW w:w="1412" w:type="dxa"/>
+            <w:tcBorders>
+              <w:top w:val="single" w:sz="6" w:space="0" w:color="000000"/>
+              <w:left w:val="single" w:sz="6" w:space="0" w:color="000000"/>
+              <w:bottom w:val="single" w:sz="8" w:space="0" w:color="000000"/>
+              <w:right w:val="single" w:sz="8" w:space="0" w:color="000000"/>
+            </w:tcBorders>
+            <w:vAlign w:val="center"/>
+          </w:tcPr>
+          <w:p>
+            <w:pPr>
+              <w:pStyle w:val="TableParagraph"/>
+              <w:spacing w:before="0" w:line="219" w:lineRule="exact"/>
+              <w:ind w:right="85"/>
+              <w:jc w:val="right"/>
+              <w:rPr>
+                <w:sz w:val="20"/>
+              </w:rPr>
+            </w:pPr>
+            <w:r>
+              <w:rPr>
+                <w:color w:val="46413B"/>
+                <w:spacing w:val="-5"/>
+                <w:sz w:val="20"/>
+              </w:rPr>
+              <w:t>[[</w:t>
+            </w:r>
+            <w:r>
+              <w:rPr>
+                <w:color w:val="46413B"/>
+                <w:spacing w:val="-5"/>
+                <w:sz w:val="20"/>
+              </w:rPr>
+              <w:t>CC_</w:t>
+            </w:r>
+            <w:r>
+              <w:rPr>
+                <w:color w:val="46413B"/>
+                <w:spacing w:val="-5"/>
+                <w:sz w:val="20"/>
+              </w:rPr>
+              <w:t>%</w:t>
+            </w:r>
+            <w:proofErr w:type="spellStart"/>
+            <w:r>
+              <w:rPr>
+                <w:color w:val="46413B"/>
+                <w:spacing w:val="-5"/>
+                <w:sz w:val="20"/>
+              </w:rPr>
+              <w:t>resCourantVar</w:t>
+            </w:r>
+            <w:proofErr w:type="spellEnd"/>
+            <w:r>
+              <w:rPr>
+                <w:color w:val="46413B"/>
+                <w:spacing w:val="-5"/>
+                <w:sz w:val="20"/>
+              </w:rPr>
+              <w:t>]]</w:t>
             </w:r>
           </w:p>
         </w:tc>
@@ -1095,11 +2361,12 @@
               <w:bottom w:val="single" w:sz="6" w:space="0" w:color="000000"/>
               <w:right w:val="single" w:sz="6" w:space="0" w:color="000000"/>
             </w:tcBorders>
+            <w:vAlign w:val="center"/>
           </w:tcPr>
           <w:p>
             <w:pPr>
               <w:pStyle w:val="TableParagraph"/>
-              <w:spacing w:before="55" w:line="237" w:lineRule="exact"/>
+              <w:spacing w:before="0" w:line="237" w:lineRule="exact"/>
               <w:ind w:left="83"/>
               <w:rPr>
                 <w:sz w:val="20"/>
@@ -1140,12 +2407,13 @@
               <w:bottom w:val="single" w:sz="6" w:space="0" w:color="000000"/>
               <w:right w:val="single" w:sz="6" w:space="0" w:color="000000"/>
             </w:tcBorders>
+            <w:vAlign w:val="center"/>
           </w:tcPr>
           <w:p>
             <w:pPr>
               <w:pStyle w:val="TableParagraph"/>
-              <w:spacing w:before="55" w:line="237" w:lineRule="exact"/>
-              <w:ind w:right="138"/>
+              <w:spacing w:before="0" w:line="237" w:lineRule="exact"/>
+              <w:ind w:right="85"/>
               <w:jc w:val="right"/>
               <w:rPr>
                 <w:sz w:val="20"/>
@@ -1156,25 +2424,49 @@
                 <w:color w:val="46413B"/>
                 <w:sz w:val="20"/>
               </w:rPr>
-              <w:t>[[CC_resNetN]]</w:t>
+              <w:t>[[</w:t>
+            </w:r>
+            <w:proofErr w:type="spellStart"/>
+            <w:r>
+              <w:rPr>
+                <w:color w:val="46413B"/>
+                <w:sz w:val="20"/>
+              </w:rPr>
+              <w:t>CC_</w:t>
+            </w:r>
+            <w:r>
+              <w:rPr>
+                <w:color w:val="46413B"/>
+                <w:sz w:val="20"/>
+              </w:rPr>
+              <w:t>resNetN</w:t>
+            </w:r>
+            <w:proofErr w:type="spellEnd"/>
+            <w:r>
+              <w:rPr>
+                <w:color w:val="46413B"/>
+                <w:sz w:val="20"/>
+              </w:rPr>
+              <w:t>]]</w:t>
             </w:r>
           </w:p>
         </w:tc>
         <w:tc>
           <w:tcPr>
-            <w:tcW w:w="1081" w:type="dxa"/>
+            <w:tcW w:w="1412" w:type="dxa"/>
             <w:tcBorders>
               <w:top w:val="single" w:sz="8" w:space="0" w:color="000000"/>
               <w:left w:val="single" w:sz="6" w:space="0" w:color="000000"/>
               <w:bottom w:val="single" w:sz="6" w:space="0" w:color="000000"/>
               <w:right w:val="single" w:sz="6" w:space="0" w:color="000000"/>
             </w:tcBorders>
+            <w:vAlign w:val="center"/>
           </w:tcPr>
           <w:p>
             <w:pPr>
               <w:pStyle w:val="TableParagraph"/>
-              <w:spacing w:before="55" w:line="237" w:lineRule="exact"/>
-              <w:ind w:right="185"/>
+              <w:spacing w:before="0" w:line="237" w:lineRule="exact"/>
+              <w:ind w:right="85"/>
               <w:jc w:val="right"/>
               <w:rPr>
                 <w:sz w:val="20"/>
@@ -1186,17 +2478,268 @@
                 <w:spacing w:val="-4"/>
                 <w:sz w:val="20"/>
               </w:rPr>
-              <w:t>[[CC_%resNetN]]</w:t>
+              <w:t>[[</w:t>
+            </w:r>
+            <w:r>
+              <w:rPr>
+                <w:color w:val="46413B"/>
+                <w:spacing w:val="-4"/>
+                <w:sz w:val="20"/>
+              </w:rPr>
+              <w:t>CC_</w:t>
+            </w:r>
+            <w:r>
+              <w:rPr>
+                <w:color w:val="46413B"/>
+                <w:spacing w:val="-4"/>
+                <w:sz w:val="20"/>
+              </w:rPr>
+              <w:t>%</w:t>
+            </w:r>
+            <w:proofErr w:type="spellStart"/>
+            <w:r>
+              <w:rPr>
+                <w:color w:val="46413B"/>
+                <w:spacing w:val="-4"/>
+                <w:sz w:val="20"/>
+              </w:rPr>
+              <w:t>resNet</w:t>
+            </w:r>
+            <w:r>
+              <w:rPr>
+                <w:color w:val="46413B"/>
+                <w:spacing w:val="-4"/>
+                <w:sz w:val="20"/>
+              </w:rPr>
+              <w:t>N</w:t>
+            </w:r>
+            <w:proofErr w:type="spellEnd"/>
+            <w:r>
+              <w:rPr>
+                <w:color w:val="46413B"/>
+                <w:spacing w:val="-4"/>
+                <w:sz w:val="20"/>
+              </w:rPr>
+              <w:t>]]</w:t>
+            </w:r>
+          </w:p>
+        </w:tc>
+        <w:tc>
+          <w:tcPr>
+            <w:tcW w:w="1412" w:type="dxa"/>
+            <w:tcBorders>
+              <w:top w:val="single" w:sz="8" w:space="0" w:color="000000"/>
+              <w:left w:val="single" w:sz="6" w:space="0" w:color="000000"/>
+              <w:bottom w:val="single" w:sz="6" w:space="0" w:color="000000"/>
+              <w:right w:val="single" w:sz="6" w:space="0" w:color="000000"/>
+            </w:tcBorders>
+            <w:vAlign w:val="center"/>
+          </w:tcPr>
+          <w:p>
+            <w:pPr>
+              <w:pStyle w:val="TableParagraph"/>
+              <w:spacing w:before="0" w:line="237" w:lineRule="exact"/>
+              <w:ind w:right="85"/>
+              <w:jc w:val="right"/>
+              <w:rPr>
+                <w:sz w:val="20"/>
+              </w:rPr>
+            </w:pPr>
+            <w:r>
+              <w:rPr>
+                <w:color w:val="46413B"/>
+                <w:sz w:val="20"/>
+              </w:rPr>
+              <w:t>[[</w:t>
+            </w:r>
+            <w:r>
+              <w:rPr>
+                <w:color w:val="46413B"/>
+                <w:sz w:val="20"/>
+              </w:rPr>
+              <w:t>CC_</w:t>
+            </w:r>
+            <w:r>
+              <w:rPr>
+                <w:color w:val="46413B"/>
+                <w:sz w:val="20"/>
+              </w:rPr>
+              <w:t>resNetN1]]</w:t>
+            </w:r>
+          </w:p>
+        </w:tc>
+        <w:tc>
+          <w:tcPr>
+            <w:tcW w:w="1412" w:type="dxa"/>
+            <w:tcBorders>
+              <w:top w:val="single" w:sz="8" w:space="0" w:color="000000"/>
+              <w:left w:val="single" w:sz="6" w:space="0" w:color="000000"/>
+              <w:bottom w:val="single" w:sz="6" w:space="0" w:color="000000"/>
+              <w:right w:val="single" w:sz="6" w:space="0" w:color="000000"/>
+            </w:tcBorders>
+            <w:vAlign w:val="center"/>
+          </w:tcPr>
+          <w:p>
+            <w:pPr>
+              <w:pStyle w:val="TableParagraph"/>
+              <w:spacing w:before="0" w:line="237" w:lineRule="exact"/>
+              <w:ind w:right="85"/>
+              <w:jc w:val="right"/>
+              <w:rPr>
+                <w:sz w:val="20"/>
+              </w:rPr>
+            </w:pPr>
+            <w:r>
+              <w:rPr>
+                <w:color w:val="46413B"/>
+                <w:spacing w:val="-4"/>
+                <w:sz w:val="20"/>
+              </w:rPr>
+              <w:t>[[</w:t>
+            </w:r>
+            <w:r>
+              <w:rPr>
+                <w:color w:val="46413B"/>
+                <w:spacing w:val="-4"/>
+                <w:sz w:val="20"/>
+              </w:rPr>
+              <w:t>CC_</w:t>
+            </w:r>
+            <w:r>
+              <w:rPr>
+                <w:color w:val="46413B"/>
+                <w:spacing w:val="-4"/>
+                <w:sz w:val="20"/>
+              </w:rPr>
+              <w:t>%resNetN1]]</w:t>
+            </w:r>
+          </w:p>
+        </w:tc>
+        <w:tc>
+          <w:tcPr>
+            <w:tcW w:w="1412" w:type="dxa"/>
+            <w:tcBorders>
+              <w:top w:val="single" w:sz="8" w:space="0" w:color="000000"/>
+              <w:left w:val="single" w:sz="6" w:space="0" w:color="000000"/>
+              <w:bottom w:val="single" w:sz="6" w:space="0" w:color="000000"/>
+              <w:right w:val="single" w:sz="6" w:space="0" w:color="000000"/>
+            </w:tcBorders>
+            <w:vAlign w:val="center"/>
+          </w:tcPr>
+          <w:p>
+            <w:pPr>
+              <w:pStyle w:val="TableParagraph"/>
+              <w:spacing w:before="0" w:line="237" w:lineRule="exact"/>
+              <w:ind w:right="85"/>
+              <w:jc w:val="right"/>
+              <w:rPr>
+                <w:sz w:val="20"/>
+              </w:rPr>
+            </w:pPr>
+            <w:r>
+              <w:rPr>
+                <w:color w:val="46413B"/>
+                <w:sz w:val="20"/>
+              </w:rPr>
+              <w:t>[[</w:t>
+            </w:r>
+            <w:proofErr w:type="spellStart"/>
+            <w:r>
+              <w:rPr>
+                <w:color w:val="46413B"/>
+                <w:sz w:val="20"/>
+              </w:rPr>
+              <w:t>CC_</w:t>
+            </w:r>
+            <w:r>
+              <w:rPr>
+                <w:color w:val="46413B"/>
+                <w:sz w:val="20"/>
+              </w:rPr>
+              <w:t>resNetVar</w:t>
+            </w:r>
+            <w:proofErr w:type="spellEnd"/>
+            <w:r>
+              <w:rPr>
+                <w:color w:val="46413B"/>
+                <w:sz w:val="20"/>
+              </w:rPr>
+              <w:t>]]</w:t>
+            </w:r>
+          </w:p>
+        </w:tc>
+        <w:tc>
+          <w:tcPr>
+            <w:tcW w:w="1412" w:type="dxa"/>
+            <w:tcBorders>
+              <w:top w:val="single" w:sz="8" w:space="0" w:color="000000"/>
+              <w:left w:val="single" w:sz="6" w:space="0" w:color="000000"/>
+              <w:bottom w:val="single" w:sz="6" w:space="0" w:color="000000"/>
+              <w:right w:val="single" w:sz="8" w:space="0" w:color="000000"/>
+            </w:tcBorders>
+            <w:vAlign w:val="center"/>
+          </w:tcPr>
+          <w:p>
+            <w:pPr>
+              <w:pStyle w:val="TableParagraph"/>
+              <w:spacing w:before="0" w:line="237" w:lineRule="exact"/>
+              <w:ind w:right="85"/>
+              <w:jc w:val="right"/>
+              <w:rPr>
+                <w:sz w:val="20"/>
+              </w:rPr>
+            </w:pPr>
+            <w:r>
+              <w:rPr>
+                <w:color w:val="46413B"/>
+                <w:spacing w:val="-5"/>
+                <w:sz w:val="20"/>
+              </w:rPr>
+              <w:t>[[</w:t>
+            </w:r>
+            <w:r>
+              <w:rPr>
+                <w:color w:val="46413B"/>
+                <w:spacing w:val="-5"/>
+                <w:sz w:val="20"/>
+              </w:rPr>
+              <w:t>CC_</w:t>
+            </w:r>
+            <w:r>
+              <w:rPr>
+                <w:color w:val="46413B"/>
+                <w:spacing w:val="-5"/>
+                <w:sz w:val="20"/>
+              </w:rPr>
+              <w:t>%</w:t>
+            </w:r>
+            <w:proofErr w:type="spellStart"/>
+            <w:r>
+              <w:rPr>
+                <w:color w:val="46413B"/>
+                <w:spacing w:val="-5"/>
+                <w:sz w:val="20"/>
+              </w:rPr>
+              <w:t>resNetVar</w:t>
+            </w:r>
+            <w:proofErr w:type="spellEnd"/>
+            <w:r>
+              <w:rPr>
+                <w:color w:val="46413B"/>
+                <w:spacing w:val="-5"/>
+                <w:sz w:val="20"/>
+              </w:rPr>
+              <w:t>]]</w:t>
             </w:r>
           </w:p>
         </w:tc>
       </w:tr>
     </w:tbl>
-    <w:p/>
     <w:p>
       <w:r>
         <w:t>[[</w:t>
       </w:r>
+      <w:proofErr w:type="spellStart"/>
       <w:r>
         <w:t>CC</w:t>
       </w:r>
@@ -1210,13 +2753,18 @@
         <w:t>_</w:t>
       </w:r>
       <w:r>
-        <w:t>commentaire]]</w:t>
+        <w:t>commentaire</w:t>
+      </w:r>
+      <w:proofErr w:type="spellEnd"/>
+      <w:r>
+        <w:t>]]</w:t>
       </w:r>
     </w:p>
     <w:p>
       <w:r>
         <w:t>[[</w:t>
       </w:r>
+      <w:proofErr w:type="spellStart"/>
       <w:r>
         <w:t>CC</w:t>
       </w:r>
@@ -1232,11 +2780,11 @@
       <w:r>
         <w:t>commentaire</w:t>
       </w:r>
+      <w:proofErr w:type="spellEnd"/>
       <w:r>
         <w:t>]]</w:t>
       </w:r>
     </w:p>
-    <w:p/>
     <w:p>
       <w:r>
         <w:t>[[</w:t>
@@ -1244,6 +2792,7 @@
       <w:r>
         <w:t>^</w:t>
       </w:r>
+      <w:proofErr w:type="spellStart"/>
       <w:r>
         <w:t>EC</w:t>
       </w:r>
@@ -1253,6 +2802,7 @@
       <w:r>
         <w:t>masquerSection</w:t>
       </w:r>
+      <w:proofErr w:type="spellEnd"/>
       <w:r>
         <w:t>]]</w:t>
       </w:r>
@@ -1356,7 +2906,6 @@
       <w:tblPr>
         <w:tblStyle w:val="TableNormal"/>
         <w:tblW w:w="0" w:type="auto"/>
-        <w:tblInd w:w="535" w:type="dxa"/>
         <w:tblBorders>
           <w:top w:val="single" w:sz="4" w:space="0" w:color="000000"/>
           <w:left w:val="single" w:sz="4" w:space="0" w:color="000000"/>
@@ -1373,8 +2922,66 @@
         <w:gridCol w:w="1004"/>
         <w:gridCol w:w="17"/>
         <w:gridCol w:w="2309"/>
-        <w:gridCol w:w="1411"/>
+        <w:gridCol w:w="1412"/>
+        <w:gridCol w:w="1412"/>
+        <w:gridCol w:w="1412"/>
+        <w:gridCol w:w="1412"/>
       </w:tblGrid>
+      <w:tr>
+        <w:trPr>
+          <w:trHeight w:val="376"/>
+        </w:trPr>
+        <w:tc>
+          <w:tcPr>
+            <w:tcW w:w="7440" w:type="dxa"/>
+            <w:gridSpan w:val="6"/>
+            <w:tcBorders>
+              <w:top w:val="nil"/>
+              <w:left w:val="nil"/>
+            </w:tcBorders>
+          </w:tcPr>
+          <w:p>
+            <w:pPr>
+              <w:pStyle w:val="TableParagraph"/>
+              <w:spacing w:before="0" w:line="240" w:lineRule="auto"/>
+              <w:rPr>
+                <w:rFonts w:ascii="Times New Roman"/>
+                <w:sz w:val="18"/>
+              </w:rPr>
+            </w:pPr>
+          </w:p>
+        </w:tc>
+        <w:tc>
+          <w:tcPr>
+            <w:tcW w:w="2579" w:type="dxa"/>
+            <w:gridSpan w:val="2"/>
+            <w:tcBorders>
+              <w:top w:val="single" w:sz="6" w:space="0" w:color="000000"/>
+            </w:tcBorders>
+            <w:shd w:val="clear" w:color="auto" w:fill="447986"/>
+          </w:tcPr>
+          <w:p>
+            <w:pPr>
+              <w:pStyle w:val="TableParagraph"/>
+              <w:spacing w:before="0" w:line="240" w:lineRule="auto"/>
+              <w:ind w:left="820"/>
+              <w:rPr>
+                <w:b/>
+                <w:sz w:val="24"/>
+              </w:rPr>
+            </w:pPr>
+            <w:r>
+              <w:rPr>
+                <w:b/>
+                <w:color w:val="FFFFFF"/>
+                <w:spacing w:val="-2"/>
+                <w:sz w:val="24"/>
+              </w:rPr>
+              <w:t>Variation</w:t>
+            </w:r>
+          </w:p>
+        </w:tc>
+      </w:tr>
       <w:tr>
         <w:trPr>
           <w:trHeight w:val="396"/>
@@ -1393,7 +3000,7 @@
           <w:p>
             <w:pPr>
               <w:pStyle w:val="TableParagraph"/>
-              <w:spacing w:before="69" w:line="240" w:lineRule="auto"/>
+              <w:spacing w:before="0" w:line="240" w:lineRule="auto"/>
               <w:ind w:left="15" w:right="7"/>
               <w:jc w:val="center"/>
               <w:rPr>
@@ -1427,7 +3034,7 @@
           <w:p>
             <w:pPr>
               <w:pStyle w:val="TableParagraph"/>
-              <w:spacing w:before="69" w:line="240" w:lineRule="auto"/>
+              <w:spacing w:before="0" w:line="240" w:lineRule="auto"/>
               <w:ind w:left="15" w:right="7"/>
               <w:jc w:val="center"/>
               <w:rPr>
@@ -1450,7 +3057,7 @@
         </w:tc>
         <w:tc>
           <w:tcPr>
-            <w:tcW w:w="1411" w:type="dxa"/>
+            <w:tcW w:w="1412" w:type="dxa"/>
             <w:tcBorders>
               <w:left w:val="single" w:sz="6" w:space="0" w:color="000000"/>
               <w:bottom w:val="thickThinMediumGap" w:sz="3" w:space="0" w:color="000000"/>
@@ -1461,7 +3068,7 @@
           <w:p>
             <w:pPr>
               <w:pStyle w:val="TableParagraph"/>
-              <w:spacing w:before="69" w:line="240" w:lineRule="auto"/>
+              <w:spacing w:before="0" w:line="240" w:lineRule="auto"/>
               <w:ind w:left="32" w:right="19"/>
               <w:jc w:val="center"/>
               <w:rPr>
@@ -1477,6 +3084,110 @@
                 <w:sz w:val="24"/>
               </w:rPr>
               <w:t>N</w:t>
+            </w:r>
+          </w:p>
+        </w:tc>
+        <w:tc>
+          <w:tcPr>
+            <w:tcW w:w="1412" w:type="dxa"/>
+            <w:tcBorders>
+              <w:left w:val="single" w:sz="6" w:space="0" w:color="000000"/>
+              <w:bottom w:val="thickThinMediumGap" w:sz="3" w:space="0" w:color="000000"/>
+              <w:right w:val="single" w:sz="6" w:space="0" w:color="000000"/>
+            </w:tcBorders>
+            <w:shd w:val="clear" w:color="auto" w:fill="447986"/>
+          </w:tcPr>
+          <w:p>
+            <w:pPr>
+              <w:pStyle w:val="TableParagraph"/>
+              <w:spacing w:before="0" w:line="240" w:lineRule="auto"/>
+              <w:ind w:left="13" w:right="32"/>
+              <w:jc w:val="center"/>
+              <w:rPr>
+                <w:b/>
+                <w:sz w:val="24"/>
+              </w:rPr>
+            </w:pPr>
+            <w:r>
+              <w:rPr>
+                <w:b/>
+                <w:color w:val="FFFFFF"/>
+                <w:spacing w:val="-2"/>
+                <w:sz w:val="24"/>
+              </w:rPr>
+              <w:t>N-</w:t>
+            </w:r>
+            <w:r>
+              <w:rPr>
+                <w:b/>
+                <w:color w:val="FFFFFF"/>
+                <w:spacing w:val="-10"/>
+                <w:sz w:val="24"/>
+              </w:rPr>
+              <w:t>1</w:t>
+            </w:r>
+          </w:p>
+        </w:tc>
+        <w:tc>
+          <w:tcPr>
+            <w:tcW w:w="1412" w:type="dxa"/>
+            <w:tcBorders>
+              <w:left w:val="single" w:sz="6" w:space="0" w:color="000000"/>
+              <w:bottom w:val="thickThinMediumGap" w:sz="3" w:space="0" w:color="000000"/>
+              <w:right w:val="single" w:sz="6" w:space="0" w:color="000000"/>
+            </w:tcBorders>
+            <w:shd w:val="clear" w:color="auto" w:fill="447986"/>
+          </w:tcPr>
+          <w:p>
+            <w:pPr>
+              <w:pStyle w:val="TableParagraph"/>
+              <w:spacing w:before="0" w:line="240" w:lineRule="auto"/>
+              <w:ind w:left="418"/>
+              <w:rPr>
+                <w:b/>
+                <w:sz w:val="24"/>
+              </w:rPr>
+            </w:pPr>
+            <w:r>
+              <w:rPr>
+                <w:b/>
+                <w:color w:val="FFFFFF"/>
+                <w:spacing w:val="-2"/>
+                <w:sz w:val="24"/>
+              </w:rPr>
+              <w:t>Valeur</w:t>
+            </w:r>
+          </w:p>
+        </w:tc>
+        <w:tc>
+          <w:tcPr>
+            <w:tcW w:w="1412" w:type="dxa"/>
+            <w:tcBorders>
+              <w:left w:val="single" w:sz="6" w:space="0" w:color="000000"/>
+              <w:bottom w:val="thickThinMediumGap" w:sz="3" w:space="0" w:color="000000"/>
+              <w:right w:val="single" w:sz="6" w:space="0" w:color="000000"/>
+            </w:tcBorders>
+            <w:shd w:val="clear" w:color="auto" w:fill="447986"/>
+          </w:tcPr>
+          <w:p>
+            <w:pPr>
+              <w:pStyle w:val="TableParagraph"/>
+              <w:spacing w:before="0" w:line="240" w:lineRule="auto"/>
+              <w:ind w:left="15" w:right="7"/>
+              <w:jc w:val="center"/>
+              <w:rPr>
+                <w:b/>
+                <w:sz w:val="24"/>
+              </w:rPr>
+            </w:pPr>
+            <w:r>
+              <w:rPr>
+                <w:b/>
+                <w:color w:val="FFFFFF"/>
+                <w:spacing w:val="-10"/>
+                <w:sz w:val="24"/>
+              </w:rPr>
+              <w:t>%</w:t>
             </w:r>
           </w:p>
         </w:tc>
@@ -1494,12 +3205,13 @@
               <w:bottom w:val="single" w:sz="6" w:space="0" w:color="000000"/>
               <w:right w:val="nil"/>
             </w:tcBorders>
+            <w:vAlign w:val="center"/>
           </w:tcPr>
           <w:p>
             <w:pPr>
               <w:pStyle w:val="TableParagraph"/>
-              <w:spacing w:before="47"/>
-              <w:ind w:left="81"/>
+              <w:spacing w:before="0"/>
+              <w:ind w:left="85"/>
               <w:rPr>
                 <w:sz w:val="20"/>
               </w:rPr>
@@ -1518,7 +3230,25 @@
                 <w:spacing w:val="-2"/>
                 <w:sz w:val="20"/>
               </w:rPr>
-              <w:t xml:space="preserve"> [[EC_compte]]</w:t>
+              <w:t xml:space="preserve"> [[</w:t>
+            </w:r>
+            <w:proofErr w:type="spellStart"/>
+            <w:r>
+              <w:rPr>
+                <w:color w:val="46413B"/>
+                <w:spacing w:val="-2"/>
+                <w:sz w:val="20"/>
+              </w:rPr>
+              <w:t>EC_compte</w:t>
+            </w:r>
+            <w:proofErr w:type="spellEnd"/>
+            <w:r>
+              <w:rPr>
+                <w:color w:val="46413B"/>
+                <w:spacing w:val="-2"/>
+                <w:sz w:val="20"/>
+              </w:rPr>
+              <w:t>]]</w:t>
             </w:r>
           </w:p>
         </w:tc>
@@ -1531,11 +3261,13 @@
               <w:bottom w:val="single" w:sz="6" w:space="0" w:color="000000"/>
               <w:right w:val="single" w:sz="6" w:space="0" w:color="000000"/>
             </w:tcBorders>
+            <w:vAlign w:val="center"/>
           </w:tcPr>
           <w:p>
             <w:pPr>
               <w:pStyle w:val="TableParagraph"/>
-              <w:spacing w:before="47"/>
+              <w:spacing w:before="0"/>
+              <w:ind w:left="85"/>
               <w:rPr>
                 <w:sz w:val="20"/>
               </w:rPr>
@@ -1552,12 +3284,13 @@
               <w:bottom w:val="single" w:sz="6" w:space="0" w:color="000000"/>
               <w:right w:val="single" w:sz="6" w:space="0" w:color="000000"/>
             </w:tcBorders>
+            <w:vAlign w:val="center"/>
           </w:tcPr>
           <w:p>
             <w:pPr>
               <w:pStyle w:val="TableParagraph"/>
-              <w:spacing w:before="47"/>
-              <w:ind w:left="406"/>
+              <w:spacing w:before="0"/>
+              <w:ind w:left="85"/>
               <w:rPr>
                 <w:sz w:val="20"/>
               </w:rPr>
@@ -1568,25 +3301,44 @@
                 <w:spacing w:val="-2"/>
                 <w:sz w:val="20"/>
               </w:rPr>
-              <w:t>[[EC_lib]]</w:t>
+              <w:t>[[</w:t>
+            </w:r>
+            <w:proofErr w:type="spellStart"/>
+            <w:r>
+              <w:rPr>
+                <w:color w:val="46413B"/>
+                <w:spacing w:val="-2"/>
+                <w:sz w:val="20"/>
+              </w:rPr>
+              <w:t>EC_lib</w:t>
+            </w:r>
+            <w:proofErr w:type="spellEnd"/>
+            <w:r>
+              <w:rPr>
+                <w:color w:val="46413B"/>
+                <w:spacing w:val="-2"/>
+                <w:sz w:val="20"/>
+              </w:rPr>
+              <w:t>]]</w:t>
             </w:r>
           </w:p>
         </w:tc>
         <w:tc>
           <w:tcPr>
-            <w:tcW w:w="1411" w:type="dxa"/>
+            <w:tcW w:w="1412" w:type="dxa"/>
             <w:tcBorders>
               <w:top w:val="thinThickMediumGap" w:sz="3" w:space="0" w:color="000000"/>
               <w:left w:val="single" w:sz="6" w:space="0" w:color="000000"/>
               <w:bottom w:val="single" w:sz="6" w:space="0" w:color="000000"/>
               <w:right w:val="single" w:sz="6" w:space="0" w:color="000000"/>
             </w:tcBorders>
+            <w:vAlign w:val="center"/>
           </w:tcPr>
           <w:p>
             <w:pPr>
               <w:pStyle w:val="TableParagraph"/>
-              <w:spacing w:before="47"/>
-              <w:ind w:right="140"/>
+              <w:spacing w:before="0"/>
+              <w:ind w:right="85"/>
               <w:jc w:val="right"/>
               <w:rPr>
                 <w:sz w:val="20"/>
@@ -1597,8 +3349,176 @@
                 <w:color w:val="46413B"/>
                 <w:sz w:val="20"/>
               </w:rPr>
-              <w:t>[[EC_valN]] [[/EC_tab]]</w:t>
-            </w:r>
+              <w:t>[[</w:t>
+            </w:r>
+            <w:proofErr w:type="spellStart"/>
+            <w:r>
+              <w:rPr>
+                <w:color w:val="46413B"/>
+                <w:sz w:val="20"/>
+              </w:rPr>
+              <w:t>EC_valN</w:t>
+            </w:r>
+            <w:proofErr w:type="spellEnd"/>
+            <w:r>
+              <w:rPr>
+                <w:color w:val="46413B"/>
+                <w:sz w:val="20"/>
+              </w:rPr>
+              <w:t>]]</w:t>
+            </w:r>
+          </w:p>
+        </w:tc>
+        <w:tc>
+          <w:tcPr>
+            <w:tcW w:w="1412" w:type="dxa"/>
+            <w:tcBorders>
+              <w:top w:val="thinThickMediumGap" w:sz="3" w:space="0" w:color="000000"/>
+              <w:left w:val="single" w:sz="6" w:space="0" w:color="000000"/>
+              <w:bottom w:val="single" w:sz="6" w:space="0" w:color="000000"/>
+              <w:right w:val="single" w:sz="6" w:space="0" w:color="000000"/>
+            </w:tcBorders>
+            <w:vAlign w:val="center"/>
+          </w:tcPr>
+          <w:p>
+            <w:pPr>
+              <w:pStyle w:val="TableParagraph"/>
+              <w:spacing w:before="0"/>
+              <w:ind w:right="85"/>
+              <w:jc w:val="right"/>
+              <w:rPr>
+                <w:sz w:val="20"/>
+              </w:rPr>
+            </w:pPr>
+            <w:r>
+              <w:rPr>
+                <w:color w:val="46413B"/>
+                <w:sz w:val="20"/>
+              </w:rPr>
+              <w:t>[[EC_valN1]]</w:t>
+            </w:r>
+          </w:p>
+        </w:tc>
+        <w:tc>
+          <w:tcPr>
+            <w:tcW w:w="1412" w:type="dxa"/>
+            <w:tcBorders>
+              <w:top w:val="thinThickMediumGap" w:sz="3" w:space="0" w:color="000000"/>
+              <w:left w:val="single" w:sz="6" w:space="0" w:color="000000"/>
+              <w:bottom w:val="single" w:sz="6" w:space="0" w:color="000000"/>
+              <w:right w:val="single" w:sz="6" w:space="0" w:color="000000"/>
+            </w:tcBorders>
+            <w:vAlign w:val="center"/>
+          </w:tcPr>
+          <w:p>
+            <w:pPr>
+              <w:pStyle w:val="TableParagraph"/>
+              <w:spacing w:before="0"/>
+              <w:ind w:right="85"/>
+              <w:jc w:val="right"/>
+              <w:rPr>
+                <w:sz w:val="20"/>
+              </w:rPr>
+            </w:pPr>
+            <w:r>
+              <w:rPr>
+                <w:color w:val="46413B"/>
+                <w:sz w:val="20"/>
+              </w:rPr>
+              <w:t>[[</w:t>
+            </w:r>
+            <w:proofErr w:type="spellStart"/>
+            <w:r>
+              <w:rPr>
+                <w:color w:val="46413B"/>
+                <w:sz w:val="20"/>
+              </w:rPr>
+              <w:t>EC_valVar</w:t>
+            </w:r>
+            <w:proofErr w:type="spellEnd"/>
+            <w:r>
+              <w:rPr>
+                <w:color w:val="46413B"/>
+                <w:sz w:val="20"/>
+              </w:rPr>
+              <w:t>]]</w:t>
+            </w:r>
+          </w:p>
+        </w:tc>
+        <w:tc>
+          <w:tcPr>
+            <w:tcW w:w="1412" w:type="dxa"/>
+            <w:tcBorders>
+              <w:top w:val="thinThickMediumGap" w:sz="3" w:space="0" w:color="000000"/>
+              <w:left w:val="single" w:sz="6" w:space="0" w:color="000000"/>
+              <w:bottom w:val="single" w:sz="6" w:space="0" w:color="000000"/>
+              <w:right w:val="dashed" w:sz="6" w:space="0" w:color="000000"/>
+            </w:tcBorders>
+            <w:vAlign w:val="center"/>
+          </w:tcPr>
+          <w:p>
+            <w:pPr>
+              <w:ind w:right="85"/>
+              <w:jc w:val="right"/>
+            </w:pPr>
+            <w:r>
+              <w:rPr>
+                <w:color w:val="46413B"/>
+                <w:sz w:val="20"/>
+              </w:rPr>
+              <w:t>[[</w:t>
+            </w:r>
+            <w:proofErr w:type="spellStart"/>
+            <w:r>
+              <w:rPr>
+                <w:color w:val="46413B"/>
+                <w:sz w:val="20"/>
+              </w:rPr>
+              <w:t>EC_%Var</w:t>
+            </w:r>
+            <w:proofErr w:type="spellEnd"/>
+            <w:r>
+              <w:rPr>
+                <w:color w:val="46413B"/>
+                <w:sz w:val="20"/>
+              </w:rPr>
+              <w:t>]]</w:t>
+            </w:r>
+            <w:r>
+              <w:rPr>
+                <w:color w:val="46413B"/>
+                <w:sz w:val="20"/>
+              </w:rPr>
+              <w:t xml:space="preserve"> [[/</w:t>
+            </w:r>
+            <w:proofErr w:type="spellStart"/>
+            <w:r>
+              <w:rPr>
+                <w:color w:val="46413B"/>
+                <w:sz w:val="20"/>
+              </w:rPr>
+              <w:t>EC_tab</w:t>
+            </w:r>
+            <w:proofErr w:type="spellEnd"/>
+            <w:r>
+              <w:rPr>
+                <w:color w:val="46413B"/>
+                <w:sz w:val="20"/>
+              </w:rPr>
+              <w:t>]]</w:t>
+            </w:r>
+          </w:p>
+          <w:p>
+            <w:pPr>
+              <w:pStyle w:val="TableParagraph"/>
+              <w:spacing w:before="0" w:line="240" w:lineRule="auto"/>
+              <w:ind w:right="85"/>
+              <w:jc w:val="right"/>
+              <w:rPr>
+                <w:rFonts w:ascii="Times New Roman"/>
+                <w:sz w:val="18"/>
+              </w:rPr>
+            </w:pPr>
           </w:p>
         </w:tc>
       </w:tr>
@@ -1607,6 +3527,7 @@
       <w:r>
         <w:t>[[</w:t>
       </w:r>
+      <w:proofErr w:type="spellStart"/>
       <w:r>
         <w:t>EC</w:t>
       </w:r>
@@ -1616,11 +3537,11 @@
       <w:r>
         <w:t>commentaire</w:t>
       </w:r>
+      <w:proofErr w:type="spellEnd"/>
       <w:r>
         <w:t>]]</w:t>
       </w:r>
     </w:p>
-    <w:p/>
     <w:p>
       <w:r>
         <w:t>[[</w:t>
@@ -1628,6 +3549,7 @@
       <w:r>
         <w:t>/</w:t>
       </w:r>
+      <w:proofErr w:type="spellStart"/>
       <w:r>
         <w:t>EC</w:t>
       </w:r>
@@ -1637,6 +3559,7 @@
       <w:r>
         <w:t>masquerSection</w:t>
       </w:r>
+      <w:proofErr w:type="spellEnd"/>
       <w:r>
         <w:t>]]</w:t>
       </w:r>
@@ -1699,8 +3622,66 @@
       </w:tblPr>
       <w:tblGrid>
         <w:gridCol w:w="2743"/>
-        <w:gridCol w:w="1485"/>
+        <w:gridCol w:w="1486"/>
+        <w:gridCol w:w="1513"/>
+        <w:gridCol w:w="1486"/>
+        <w:gridCol w:w="1486"/>
       </w:tblGrid>
+      <w:tr>
+        <w:trPr>
+          <w:trHeight w:val="376"/>
+        </w:trPr>
+        <w:tc>
+          <w:tcPr>
+            <w:tcW w:w="5742" w:type="dxa"/>
+            <w:gridSpan w:val="3"/>
+            <w:tcBorders>
+              <w:top w:val="nil"/>
+              <w:left w:val="nil"/>
+            </w:tcBorders>
+          </w:tcPr>
+          <w:p>
+            <w:pPr>
+              <w:pStyle w:val="TableParagraph"/>
+              <w:spacing w:before="0" w:line="240" w:lineRule="auto"/>
+              <w:rPr>
+                <w:rFonts w:ascii="Times New Roman"/>
+                <w:sz w:val="18"/>
+              </w:rPr>
+            </w:pPr>
+          </w:p>
+        </w:tc>
+        <w:tc>
+          <w:tcPr>
+            <w:tcW w:w="2972" w:type="dxa"/>
+            <w:gridSpan w:val="2"/>
+            <w:tcBorders>
+              <w:top w:val="single" w:sz="6" w:space="0" w:color="000000"/>
+            </w:tcBorders>
+            <w:shd w:val="clear" w:color="auto" w:fill="447987"/>
+          </w:tcPr>
+          <w:p>
+            <w:pPr>
+              <w:pStyle w:val="TableParagraph"/>
+              <w:spacing w:before="0" w:line="290" w:lineRule="exact"/>
+              <w:ind w:left="954"/>
+              <w:rPr>
+                <w:b/>
+                <w:sz w:val="24"/>
+              </w:rPr>
+            </w:pPr>
+            <w:r>
+              <w:rPr>
+                <w:b/>
+                <w:color w:val="FFFFFF"/>
+                <w:spacing w:val="-2"/>
+                <w:sz w:val="24"/>
+              </w:rPr>
+              <w:t>Variation</w:t>
+            </w:r>
+          </w:p>
+        </w:tc>
+      </w:tr>
       <w:tr>
         <w:trPr>
           <w:trHeight w:val="405"/>
@@ -1728,18 +3709,19 @@
         </w:tc>
         <w:tc>
           <w:tcPr>
-            <w:tcW w:w="1485" w:type="dxa"/>
+            <w:tcW w:w="1486" w:type="dxa"/>
             <w:tcBorders>
               <w:left w:val="single" w:sz="6" w:space="0" w:color="000000"/>
               <w:bottom w:val="thickThinMediumGap" w:sz="3" w:space="0" w:color="000000"/>
               <w:right w:val="single" w:sz="6" w:space="0" w:color="000000"/>
             </w:tcBorders>
             <w:shd w:val="clear" w:color="auto" w:fill="447987"/>
+            <w:vAlign w:val="center"/>
           </w:tcPr>
           <w:p>
             <w:pPr>
               <w:pStyle w:val="TableParagraph"/>
-              <w:spacing w:before="69" w:line="240" w:lineRule="auto"/>
+              <w:spacing w:before="0" w:line="240" w:lineRule="auto"/>
               <w:ind w:left="8"/>
               <w:jc w:val="center"/>
               <w:rPr>
@@ -1755,6 +3737,113 @@
                 <w:sz w:val="24"/>
               </w:rPr>
               <w:t>N</w:t>
+            </w:r>
+          </w:p>
+        </w:tc>
+        <w:tc>
+          <w:tcPr>
+            <w:tcW w:w="1513" w:type="dxa"/>
+            <w:tcBorders>
+              <w:left w:val="single" w:sz="6" w:space="0" w:color="000000"/>
+              <w:bottom w:val="thickThinMediumGap" w:sz="3" w:space="0" w:color="000000"/>
+              <w:right w:val="single" w:sz="6" w:space="0" w:color="000000"/>
+            </w:tcBorders>
+            <w:shd w:val="clear" w:color="auto" w:fill="447987"/>
+            <w:vAlign w:val="center"/>
+          </w:tcPr>
+          <w:p>
+            <w:pPr>
+              <w:pStyle w:val="TableParagraph"/>
+              <w:spacing w:before="0" w:line="240" w:lineRule="auto"/>
+              <w:ind w:left="8"/>
+              <w:jc w:val="center"/>
+              <w:rPr>
+                <w:b/>
+                <w:sz w:val="24"/>
+              </w:rPr>
+            </w:pPr>
+            <w:r>
+              <w:rPr>
+                <w:b/>
+                <w:color w:val="FFFFFF"/>
+                <w:sz w:val="24"/>
+              </w:rPr>
+              <w:t>N-</w:t>
+            </w:r>
+            <w:r>
+              <w:rPr>
+                <w:b/>
+                <w:color w:val="FFFFFF"/>
+                <w:spacing w:val="-10"/>
+                <w:sz w:val="24"/>
+              </w:rPr>
+              <w:t>1</w:t>
+            </w:r>
+          </w:p>
+        </w:tc>
+        <w:tc>
+          <w:tcPr>
+            <w:tcW w:w="1486" w:type="dxa"/>
+            <w:tcBorders>
+              <w:left w:val="single" w:sz="6" w:space="0" w:color="000000"/>
+              <w:bottom w:val="thickThinMediumGap" w:sz="3" w:space="0" w:color="000000"/>
+              <w:right w:val="single" w:sz="6" w:space="0" w:color="000000"/>
+            </w:tcBorders>
+            <w:shd w:val="clear" w:color="auto" w:fill="447987"/>
+            <w:vAlign w:val="center"/>
+          </w:tcPr>
+          <w:p>
+            <w:pPr>
+              <w:pStyle w:val="TableParagraph"/>
+              <w:spacing w:before="0" w:line="240" w:lineRule="auto"/>
+              <w:ind w:left="424"/>
+              <w:jc w:val="center"/>
+              <w:rPr>
+                <w:b/>
+                <w:sz w:val="24"/>
+              </w:rPr>
+            </w:pPr>
+            <w:r>
+              <w:rPr>
+                <w:b/>
+                <w:color w:val="FFFFFF"/>
+                <w:spacing w:val="-2"/>
+                <w:sz w:val="24"/>
+              </w:rPr>
+              <w:t>Valeur</w:t>
+            </w:r>
+          </w:p>
+        </w:tc>
+        <w:tc>
+          <w:tcPr>
+            <w:tcW w:w="1486" w:type="dxa"/>
+            <w:tcBorders>
+              <w:left w:val="single" w:sz="6" w:space="0" w:color="000000"/>
+              <w:bottom w:val="thickThinMediumGap" w:sz="3" w:space="0" w:color="000000"/>
+              <w:right w:val="single" w:sz="6" w:space="0" w:color="000000"/>
+            </w:tcBorders>
+            <w:shd w:val="clear" w:color="auto" w:fill="447987"/>
+            <w:vAlign w:val="center"/>
+          </w:tcPr>
+          <w:p>
+            <w:pPr>
+              <w:pStyle w:val="TableParagraph"/>
+              <w:spacing w:before="0" w:line="240" w:lineRule="auto"/>
+              <w:ind w:left="15"/>
+              <w:jc w:val="center"/>
+              <w:rPr>
+                <w:b/>
+                <w:sz w:val="24"/>
+              </w:rPr>
+            </w:pPr>
+            <w:r>
+              <w:rPr>
+                <w:b/>
+                <w:color w:val="FFFFFF"/>
+                <w:spacing w:val="-10"/>
+                <w:sz w:val="24"/>
+              </w:rPr>
+              <w:t>%</w:t>
             </w:r>
           </w:p>
         </w:tc>
@@ -1772,11 +3861,12 @@
               <w:bottom w:val="single" w:sz="8" w:space="0" w:color="000000"/>
               <w:right w:val="single" w:sz="6" w:space="0" w:color="000000"/>
             </w:tcBorders>
+            <w:vAlign w:val="center"/>
           </w:tcPr>
           <w:p>
             <w:pPr>
               <w:pStyle w:val="TableParagraph"/>
-              <w:spacing w:before="84" w:line="214" w:lineRule="exact"/>
+              <w:spacing w:before="0" w:line="214" w:lineRule="exact"/>
               <w:ind w:left="84"/>
               <w:rPr>
                 <w:sz w:val="20"/>
@@ -1809,19 +3899,20 @@
         </w:tc>
         <w:tc>
           <w:tcPr>
-            <w:tcW w:w="1485" w:type="dxa"/>
+            <w:tcW w:w="1486" w:type="dxa"/>
             <w:tcBorders>
               <w:top w:val="thinThickMediumGap" w:sz="3" w:space="0" w:color="000000"/>
               <w:left w:val="single" w:sz="6" w:space="0" w:color="000000"/>
               <w:bottom w:val="single" w:sz="8" w:space="0" w:color="000000"/>
               <w:right w:val="single" w:sz="6" w:space="0" w:color="000000"/>
             </w:tcBorders>
+            <w:vAlign w:val="center"/>
           </w:tcPr>
           <w:p>
             <w:pPr>
               <w:pStyle w:val="TableParagraph"/>
-              <w:spacing w:before="69" w:line="229" w:lineRule="exact"/>
-              <w:ind w:right="182"/>
+              <w:spacing w:before="0" w:line="229" w:lineRule="exact"/>
+              <w:ind w:right="85"/>
               <w:jc w:val="right"/>
               <w:rPr>
                 <w:sz w:val="20"/>
@@ -1833,6 +3924,113 @@
                 <w:sz w:val="20"/>
               </w:rPr>
               <w:t>[[CP_N]]</w:t>
+            </w:r>
+          </w:p>
+        </w:tc>
+        <w:tc>
+          <w:tcPr>
+            <w:tcW w:w="1513" w:type="dxa"/>
+            <w:tcBorders>
+              <w:top w:val="thinThickMediumGap" w:sz="3" w:space="0" w:color="000000"/>
+              <w:left w:val="single" w:sz="6" w:space="0" w:color="000000"/>
+              <w:bottom w:val="single" w:sz="8" w:space="0" w:color="000000"/>
+              <w:right w:val="single" w:sz="6" w:space="0" w:color="000000"/>
+            </w:tcBorders>
+            <w:vAlign w:val="center"/>
+          </w:tcPr>
+          <w:p>
+            <w:pPr>
+              <w:pStyle w:val="TableParagraph"/>
+              <w:spacing w:before="0" w:line="229" w:lineRule="exact"/>
+              <w:ind w:right="85"/>
+              <w:jc w:val="right"/>
+              <w:rPr>
+                <w:sz w:val="20"/>
+              </w:rPr>
+            </w:pPr>
+            <w:r>
+              <w:rPr>
+                <w:color w:val="46413B"/>
+                <w:sz w:val="20"/>
+              </w:rPr>
+              <w:t>[[CP_N1]]</w:t>
+            </w:r>
+          </w:p>
+        </w:tc>
+        <w:tc>
+          <w:tcPr>
+            <w:tcW w:w="1486" w:type="dxa"/>
+            <w:tcBorders>
+              <w:top w:val="thinThickMediumGap" w:sz="3" w:space="0" w:color="000000"/>
+              <w:left w:val="single" w:sz="6" w:space="0" w:color="000000"/>
+              <w:bottom w:val="single" w:sz="12" w:space="0" w:color="000000"/>
+              <w:right w:val="single" w:sz="6" w:space="0" w:color="000000"/>
+            </w:tcBorders>
+            <w:vAlign w:val="center"/>
+          </w:tcPr>
+          <w:p>
+            <w:pPr>
+              <w:pStyle w:val="TableParagraph"/>
+              <w:spacing w:before="0" w:line="229" w:lineRule="exact"/>
+              <w:ind w:right="85"/>
+              <w:jc w:val="right"/>
+              <w:rPr>
+                <w:sz w:val="20"/>
+              </w:rPr>
+            </w:pPr>
+            <w:r>
+              <w:rPr>
+                <w:color w:val="46413B"/>
+                <w:sz w:val="20"/>
+              </w:rPr>
+              <w:t>[[</w:t>
+            </w:r>
+            <w:proofErr w:type="spellStart"/>
+            <w:r>
+              <w:rPr>
+                <w:color w:val="46413B"/>
+                <w:sz w:val="20"/>
+              </w:rPr>
+              <w:t>CP_Val</w:t>
+            </w:r>
+            <w:proofErr w:type="spellEnd"/>
+            <w:r>
+              <w:rPr>
+                <w:color w:val="46413B"/>
+                <w:sz w:val="20"/>
+              </w:rPr>
+              <w:t>]]</w:t>
+            </w:r>
+          </w:p>
+        </w:tc>
+        <w:tc>
+          <w:tcPr>
+            <w:tcW w:w="1486" w:type="dxa"/>
+            <w:tcBorders>
+              <w:top w:val="thinThickMediumGap" w:sz="3" w:space="0" w:color="000000"/>
+              <w:left w:val="single" w:sz="6" w:space="0" w:color="000000"/>
+              <w:bottom w:val="single" w:sz="12" w:space="0" w:color="000000"/>
+              <w:right w:val="single" w:sz="6" w:space="0" w:color="000000"/>
+            </w:tcBorders>
+            <w:vAlign w:val="center"/>
+          </w:tcPr>
+          <w:p>
+            <w:pPr>
+              <w:pStyle w:val="TableParagraph"/>
+              <w:spacing w:before="0" w:line="229" w:lineRule="exact"/>
+              <w:ind w:right="85"/>
+              <w:jc w:val="right"/>
+              <w:rPr>
+                <w:sz w:val="20"/>
+              </w:rPr>
+            </w:pPr>
+            <w:r>
+              <w:rPr>
+                <w:color w:val="46413B"/>
+                <w:spacing w:val="-5"/>
+                <w:sz w:val="20"/>
+              </w:rPr>
+              <w:t>[[CP_%]]</w:t>
             </w:r>
           </w:p>
         </w:tc>
@@ -1850,11 +4048,12 @@
               <w:bottom w:val="single" w:sz="6" w:space="0" w:color="000000"/>
               <w:right w:val="single" w:sz="6" w:space="0" w:color="000000"/>
             </w:tcBorders>
+            <w:vAlign w:val="center"/>
           </w:tcPr>
           <w:p>
             <w:pPr>
               <w:pStyle w:val="TableParagraph"/>
-              <w:spacing w:before="67" w:line="221" w:lineRule="exact"/>
+              <w:spacing w:before="0" w:line="221" w:lineRule="exact"/>
               <w:ind w:left="84"/>
               <w:rPr>
                 <w:sz w:val="20"/>
@@ -1917,19 +4116,20 @@
         </w:tc>
         <w:tc>
           <w:tcPr>
-            <w:tcW w:w="1485" w:type="dxa"/>
+            <w:tcW w:w="1486" w:type="dxa"/>
             <w:tcBorders>
               <w:top w:val="single" w:sz="8" w:space="0" w:color="000000"/>
               <w:left w:val="single" w:sz="6" w:space="0" w:color="000000"/>
               <w:bottom w:val="single" w:sz="6" w:space="0" w:color="000000"/>
               <w:right w:val="single" w:sz="6" w:space="0" w:color="000000"/>
             </w:tcBorders>
+            <w:vAlign w:val="center"/>
           </w:tcPr>
           <w:p>
             <w:pPr>
               <w:pStyle w:val="TableParagraph"/>
-              <w:spacing w:before="52" w:line="235" w:lineRule="exact"/>
-              <w:ind w:right="182"/>
+              <w:spacing w:before="0" w:line="235" w:lineRule="exact"/>
+              <w:ind w:right="85"/>
               <w:jc w:val="right"/>
               <w:rPr>
                 <w:sz w:val="20"/>
@@ -1941,8 +4141,107 @@
                 <w:spacing w:val="-5"/>
                 <w:sz w:val="20"/>
               </w:rPr>
-              <w:t>[[CP_%caN]]</w:t>
-            </w:r>
+              <w:t>[[CP_%</w:t>
+            </w:r>
+            <w:proofErr w:type="spellStart"/>
+            <w:r>
+              <w:rPr>
+                <w:color w:val="46413B"/>
+                <w:spacing w:val="-5"/>
+                <w:sz w:val="20"/>
+              </w:rPr>
+              <w:t>caN</w:t>
+            </w:r>
+            <w:proofErr w:type="spellEnd"/>
+            <w:r>
+              <w:rPr>
+                <w:color w:val="46413B"/>
+                <w:spacing w:val="-5"/>
+                <w:sz w:val="20"/>
+              </w:rPr>
+              <w:t>]]</w:t>
+            </w:r>
+          </w:p>
+        </w:tc>
+        <w:tc>
+          <w:tcPr>
+            <w:tcW w:w="1513" w:type="dxa"/>
+            <w:tcBorders>
+              <w:top w:val="single" w:sz="8" w:space="0" w:color="000000"/>
+              <w:left w:val="single" w:sz="6" w:space="0" w:color="000000"/>
+              <w:bottom w:val="single" w:sz="6" w:space="0" w:color="000000"/>
+              <w:right w:val="single" w:sz="6" w:space="0" w:color="000000"/>
+            </w:tcBorders>
+            <w:vAlign w:val="center"/>
+          </w:tcPr>
+          <w:p>
+            <w:pPr>
+              <w:pStyle w:val="TableParagraph"/>
+              <w:spacing w:before="0" w:line="235" w:lineRule="exact"/>
+              <w:ind w:right="85"/>
+              <w:jc w:val="right"/>
+              <w:rPr>
+                <w:sz w:val="20"/>
+              </w:rPr>
+            </w:pPr>
+            <w:r>
+              <w:rPr>
+                <w:color w:val="46413B"/>
+                <w:spacing w:val="-5"/>
+                <w:sz w:val="20"/>
+              </w:rPr>
+              <w:t>[[CP_%caN1]]</w:t>
+            </w:r>
+          </w:p>
+        </w:tc>
+        <w:tc>
+          <w:tcPr>
+            <w:tcW w:w="1486" w:type="dxa"/>
+            <w:tcBorders>
+              <w:top w:val="single" w:sz="12" w:space="0" w:color="000000"/>
+              <w:left w:val="single" w:sz="6" w:space="0" w:color="000000"/>
+              <w:bottom w:val="single" w:sz="6" w:space="0" w:color="000000"/>
+              <w:right w:val="single" w:sz="6" w:space="0" w:color="000000"/>
+            </w:tcBorders>
+            <w:shd w:val="clear" w:color="auto" w:fill="CFCFCF"/>
+            <w:vAlign w:val="center"/>
+          </w:tcPr>
+          <w:p>
+            <w:pPr>
+              <w:pStyle w:val="TableParagraph"/>
+              <w:spacing w:before="0" w:line="240" w:lineRule="auto"/>
+              <w:ind w:right="85"/>
+              <w:jc w:val="right"/>
+              <w:rPr>
+                <w:rFonts w:ascii="Times New Roman"/>
+                <w:sz w:val="18"/>
+              </w:rPr>
+            </w:pPr>
+          </w:p>
+        </w:tc>
+        <w:tc>
+          <w:tcPr>
+            <w:tcW w:w="1486" w:type="dxa"/>
+            <w:tcBorders>
+              <w:top w:val="single" w:sz="12" w:space="0" w:color="000000"/>
+              <w:left w:val="single" w:sz="6" w:space="0" w:color="000000"/>
+              <w:bottom w:val="single" w:sz="6" w:space="0" w:color="000000"/>
+              <w:right w:val="single" w:sz="8" w:space="0" w:color="000000"/>
+            </w:tcBorders>
+            <w:shd w:val="clear" w:color="auto" w:fill="CFCFCF"/>
+            <w:vAlign w:val="center"/>
+          </w:tcPr>
+          <w:p>
+            <w:pPr>
+              <w:pStyle w:val="TableParagraph"/>
+              <w:spacing w:before="0" w:line="240" w:lineRule="auto"/>
+              <w:ind w:right="85"/>
+              <w:jc w:val="right"/>
+              <w:rPr>
+                <w:rFonts w:ascii="Times New Roman"/>
+                <w:sz w:val="18"/>
+              </w:rPr>
+            </w:pPr>
           </w:p>
         </w:tc>
       </w:tr>
@@ -1956,14 +4255,15 @@
             <w:tcBorders>
               <w:top w:val="single" w:sz="6" w:space="0" w:color="000000"/>
               <w:left w:val="single" w:sz="8" w:space="0" w:color="000000"/>
-              <w:bottom w:val="single" w:sz="8" w:space="0" w:color="000000"/>
+              <w:bottom w:val="inset" w:sz="6" w:space="0" w:color="000000"/>
               <w:right w:val="single" w:sz="6" w:space="0" w:color="000000"/>
             </w:tcBorders>
+            <w:vAlign w:val="center"/>
           </w:tcPr>
           <w:p>
             <w:pPr>
               <w:pStyle w:val="TableParagraph"/>
-              <w:spacing w:line="240" w:lineRule="auto"/>
+              <w:spacing w:before="0" w:line="240" w:lineRule="auto"/>
               <w:ind w:left="81"/>
               <w:rPr>
                 <w:sz w:val="20"/>
@@ -2056,19 +4356,20 @@
         </w:tc>
         <w:tc>
           <w:tcPr>
-            <w:tcW w:w="1485" w:type="dxa"/>
+            <w:tcW w:w="1486" w:type="dxa"/>
             <w:tcBorders>
               <w:top w:val="single" w:sz="6" w:space="0" w:color="000000"/>
               <w:left w:val="single" w:sz="6" w:space="0" w:color="000000"/>
-              <w:bottom w:val="single" w:sz="8" w:space="0" w:color="000000"/>
+              <w:bottom w:val="inset" w:sz="6" w:space="0" w:color="000000"/>
               <w:right w:val="single" w:sz="6" w:space="0" w:color="000000"/>
             </w:tcBorders>
+            <w:vAlign w:val="center"/>
           </w:tcPr>
           <w:p>
             <w:pPr>
               <w:pStyle w:val="TableParagraph"/>
-              <w:spacing w:line="240" w:lineRule="auto"/>
-              <w:ind w:right="181"/>
+              <w:spacing w:before="0" w:line="240" w:lineRule="auto"/>
+              <w:ind w:right="85"/>
               <w:jc w:val="right"/>
               <w:rPr>
                 <w:sz w:val="20"/>
@@ -2080,8 +4381,107 @@
                 <w:spacing w:val="-5"/>
                 <w:sz w:val="20"/>
               </w:rPr>
-              <w:t>[[CP_%margeN]]</w:t>
-            </w:r>
+              <w:t>[[CP_%</w:t>
+            </w:r>
+            <w:proofErr w:type="spellStart"/>
+            <w:r>
+              <w:rPr>
+                <w:color w:val="46413B"/>
+                <w:spacing w:val="-5"/>
+                <w:sz w:val="20"/>
+              </w:rPr>
+              <w:t>margeN</w:t>
+            </w:r>
+            <w:proofErr w:type="spellEnd"/>
+            <w:r>
+              <w:rPr>
+                <w:color w:val="46413B"/>
+                <w:spacing w:val="-5"/>
+                <w:sz w:val="20"/>
+              </w:rPr>
+              <w:t>]]</w:t>
+            </w:r>
+          </w:p>
+        </w:tc>
+        <w:tc>
+          <w:tcPr>
+            <w:tcW w:w="1513" w:type="dxa"/>
+            <w:tcBorders>
+              <w:top w:val="single" w:sz="6" w:space="0" w:color="000000"/>
+              <w:left w:val="single" w:sz="6" w:space="0" w:color="000000"/>
+              <w:bottom w:val="inset" w:sz="6" w:space="0" w:color="000000"/>
+              <w:right w:val="single" w:sz="8" w:space="0" w:color="000000"/>
+            </w:tcBorders>
+            <w:vAlign w:val="center"/>
+          </w:tcPr>
+          <w:p>
+            <w:pPr>
+              <w:pStyle w:val="TableParagraph"/>
+              <w:spacing w:before="0" w:line="240" w:lineRule="auto"/>
+              <w:ind w:right="85"/>
+              <w:jc w:val="right"/>
+              <w:rPr>
+                <w:sz w:val="20"/>
+              </w:rPr>
+            </w:pPr>
+            <w:r>
+              <w:rPr>
+                <w:color w:val="46413B"/>
+                <w:spacing w:val="-5"/>
+                <w:sz w:val="20"/>
+              </w:rPr>
+              <w:t>[[CP_%margeN1]]</w:t>
+            </w:r>
+          </w:p>
+        </w:tc>
+        <w:tc>
+          <w:tcPr>
+            <w:tcW w:w="1486" w:type="dxa"/>
+            <w:tcBorders>
+              <w:top w:val="single" w:sz="6" w:space="0" w:color="000000"/>
+              <w:left w:val="single" w:sz="8" w:space="0" w:color="000000"/>
+              <w:bottom w:val="inset" w:sz="6" w:space="0" w:color="000000"/>
+              <w:right w:val="single" w:sz="6" w:space="0" w:color="000000"/>
+            </w:tcBorders>
+            <w:shd w:val="clear" w:color="auto" w:fill="CFCFCF"/>
+            <w:vAlign w:val="center"/>
+          </w:tcPr>
+          <w:p>
+            <w:pPr>
+              <w:pStyle w:val="TableParagraph"/>
+              <w:spacing w:before="0" w:line="240" w:lineRule="auto"/>
+              <w:ind w:right="85"/>
+              <w:jc w:val="right"/>
+              <w:rPr>
+                <w:rFonts w:ascii="Times New Roman"/>
+                <w:sz w:val="18"/>
+              </w:rPr>
+            </w:pPr>
+          </w:p>
+        </w:tc>
+        <w:tc>
+          <w:tcPr>
+            <w:tcW w:w="1486" w:type="dxa"/>
+            <w:tcBorders>
+              <w:top w:val="single" w:sz="6" w:space="0" w:color="000000"/>
+              <w:left w:val="single" w:sz="6" w:space="0" w:color="000000"/>
+              <w:bottom w:val="inset" w:sz="6" w:space="0" w:color="000000"/>
+              <w:right w:val="single" w:sz="8" w:space="0" w:color="000000"/>
+            </w:tcBorders>
+            <w:shd w:val="clear" w:color="auto" w:fill="CFCFCF"/>
+            <w:vAlign w:val="center"/>
+          </w:tcPr>
+          <w:p>
+            <w:pPr>
+              <w:pStyle w:val="TableParagraph"/>
+              <w:spacing w:before="0" w:line="240" w:lineRule="auto"/>
+              <w:ind w:right="85"/>
+              <w:jc w:val="right"/>
+              <w:rPr>
+                <w:rFonts w:ascii="Times New Roman"/>
+                <w:sz w:val="18"/>
+              </w:rPr>
+            </w:pPr>
           </w:p>
         </w:tc>
       </w:tr>
@@ -2093,133 +4493,22 @@
           <w:tcPr>
             <w:tcW w:w="2743" w:type="dxa"/>
             <w:tcBorders>
-              <w:top w:val="single" w:sz="8" w:space="0" w:color="000000"/>
+              <w:top w:val="inset" w:sz="6" w:space="0" w:color="000000"/>
               <w:left w:val="single" w:sz="6" w:space="0" w:color="000000"/>
               <w:bottom w:val="single" w:sz="8" w:space="0" w:color="000000"/>
               <w:right w:val="single" w:sz="6" w:space="0" w:color="000000"/>
             </w:tcBorders>
+            <w:vAlign w:val="center"/>
           </w:tcPr>
           <w:p>
             <w:pPr>
               <w:pStyle w:val="TableParagraph"/>
-              <w:spacing w:before="40" w:line="240" w:lineRule="auto"/>
+              <w:spacing w:before="0" w:line="240" w:lineRule="auto"/>
               <w:ind w:left="84"/>
               <w:rPr>
                 <w:sz w:val="20"/>
               </w:rPr>
             </w:pPr>
-            <w:r>
-              <w:rPr>
-                <w:noProof/>
-                <w:sz w:val="20"/>
-              </w:rPr>
-              <mc:AlternateContent>
-                <mc:Choice Requires="wpg">
-                  <w:drawing>
-                    <wp:anchor distT="0" distB="0" distL="0" distR="0" simplePos="0" relativeHeight="487590400" behindDoc="1" locked="0" layoutInCell="1" allowOverlap="1" wp14:anchorId="6DA37459" wp14:editId="7EF93D95">
-                      <wp:simplePos x="0" y="0"/>
-                      <wp:positionH relativeFrom="column">
-                        <wp:posOffset>1270</wp:posOffset>
-                      </wp:positionH>
-                      <wp:positionV relativeFrom="paragraph">
-                        <wp:posOffset>-87630</wp:posOffset>
-                      </wp:positionV>
-                      <wp:extent cx="2667000" cy="95250"/>
-                      <wp:effectExtent l="0" t="0" r="0" b="0"/>
-                      <wp:wrapNone/>
-                      <wp:docPr id="2" name="Group 2"/>
-                      <wp:cNvGraphicFramePr>
-                        <a:graphicFrameLocks xmlns:a="http://schemas.openxmlformats.org/drawingml/2006/main"/>
-                      </wp:cNvGraphicFramePr>
-                      <a:graphic xmlns:a="http://schemas.openxmlformats.org/drawingml/2006/main">
-                        <a:graphicData uri="http://schemas.microsoft.com/office/word/2010/wordprocessingGroup">
-                          <wpg:wgp>
-                            <wpg:cNvGrpSpPr>
-                              <a:grpSpLocks/>
-                            </wpg:cNvGrpSpPr>
-                            <wpg:grpSpPr>
-                              <a:xfrm>
-                                <a:off x="0" y="0"/>
-                                <a:ext cx="2667000" cy="95250"/>
-                                <a:chOff x="0" y="0"/>
-                                <a:chExt cx="5287010" cy="79375"/>
-                              </a:xfrm>
-                            </wpg:grpSpPr>
-                            <wps:wsp>
-                              <wps:cNvPr id="3" name="Graphic 3"/>
-                              <wps:cNvSpPr/>
-                              <wps:spPr>
-                                <a:xfrm>
-                                  <a:off x="0" y="0"/>
-                                  <a:ext cx="5287010" cy="79375"/>
-                                </a:xfrm>
-                                <a:custGeom>
-                                  <a:avLst/>
-                                  <a:gdLst/>
-                                  <a:ahLst/>
-                                  <a:cxnLst/>
-                                  <a:rect l="l" t="t" r="r" b="b"/>
-                                  <a:pathLst>
-                                    <a:path w="5287010" h="79375">
-                                      <a:moveTo>
-                                        <a:pt x="5284755" y="79248"/>
-                                      </a:moveTo>
-                                      <a:lnTo>
-                                        <a:pt x="1999" y="79248"/>
-                                      </a:lnTo>
-                                      <a:lnTo>
-                                        <a:pt x="0" y="77152"/>
-                                      </a:lnTo>
-                                      <a:lnTo>
-                                        <a:pt x="0" y="0"/>
-                                      </a:lnTo>
-                                      <a:lnTo>
-                                        <a:pt x="5286755" y="0"/>
-                                      </a:lnTo>
-                                      <a:lnTo>
-                                        <a:pt x="5286755" y="77152"/>
-                                      </a:lnTo>
-                                      <a:lnTo>
-                                        <a:pt x="5284755" y="79248"/>
-                                      </a:lnTo>
-                                      <a:close/>
-                                    </a:path>
-                                  </a:pathLst>
-                                </a:custGeom>
-                                <a:solidFill>
-                                  <a:srgbClr val="CFCFCF"/>
-                                </a:solidFill>
-                              </wps:spPr>
-                              <wps:bodyPr wrap="square" lIns="0" tIns="0" rIns="0" bIns="0" rtlCol="0">
-                                <a:prstTxWarp prst="textNoShape">
-                                  <a:avLst/>
-                                </a:prstTxWarp>
-                                <a:noAutofit/>
-                              </wps:bodyPr>
-                            </wps:wsp>
-                          </wpg:wgp>
-                        </a:graphicData>
-                      </a:graphic>
-                      <wp14:sizeRelH relativeFrom="margin">
-                        <wp14:pctWidth>0</wp14:pctWidth>
-                      </wp14:sizeRelH>
-                      <wp14:sizeRelV relativeFrom="margin">
-                        <wp14:pctHeight>0</wp14:pctHeight>
-                      </wp14:sizeRelV>
-                    </wp:anchor>
-                  </w:drawing>
-                </mc:Choice>
-                <mc:Fallback>
-                  <w:pict>
-                    <v:group w14:anchorId="0B6E197C" id="Group 2" o:spid="_x0000_s1026" style="position:absolute;margin-left:.1pt;margin-top:-6.9pt;width:210pt;height:7.5pt;z-index:-15726080;mso-wrap-distance-left:0;mso-wrap-distance-right:0;mso-width-relative:margin;mso-height-relative:margin" coordsize="52870,793" o:gfxdata="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">
-                      <v:shape id="Graphic 3" o:spid="_x0000_s1027" style="position:absolute;width:52870;height:793;visibility:visible;mso-wrap-style:square;v-text-anchor:top" coordsize="5287010,79375" o:gfxdata="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" path="m5284755,79248r-5282756,l,77152,,,5286755,r,77152l5284755,79248xe" fillcolor="#cfcfcf" stroked="f">
-                        <v:path arrowok="t"/>
-                      </v:shape>
-                    </v:group>
-                  </w:pict>
-                </mc:Fallback>
-              </mc:AlternateContent>
-            </w:r>
             <w:r>
               <w:rPr>
                 <w:color w:val="46413B"/>
@@ -2262,22 +4551,187 @@
         </w:tc>
         <w:tc>
           <w:tcPr>
-            <w:tcW w:w="1485" w:type="dxa"/>
+            <w:tcW w:w="1486" w:type="dxa"/>
             <w:tcBorders>
-              <w:top w:val="single" w:sz="8" w:space="0" w:color="000000"/>
+              <w:top w:val="inset" w:sz="6" w:space="0" w:color="000000"/>
               <w:left w:val="single" w:sz="6" w:space="0" w:color="000000"/>
               <w:bottom w:val="single" w:sz="8" w:space="0" w:color="000000"/>
               <w:right w:val="single" w:sz="6" w:space="0" w:color="000000"/>
             </w:tcBorders>
+            <w:vAlign w:val="center"/>
           </w:tcPr>
           <w:p>
+            <w:pPr>
+              <w:ind w:right="85"/>
+              <w:jc w:val="right"/>
+            </w:pPr>
             <w:r>
               <w:rPr>
                 <w:color w:val="46413B"/>
                 <w:spacing w:val="-2"/>
                 <w:sz w:val="20"/>
               </w:rPr>
-              <w:t>[[CP_heuresRemunN]]</w:t>
+              <w:t>[[</w:t>
+            </w:r>
+            <w:proofErr w:type="spellStart"/>
+            <w:r>
+              <w:rPr>
+                <w:color w:val="46413B"/>
+                <w:spacing w:val="-2"/>
+                <w:sz w:val="20"/>
+              </w:rPr>
+              <w:t>CP</w:t>
+            </w:r>
+            <w:r>
+              <w:rPr>
+                <w:color w:val="46413B"/>
+                <w:spacing w:val="-2"/>
+                <w:sz w:val="20"/>
+              </w:rPr>
+              <w:t>_heuresRemunN</w:t>
+            </w:r>
+            <w:proofErr w:type="spellEnd"/>
+            <w:r>
+              <w:rPr>
+                <w:color w:val="46413B"/>
+                <w:spacing w:val="-2"/>
+                <w:sz w:val="20"/>
+              </w:rPr>
+              <w:t>]]</w:t>
+            </w:r>
+          </w:p>
+        </w:tc>
+        <w:tc>
+          <w:tcPr>
+            <w:tcW w:w="1513" w:type="dxa"/>
+            <w:tcBorders>
+              <w:top w:val="inset" w:sz="6" w:space="0" w:color="000000"/>
+              <w:left w:val="single" w:sz="6" w:space="0" w:color="000000"/>
+              <w:bottom w:val="single" w:sz="8" w:space="0" w:color="000000"/>
+              <w:right w:val="single" w:sz="6" w:space="0" w:color="000000"/>
+            </w:tcBorders>
+            <w:vAlign w:val="center"/>
+          </w:tcPr>
+          <w:p>
+            <w:pPr>
+              <w:ind w:right="85"/>
+              <w:jc w:val="right"/>
+            </w:pPr>
+            <w:r>
+              <w:rPr>
+                <w:color w:val="46413B"/>
+                <w:spacing w:val="-2"/>
+                <w:sz w:val="20"/>
+              </w:rPr>
+              <w:t>[[</w:t>
+            </w:r>
+            <w:r>
+              <w:rPr>
+                <w:color w:val="46413B"/>
+                <w:spacing w:val="-2"/>
+                <w:sz w:val="20"/>
+              </w:rPr>
+              <w:t>CP</w:t>
+            </w:r>
+            <w:r>
+              <w:rPr>
+                <w:color w:val="46413B"/>
+                <w:spacing w:val="-2"/>
+                <w:sz w:val="20"/>
+              </w:rPr>
+              <w:t>_heuresRemunN1]]</w:t>
+            </w:r>
+          </w:p>
+        </w:tc>
+        <w:tc>
+          <w:tcPr>
+            <w:tcW w:w="1486" w:type="dxa"/>
+            <w:tcBorders>
+              <w:top w:val="inset" w:sz="6" w:space="0" w:color="000000"/>
+              <w:left w:val="single" w:sz="6" w:space="0" w:color="000000"/>
+              <w:bottom w:val="single" w:sz="8" w:space="0" w:color="000000"/>
+              <w:right w:val="single" w:sz="6" w:space="0" w:color="000000"/>
+            </w:tcBorders>
+            <w:vAlign w:val="center"/>
+          </w:tcPr>
+          <w:p>
+            <w:pPr>
+              <w:pStyle w:val="TableParagraph"/>
+              <w:spacing w:before="0" w:line="240" w:lineRule="auto"/>
+              <w:ind w:right="85"/>
+              <w:jc w:val="right"/>
+              <w:rPr>
+                <w:sz w:val="20"/>
+              </w:rPr>
+            </w:pPr>
+            <w:r>
+              <w:rPr>
+                <w:color w:val="46413B"/>
+                <w:spacing w:val="-5"/>
+                <w:sz w:val="20"/>
+              </w:rPr>
+              <w:t>[[</w:t>
+            </w:r>
+            <w:proofErr w:type="spellStart"/>
+            <w:r>
+              <w:rPr>
+                <w:color w:val="46413B"/>
+                <w:spacing w:val="-5"/>
+                <w:sz w:val="20"/>
+              </w:rPr>
+              <w:t>CP_heuresVal</w:t>
+            </w:r>
+            <w:proofErr w:type="spellEnd"/>
+            <w:r>
+              <w:rPr>
+                <w:color w:val="46413B"/>
+                <w:spacing w:val="-5"/>
+                <w:sz w:val="20"/>
+              </w:rPr>
+              <w:t>]]</w:t>
+            </w:r>
+          </w:p>
+        </w:tc>
+        <w:tc>
+          <w:tcPr>
+            <w:tcW w:w="1486" w:type="dxa"/>
+            <w:tcBorders>
+              <w:top w:val="inset" w:sz="6" w:space="0" w:color="000000"/>
+              <w:left w:val="single" w:sz="6" w:space="0" w:color="000000"/>
+              <w:bottom w:val="single" w:sz="8" w:space="0" w:color="000000"/>
+              <w:right w:val="single" w:sz="6" w:space="0" w:color="000000"/>
+            </w:tcBorders>
+            <w:vAlign w:val="center"/>
+          </w:tcPr>
+          <w:p>
+            <w:pPr>
+              <w:pStyle w:val="TableParagraph"/>
+              <w:spacing w:before="0" w:line="240" w:lineRule="auto"/>
+              <w:ind w:right="85"/>
+              <w:jc w:val="right"/>
+              <w:rPr>
+                <w:sz w:val="20"/>
+              </w:rPr>
+            </w:pPr>
+            <w:r>
+              <w:rPr>
+                <w:sz w:val="20"/>
+              </w:rPr>
+              <w:t>[[</w:t>
+            </w:r>
+            <w:proofErr w:type="spellStart"/>
+            <w:r>
+              <w:rPr>
+                <w:sz w:val="20"/>
+              </w:rPr>
+              <w:t>CP_%heures</w:t>
+            </w:r>
+            <w:proofErr w:type="spellEnd"/>
+            <w:r>
+              <w:rPr>
+                <w:sz w:val="20"/>
+              </w:rPr>
+              <w:t>]]</w:t>
             </w:r>
           </w:p>
         </w:tc>
@@ -2295,11 +4749,12 @@
               <w:bottom w:val="single" w:sz="6" w:space="0" w:color="000000"/>
               <w:right w:val="single" w:sz="6" w:space="0" w:color="000000"/>
             </w:tcBorders>
+            <w:vAlign w:val="center"/>
           </w:tcPr>
           <w:p>
             <w:pPr>
               <w:pStyle w:val="TableParagraph"/>
-              <w:spacing w:before="40" w:line="240" w:lineRule="auto"/>
+              <w:spacing w:before="0" w:line="240" w:lineRule="auto"/>
               <w:ind w:left="84"/>
               <w:rPr>
                 <w:sz w:val="20"/>
@@ -2362,19 +4817,20 @@
         </w:tc>
         <w:tc>
           <w:tcPr>
-            <w:tcW w:w="1485" w:type="dxa"/>
+            <w:tcW w:w="1486" w:type="dxa"/>
             <w:tcBorders>
               <w:top w:val="single" w:sz="8" w:space="0" w:color="000000"/>
               <w:left w:val="single" w:sz="6" w:space="0" w:color="000000"/>
               <w:bottom w:val="single" w:sz="6" w:space="0" w:color="000000"/>
               <w:right w:val="single" w:sz="6" w:space="0" w:color="000000"/>
             </w:tcBorders>
+            <w:vAlign w:val="center"/>
           </w:tcPr>
           <w:p>
             <w:pPr>
               <w:pStyle w:val="TableParagraph"/>
-              <w:spacing w:before="40" w:line="240" w:lineRule="auto"/>
-              <w:ind w:right="181"/>
+              <w:spacing w:before="0" w:line="240" w:lineRule="auto"/>
+              <w:ind w:right="85"/>
               <w:jc w:val="right"/>
               <w:rPr>
                 <w:sz w:val="20"/>
@@ -2386,8 +4842,107 @@
                 <w:spacing w:val="-5"/>
                 <w:sz w:val="20"/>
               </w:rPr>
-              <w:t>[[CP_coutHorN]]</w:t>
-            </w:r>
+              <w:t>[[</w:t>
+            </w:r>
+            <w:proofErr w:type="spellStart"/>
+            <w:r>
+              <w:rPr>
+                <w:color w:val="46413B"/>
+                <w:spacing w:val="-5"/>
+                <w:sz w:val="20"/>
+              </w:rPr>
+              <w:t>CP_coutHorN</w:t>
+            </w:r>
+            <w:proofErr w:type="spellEnd"/>
+            <w:r>
+              <w:rPr>
+                <w:color w:val="46413B"/>
+                <w:spacing w:val="-5"/>
+                <w:sz w:val="20"/>
+              </w:rPr>
+              <w:t>]]</w:t>
+            </w:r>
+          </w:p>
+        </w:tc>
+        <w:tc>
+          <w:tcPr>
+            <w:tcW w:w="1513" w:type="dxa"/>
+            <w:tcBorders>
+              <w:top w:val="single" w:sz="8" w:space="0" w:color="000000"/>
+              <w:left w:val="single" w:sz="6" w:space="0" w:color="000000"/>
+              <w:bottom w:val="single" w:sz="6" w:space="0" w:color="000000"/>
+              <w:right w:val="single" w:sz="6" w:space="0" w:color="000000"/>
+            </w:tcBorders>
+            <w:vAlign w:val="center"/>
+          </w:tcPr>
+          <w:p>
+            <w:pPr>
+              <w:pStyle w:val="TableParagraph"/>
+              <w:spacing w:before="0" w:line="240" w:lineRule="auto"/>
+              <w:ind w:right="85"/>
+              <w:jc w:val="right"/>
+              <w:rPr>
+                <w:sz w:val="20"/>
+              </w:rPr>
+            </w:pPr>
+            <w:r>
+              <w:rPr>
+                <w:color w:val="46413B"/>
+                <w:spacing w:val="-2"/>
+                <w:sz w:val="20"/>
+              </w:rPr>
+              <w:t>[[CP_coutHorN1]]</w:t>
+            </w:r>
+          </w:p>
+        </w:tc>
+        <w:tc>
+          <w:tcPr>
+            <w:tcW w:w="1486" w:type="dxa"/>
+            <w:tcBorders>
+              <w:top w:val="single" w:sz="8" w:space="0" w:color="000000"/>
+              <w:left w:val="single" w:sz="6" w:space="0" w:color="000000"/>
+              <w:bottom w:val="single" w:sz="6" w:space="0" w:color="000000"/>
+              <w:right w:val="single" w:sz="6" w:space="0" w:color="000000"/>
+            </w:tcBorders>
+            <w:shd w:val="clear" w:color="auto" w:fill="CFCFCF"/>
+            <w:vAlign w:val="center"/>
+          </w:tcPr>
+          <w:p>
+            <w:pPr>
+              <w:pStyle w:val="TableParagraph"/>
+              <w:spacing w:before="0" w:line="240" w:lineRule="auto"/>
+              <w:ind w:right="85"/>
+              <w:jc w:val="right"/>
+              <w:rPr>
+                <w:rFonts w:ascii="Times New Roman"/>
+                <w:sz w:val="18"/>
+              </w:rPr>
+            </w:pPr>
+          </w:p>
+        </w:tc>
+        <w:tc>
+          <w:tcPr>
+            <w:tcW w:w="1486" w:type="dxa"/>
+            <w:tcBorders>
+              <w:top w:val="single" w:sz="8" w:space="0" w:color="000000"/>
+              <w:left w:val="single" w:sz="6" w:space="0" w:color="000000"/>
+              <w:bottom w:val="single" w:sz="6" w:space="0" w:color="000000"/>
+              <w:right w:val="single" w:sz="8" w:space="0" w:color="000000"/>
+            </w:tcBorders>
+            <w:shd w:val="clear" w:color="auto" w:fill="CFCFCF"/>
+            <w:vAlign w:val="center"/>
+          </w:tcPr>
+          <w:p>
+            <w:pPr>
+              <w:pStyle w:val="TableParagraph"/>
+              <w:spacing w:before="0" w:line="240" w:lineRule="auto"/>
+              <w:ind w:right="85"/>
+              <w:jc w:val="right"/>
+              <w:rPr>
+                <w:rFonts w:ascii="Times New Roman"/>
+                <w:sz w:val="18"/>
+              </w:rPr>
+            </w:pPr>
           </w:p>
         </w:tc>
       </w:tr>
@@ -2453,6 +5008,7 @@
       <w:r>
         <w:t>[[</w:t>
       </w:r>
+      <w:proofErr w:type="spellStart"/>
       <w:r>
         <w:t>I</w:t>
       </w:r>
@@ -2462,6 +5018,7 @@
       <w:r>
         <w:t>commentaire</w:t>
       </w:r>
+      <w:proofErr w:type="spellEnd"/>
       <w:r>
         <w:t>]]</w:t>
       </w:r>
@@ -2493,7 +5050,6 @@
       <w:tblPr>
         <w:tblStyle w:val="TableNormal"/>
         <w:tblW w:w="0" w:type="auto"/>
-        <w:tblInd w:w="541" w:type="dxa"/>
         <w:tblBorders>
           <w:top w:val="single" w:sz="4" w:space="0" w:color="000000"/>
           <w:left w:val="single" w:sz="4" w:space="0" w:color="000000"/>
@@ -2507,9 +5063,9 @@
       </w:tblPr>
       <w:tblGrid>
         <w:gridCol w:w="2745"/>
-        <w:gridCol w:w="1500"/>
-        <w:gridCol w:w="1500"/>
-        <w:gridCol w:w="1517"/>
+        <w:gridCol w:w="1503"/>
+        <w:gridCol w:w="1503"/>
+        <w:gridCol w:w="1503"/>
       </w:tblGrid>
       <w:tr>
         <w:trPr>
@@ -2538,7 +5094,7 @@
         </w:tc>
         <w:tc>
           <w:tcPr>
-            <w:tcW w:w="1500" w:type="dxa"/>
+            <w:tcW w:w="1503" w:type="dxa"/>
             <w:tcBorders>
               <w:left w:val="single" w:sz="6" w:space="0" w:color="000000"/>
               <w:bottom w:val="thickThinMediumGap" w:sz="3" w:space="0" w:color="000000"/>
@@ -2549,7 +5105,7 @@
           <w:p>
             <w:pPr>
               <w:pStyle w:val="TableParagraph"/>
-              <w:spacing w:before="64" w:line="240" w:lineRule="auto"/>
+              <w:spacing w:before="0" w:line="240" w:lineRule="auto"/>
               <w:ind w:left="16"/>
               <w:jc w:val="center"/>
               <w:rPr>
@@ -2570,7 +5126,7 @@
         </w:tc>
         <w:tc>
           <w:tcPr>
-            <w:tcW w:w="1500" w:type="dxa"/>
+            <w:tcW w:w="1503" w:type="dxa"/>
             <w:tcBorders>
               <w:left w:val="single" w:sz="6" w:space="0" w:color="000000"/>
               <w:bottom w:val="thickThinMediumGap" w:sz="3" w:space="0" w:color="000000"/>
@@ -2581,7 +5137,7 @@
           <w:p>
             <w:pPr>
               <w:pStyle w:val="TableParagraph"/>
-              <w:spacing w:before="64" w:line="240" w:lineRule="auto"/>
+              <w:spacing w:before="0" w:line="240" w:lineRule="auto"/>
               <w:ind w:left="16" w:right="3"/>
               <w:jc w:val="center"/>
               <w:rPr>
@@ -2602,7 +5158,7 @@
         </w:tc>
         <w:tc>
           <w:tcPr>
-            <w:tcW w:w="1517" w:type="dxa"/>
+            <w:tcW w:w="1503" w:type="dxa"/>
             <w:tcBorders>
               <w:left w:val="single" w:sz="6" w:space="0" w:color="000000"/>
               <w:bottom w:val="thickThinMediumGap" w:sz="3" w:space="0" w:color="000000"/>
@@ -2613,7 +5169,7 @@
           <w:p>
             <w:pPr>
               <w:pStyle w:val="TableParagraph"/>
-              <w:spacing w:before="64" w:line="240" w:lineRule="auto"/>
+              <w:spacing w:before="0" w:line="240" w:lineRule="auto"/>
               <w:ind w:right="3"/>
               <w:jc w:val="center"/>
               <w:rPr>
@@ -2646,11 +5202,12 @@
               <w:bottom w:val="single" w:sz="6" w:space="0" w:color="000000"/>
               <w:right w:val="single" w:sz="6" w:space="0" w:color="000000"/>
             </w:tcBorders>
+            <w:vAlign w:val="center"/>
           </w:tcPr>
           <w:p>
             <w:pPr>
               <w:pStyle w:val="TableParagraph"/>
-              <w:spacing w:before="95" w:line="220" w:lineRule="auto"/>
+              <w:spacing w:before="0" w:line="220" w:lineRule="auto"/>
               <w:ind w:left="83" w:right="206"/>
               <w:rPr>
                 <w:sz w:val="20"/>
@@ -2675,38 +5232,62 @@
         </w:tc>
         <w:tc>
           <w:tcPr>
-            <w:tcW w:w="1500" w:type="dxa"/>
+            <w:tcW w:w="1503" w:type="dxa"/>
             <w:tcBorders>
               <w:top w:val="thinThickMediumGap" w:sz="3" w:space="0" w:color="000000"/>
               <w:left w:val="single" w:sz="6" w:space="0" w:color="000000"/>
               <w:bottom w:val="single" w:sz="6" w:space="0" w:color="000000"/>
               <w:right w:val="single" w:sz="6" w:space="0" w:color="000000"/>
             </w:tcBorders>
+            <w:vAlign w:val="center"/>
           </w:tcPr>
           <w:p>
-            <w:r>
-              <w:rPr>
-                <w:color w:val="46413B"/>
-                <w:sz w:val="20"/>
-              </w:rPr>
-              <w:t>[[I_prevAmoN]]</w:t>
+            <w:pPr>
+              <w:ind w:right="85"/>
+              <w:jc w:val="right"/>
+            </w:pPr>
+            <w:r>
+              <w:rPr>
+                <w:color w:val="46413B"/>
+                <w:sz w:val="20"/>
+              </w:rPr>
+              <w:t>[[</w:t>
+            </w:r>
+            <w:proofErr w:type="spellStart"/>
+            <w:r>
+              <w:rPr>
+                <w:color w:val="46413B"/>
+                <w:sz w:val="20"/>
+              </w:rPr>
+              <w:t>I_prevAmoN</w:t>
+            </w:r>
+            <w:proofErr w:type="spellEnd"/>
+            <w:r>
+              <w:rPr>
+                <w:color w:val="46413B"/>
+                <w:sz w:val="20"/>
+              </w:rPr>
+              <w:t>]]</w:t>
             </w:r>
           </w:p>
         </w:tc>
         <w:tc>
           <w:tcPr>
-            <w:tcW w:w="1500" w:type="dxa"/>
+            <w:tcW w:w="1503" w:type="dxa"/>
             <w:tcBorders>
               <w:top w:val="thinThickMediumGap" w:sz="3" w:space="0" w:color="000000"/>
               <w:left w:val="single" w:sz="6" w:space="0" w:color="000000"/>
               <w:bottom w:val="single" w:sz="6" w:space="0" w:color="000000"/>
               <w:right w:val="single" w:sz="6" w:space="0" w:color="000000"/>
             </w:tcBorders>
+            <w:vAlign w:val="center"/>
           </w:tcPr>
           <w:p>
             <w:pPr>
               <w:pStyle w:val="TableParagraph"/>
               <w:spacing w:before="0" w:line="240" w:lineRule="auto"/>
+              <w:ind w:right="85"/>
+              <w:jc w:val="right"/>
               <w:rPr>
                 <w:color w:val="46413B"/>
                 <w:sz w:val="20"/>
@@ -2723,18 +5304,21 @@
         </w:tc>
         <w:tc>
           <w:tcPr>
-            <w:tcW w:w="1517" w:type="dxa"/>
+            <w:tcW w:w="1503" w:type="dxa"/>
             <w:tcBorders>
               <w:top w:val="thinThickMediumGap" w:sz="3" w:space="0" w:color="000000"/>
               <w:left w:val="single" w:sz="6" w:space="0" w:color="000000"/>
               <w:bottom w:val="single" w:sz="6" w:space="0" w:color="000000"/>
               <w:right w:val="single" w:sz="6" w:space="0" w:color="000000"/>
             </w:tcBorders>
+            <w:vAlign w:val="center"/>
           </w:tcPr>
           <w:p>
             <w:pPr>
               <w:pStyle w:val="TableParagraph"/>
               <w:spacing w:before="0" w:line="240" w:lineRule="auto"/>
+              <w:ind w:right="85"/>
+              <w:jc w:val="right"/>
               <w:rPr>
                 <w:color w:val="46413B"/>
                 <w:sz w:val="20"/>
@@ -2765,6 +5349,7 @@
       <w:r>
         <w:t>/</w:t>
       </w:r>
+      <w:proofErr w:type="spellStart"/>
       <w:r>
         <w:t>I</w:t>
       </w:r>
@@ -2774,6 +5359,7 @@
       <w:r>
         <w:t>masquerSection</w:t>
       </w:r>
+      <w:proofErr w:type="spellEnd"/>
       <w:r>
         <w:t>]]</w:t>
       </w:r>
@@ -2863,7 +5449,6 @@
       <w:tblPr>
         <w:tblStyle w:val="TableNormal"/>
         <w:tblW w:w="0" w:type="auto"/>
-        <w:tblInd w:w="542" w:type="dxa"/>
         <w:tblBorders>
           <w:top w:val="single" w:sz="6" w:space="0" w:color="000000"/>
           <w:left w:val="single" w:sz="6" w:space="0" w:color="000000"/>
@@ -2890,6 +5475,7 @@
               <w:bottom w:val="thickThinMediumGap" w:sz="3" w:space="0" w:color="000000"/>
             </w:tcBorders>
             <w:shd w:val="clear" w:color="auto" w:fill="447987"/>
+            <w:vAlign w:val="center"/>
           </w:tcPr>
           <w:p>
             <w:pPr>
@@ -2909,11 +5495,12 @@
               <w:bottom w:val="thickThinMediumGap" w:sz="3" w:space="0" w:color="000000"/>
             </w:tcBorders>
             <w:shd w:val="clear" w:color="auto" w:fill="447987"/>
+            <w:vAlign w:val="center"/>
           </w:tcPr>
           <w:p>
             <w:pPr>
               <w:pStyle w:val="TableParagraph"/>
-              <w:spacing w:before="66" w:line="240" w:lineRule="auto"/>
+              <w:spacing w:before="0" w:line="240" w:lineRule="auto"/>
               <w:ind w:left="25"/>
               <w:jc w:val="center"/>
               <w:rPr>
@@ -2943,11 +5530,12 @@
             <w:tcBorders>
               <w:top w:val="thinThickMediumGap" w:sz="3" w:space="0" w:color="000000"/>
             </w:tcBorders>
+            <w:vAlign w:val="center"/>
           </w:tcPr>
           <w:p>
             <w:pPr>
               <w:pStyle w:val="TableParagraph"/>
-              <w:spacing w:before="85" w:line="221" w:lineRule="exact"/>
+              <w:spacing w:before="0" w:line="221" w:lineRule="exact"/>
               <w:ind w:left="82"/>
               <w:rPr>
                 <w:sz w:val="20"/>
@@ -2999,12 +5587,13 @@
             <w:tcBorders>
               <w:top w:val="thinThickMediumGap" w:sz="3" w:space="0" w:color="000000"/>
             </w:tcBorders>
+            <w:vAlign w:val="center"/>
           </w:tcPr>
           <w:p>
             <w:pPr>
               <w:pStyle w:val="TableParagraph"/>
-              <w:spacing w:before="85" w:line="221" w:lineRule="exact"/>
-              <w:ind w:right="177"/>
+              <w:spacing w:before="0" w:line="221" w:lineRule="exact"/>
+              <w:ind w:right="85"/>
               <w:jc w:val="right"/>
               <w:rPr>
                 <w:color w:val="46413B"/>
@@ -3018,7 +5607,25 @@
                 <w:spacing w:val="-2"/>
                 <w:sz w:val="20"/>
               </w:rPr>
-              <w:t>[[IS_tot]]</w:t>
+              <w:t>[[</w:t>
+            </w:r>
+            <w:proofErr w:type="spellStart"/>
+            <w:r>
+              <w:rPr>
+                <w:color w:val="46413B"/>
+                <w:spacing w:val="-2"/>
+                <w:sz w:val="20"/>
+              </w:rPr>
+              <w:t>IS_tot</w:t>
+            </w:r>
+            <w:proofErr w:type="spellEnd"/>
+            <w:r>
+              <w:rPr>
+                <w:color w:val="46413B"/>
+                <w:spacing w:val="-2"/>
+                <w:sz w:val="20"/>
+              </w:rPr>
+              <w:t>]]</w:t>
             </w:r>
           </w:p>
         </w:tc>
@@ -3030,11 +5637,12 @@
         <w:tc>
           <w:tcPr>
             <w:tcW w:w="2743" w:type="dxa"/>
+            <w:vAlign w:val="center"/>
           </w:tcPr>
           <w:p>
             <w:pPr>
               <w:pStyle w:val="TableParagraph"/>
-              <w:spacing w:before="75" w:line="221" w:lineRule="exact"/>
+              <w:spacing w:before="0" w:line="221" w:lineRule="exact"/>
               <w:ind w:left="82"/>
               <w:rPr>
                 <w:sz w:val="20"/>
@@ -3068,12 +5676,13 @@
         <w:tc>
           <w:tcPr>
             <w:tcW w:w="1494" w:type="dxa"/>
+            <w:vAlign w:val="center"/>
           </w:tcPr>
           <w:p>
             <w:pPr>
               <w:pStyle w:val="TableParagraph"/>
-              <w:spacing w:before="75" w:line="221" w:lineRule="exact"/>
-              <w:ind w:right="177"/>
+              <w:spacing w:before="0" w:line="221" w:lineRule="exact"/>
+              <w:ind w:right="85"/>
               <w:jc w:val="right"/>
               <w:rPr>
                 <w:color w:val="46413B"/>
@@ -3087,7 +5696,25 @@
                 <w:spacing w:val="-2"/>
                 <w:sz w:val="20"/>
               </w:rPr>
-              <w:t>[[IS_credit]]</w:t>
+              <w:t>[[</w:t>
+            </w:r>
+            <w:proofErr w:type="spellStart"/>
+            <w:r>
+              <w:rPr>
+                <w:color w:val="46413B"/>
+                <w:spacing w:val="-2"/>
+                <w:sz w:val="20"/>
+              </w:rPr>
+              <w:t>IS_credit</w:t>
+            </w:r>
+            <w:proofErr w:type="spellEnd"/>
+            <w:r>
+              <w:rPr>
+                <w:color w:val="46413B"/>
+                <w:spacing w:val="-2"/>
+                <w:sz w:val="20"/>
+              </w:rPr>
+              <w:t>]]</w:t>
             </w:r>
           </w:p>
         </w:tc>
@@ -3102,11 +5729,12 @@
             <w:tcBorders>
               <w:bottom w:val="single" w:sz="8" w:space="0" w:color="000000"/>
             </w:tcBorders>
+            <w:vAlign w:val="center"/>
           </w:tcPr>
           <w:p>
             <w:pPr>
               <w:pStyle w:val="TableParagraph"/>
-              <w:spacing w:before="73" w:line="219" w:lineRule="exact"/>
+              <w:spacing w:before="0" w:line="219" w:lineRule="exact"/>
               <w:ind w:left="82"/>
               <w:rPr>
                 <w:sz w:val="20"/>
@@ -3143,11 +5771,14 @@
             <w:tcBorders>
               <w:bottom w:val="single" w:sz="8" w:space="0" w:color="000000"/>
             </w:tcBorders>
+            <w:vAlign w:val="center"/>
           </w:tcPr>
           <w:p>
             <w:pPr>
               <w:pStyle w:val="TableParagraph"/>
               <w:spacing w:before="0" w:line="240" w:lineRule="auto"/>
+              <w:ind w:right="85"/>
+              <w:jc w:val="right"/>
               <w:rPr>
                 <w:color w:val="46413B"/>
                 <w:spacing w:val="-2"/>
@@ -3160,14 +5791,23 @@
                 <w:spacing w:val="-2"/>
                 <w:sz w:val="20"/>
               </w:rPr>
-              <w:t>[[IS_</w:t>
-            </w:r>
+              <w:t>[[</w:t>
+            </w:r>
+            <w:proofErr w:type="spellStart"/>
             <w:r>
               <w:rPr>
                 <w:color w:val="46413B"/>
                 <w:spacing w:val="-2"/>
                 <w:sz w:val="20"/>
               </w:rPr>
+              <w:t>IS_</w:t>
+            </w:r>
+            <w:r>
+              <w:rPr>
+                <w:color w:val="46413B"/>
+                <w:spacing w:val="-2"/>
+                <w:sz w:val="20"/>
+              </w:rPr>
               <w:t>a</w:t>
             </w:r>
             <w:r>
@@ -3176,7 +5816,16 @@
                 <w:spacing w:val="-2"/>
                 <w:sz w:val="20"/>
               </w:rPr>
-              <w:t>comptes]]</w:t>
+              <w:t>comptes</w:t>
+            </w:r>
+            <w:proofErr w:type="spellEnd"/>
+            <w:r>
+              <w:rPr>
+                <w:color w:val="46413B"/>
+                <w:spacing w:val="-2"/>
+                <w:sz w:val="20"/>
+              </w:rPr>
+              <w:t>]]</w:t>
             </w:r>
           </w:p>
         </w:tc>
@@ -3192,11 +5841,12 @@
               <w:top w:val="single" w:sz="8" w:space="0" w:color="000000"/>
               <w:bottom w:val="single" w:sz="8" w:space="0" w:color="000000"/>
             </w:tcBorders>
+            <w:vAlign w:val="center"/>
           </w:tcPr>
           <w:p>
             <w:pPr>
               <w:pStyle w:val="TableParagraph"/>
-              <w:spacing w:before="40" w:line="243" w:lineRule="exact"/>
+              <w:spacing w:before="0" w:line="243" w:lineRule="exact"/>
               <w:ind w:left="82"/>
               <w:rPr>
                 <w:sz w:val="20"/>
@@ -3238,7 +5888,25 @@
                 <w:spacing w:val="-2"/>
                 <w:sz w:val="20"/>
               </w:rPr>
-              <w:t>[[IS_choixMontant]]</w:t>
+              <w:t>[[</w:t>
+            </w:r>
+            <w:proofErr w:type="spellStart"/>
+            <w:r>
+              <w:rPr>
+                <w:color w:val="46413B"/>
+                <w:spacing w:val="-2"/>
+                <w:sz w:val="20"/>
+              </w:rPr>
+              <w:t>IS_choixMontant</w:t>
+            </w:r>
+            <w:proofErr w:type="spellEnd"/>
+            <w:r>
+              <w:rPr>
+                <w:color w:val="46413B"/>
+                <w:spacing w:val="-2"/>
+                <w:sz w:val="20"/>
+              </w:rPr>
+              <w:t>]]</w:t>
             </w:r>
           </w:p>
         </w:tc>
@@ -3249,12 +5917,13 @@
               <w:top w:val="single" w:sz="8" w:space="0" w:color="000000"/>
               <w:bottom w:val="single" w:sz="18" w:space="0" w:color="000000"/>
             </w:tcBorders>
+            <w:vAlign w:val="center"/>
           </w:tcPr>
           <w:p>
             <w:pPr>
               <w:pStyle w:val="TableParagraph"/>
-              <w:spacing w:before="40" w:line="243" w:lineRule="exact"/>
-              <w:ind w:right="177"/>
+              <w:spacing w:before="0" w:line="243" w:lineRule="exact"/>
+              <w:ind w:right="85"/>
               <w:jc w:val="right"/>
               <w:rPr>
                 <w:color w:val="46413B"/>
@@ -3268,7 +5937,25 @@
                 <w:spacing w:val="-2"/>
                 <w:sz w:val="20"/>
               </w:rPr>
-              <w:t>[[IS_montant]]</w:t>
+              <w:t>[[</w:t>
+            </w:r>
+            <w:proofErr w:type="spellStart"/>
+            <w:r>
+              <w:rPr>
+                <w:color w:val="46413B"/>
+                <w:spacing w:val="-2"/>
+                <w:sz w:val="20"/>
+              </w:rPr>
+              <w:t>IS_montant</w:t>
+            </w:r>
+            <w:proofErr w:type="spellEnd"/>
+            <w:r>
+              <w:rPr>
+                <w:color w:val="46413B"/>
+                <w:spacing w:val="-2"/>
+                <w:sz w:val="20"/>
+              </w:rPr>
+              <w:t>]]</w:t>
             </w:r>
           </w:p>
         </w:tc>
@@ -3279,9 +5966,11 @@
       <w:r>
         <w:t>[[</w:t>
       </w:r>
+      <w:proofErr w:type="spellStart"/>
       <w:r>
         <w:t>IS_phraseAcomptes</w:t>
       </w:r>
+      <w:proofErr w:type="spellEnd"/>
       <w:r>
         <w:t>]]</w:t>
       </w:r>
@@ -3294,6 +5983,7 @@
       <w:r>
         <w:t>/</w:t>
       </w:r>
+      <w:proofErr w:type="spellStart"/>
       <w:r>
         <w:t>IS</w:t>
       </w:r>
@@ -3303,6 +5993,7 @@
       <w:r>
         <w:t>masquerSection</w:t>
       </w:r>
+      <w:proofErr w:type="spellEnd"/>
       <w:r>
         <w:t>]]</w:t>
       </w:r>
@@ -3346,7 +6037,6 @@
       <w:tblPr>
         <w:tblStyle w:val="TableNormal"/>
         <w:tblW w:w="0" w:type="auto"/>
-        <w:tblInd w:w="542" w:type="dxa"/>
         <w:tblBorders>
           <w:top w:val="single" w:sz="6" w:space="0" w:color="000000"/>
           <w:left w:val="single" w:sz="6" w:space="0" w:color="000000"/>
@@ -3373,11 +6063,12 @@
               <w:top w:val="single" w:sz="8" w:space="0" w:color="000000"/>
               <w:bottom w:val="double" w:sz="6" w:space="0" w:color="000000"/>
             </w:tcBorders>
+            <w:vAlign w:val="center"/>
           </w:tcPr>
           <w:p>
             <w:pPr>
               <w:pStyle w:val="TableParagraph"/>
-              <w:spacing w:before="6" w:line="229" w:lineRule="exact"/>
+              <w:spacing w:before="0" w:line="229" w:lineRule="exact"/>
               <w:ind w:left="82"/>
               <w:rPr>
                 <w:sz w:val="20"/>
@@ -3417,6 +6108,7 @@
               <w:right w:val="single" w:sz="8" w:space="0" w:color="000000"/>
             </w:tcBorders>
             <w:shd w:val="clear" w:color="auto" w:fill="447987"/>
+            <w:vAlign w:val="center"/>
           </w:tcPr>
           <w:p>
             <w:pPr>
@@ -3452,11 +6144,12 @@
               <w:top w:val="double" w:sz="6" w:space="0" w:color="000000"/>
               <w:bottom w:val="single" w:sz="8" w:space="0" w:color="000000"/>
             </w:tcBorders>
+            <w:vAlign w:val="center"/>
           </w:tcPr>
           <w:p>
             <w:pPr>
               <w:pStyle w:val="TableParagraph"/>
-              <w:spacing w:before="50" w:line="205" w:lineRule="exact"/>
+              <w:spacing w:before="0" w:line="205" w:lineRule="exact"/>
               <w:ind w:left="322"/>
               <w:rPr>
                 <w:sz w:val="20"/>
@@ -3479,12 +6172,14 @@
               <w:top w:val="single" w:sz="24" w:space="0" w:color="000000"/>
               <w:bottom w:val="single" w:sz="8" w:space="0" w:color="000000"/>
             </w:tcBorders>
+            <w:vAlign w:val="center"/>
           </w:tcPr>
           <w:p>
             <w:pPr>
               <w:pStyle w:val="TableParagraph"/>
-              <w:spacing w:before="50" w:line="205" w:lineRule="exact"/>
-              <w:ind w:right="185"/>
+              <w:spacing w:before="0" w:line="205" w:lineRule="exact"/>
+              <w:ind w:right="85"/>
+              <w:jc w:val="right"/>
               <w:rPr>
                 <w:sz w:val="20"/>
               </w:rPr>
@@ -3510,11 +6205,12 @@
               <w:top w:val="single" w:sz="8" w:space="0" w:color="000000"/>
               <w:bottom w:val="single" w:sz="8" w:space="0" w:color="000000"/>
             </w:tcBorders>
+            <w:vAlign w:val="center"/>
           </w:tcPr>
           <w:p>
             <w:pPr>
               <w:pStyle w:val="TableParagraph"/>
-              <w:spacing w:before="86" w:line="202" w:lineRule="exact"/>
+              <w:spacing w:before="0" w:line="202" w:lineRule="exact"/>
               <w:ind w:left="322"/>
               <w:rPr>
                 <w:sz w:val="20"/>
@@ -3537,12 +6233,14 @@
               <w:top w:val="single" w:sz="8" w:space="0" w:color="000000"/>
               <w:bottom w:val="single" w:sz="8" w:space="0" w:color="000000"/>
             </w:tcBorders>
+            <w:vAlign w:val="center"/>
           </w:tcPr>
           <w:p>
             <w:pPr>
               <w:pStyle w:val="TableParagraph"/>
-              <w:spacing w:before="86" w:line="202" w:lineRule="exact"/>
-              <w:ind w:right="186"/>
+              <w:spacing w:before="0" w:line="202" w:lineRule="exact"/>
+              <w:ind w:right="85"/>
+              <w:jc w:val="right"/>
               <w:rPr>
                 <w:sz w:val="20"/>
               </w:rPr>
@@ -3567,11 +6265,12 @@
             <w:tcBorders>
               <w:top w:val="single" w:sz="8" w:space="0" w:color="000000"/>
             </w:tcBorders>
+            <w:vAlign w:val="center"/>
           </w:tcPr>
           <w:p>
             <w:pPr>
               <w:pStyle w:val="TableParagraph"/>
-              <w:spacing w:before="86"/>
+              <w:spacing w:before="0"/>
               <w:ind w:left="322"/>
               <w:rPr>
                 <w:sz w:val="20"/>
@@ -3593,12 +6292,14 @@
             <w:tcBorders>
               <w:top w:val="single" w:sz="8" w:space="0" w:color="000000"/>
             </w:tcBorders>
+            <w:vAlign w:val="center"/>
           </w:tcPr>
           <w:p>
             <w:pPr>
               <w:pStyle w:val="TableParagraph"/>
-              <w:spacing w:before="86"/>
-              <w:ind w:right="186"/>
+              <w:spacing w:before="0"/>
+              <w:ind w:right="85"/>
+              <w:jc w:val="right"/>
               <w:rPr>
                 <w:sz w:val="20"/>
               </w:rPr>
@@ -3620,11 +6321,12 @@
         <w:tc>
           <w:tcPr>
             <w:tcW w:w="2743" w:type="dxa"/>
+            <w:vAlign w:val="center"/>
           </w:tcPr>
           <w:p>
             <w:pPr>
               <w:pStyle w:val="TableParagraph"/>
-              <w:spacing w:before="75" w:line="221" w:lineRule="exact"/>
+              <w:spacing w:before="0" w:line="221" w:lineRule="exact"/>
               <w:ind w:left="322"/>
               <w:rPr>
                 <w:sz w:val="20"/>
@@ -3643,12 +6345,14 @@
         <w:tc>
           <w:tcPr>
             <w:tcW w:w="1508" w:type="dxa"/>
+            <w:vAlign w:val="center"/>
           </w:tcPr>
           <w:p>
             <w:pPr>
               <w:pStyle w:val="TableParagraph"/>
-              <w:spacing w:before="75" w:line="221" w:lineRule="exact"/>
-              <w:ind w:right="186"/>
+              <w:spacing w:before="0" w:line="221" w:lineRule="exact"/>
+              <w:ind w:right="85"/>
+              <w:jc w:val="right"/>
               <w:rPr>
                 <w:sz w:val="20"/>
               </w:rPr>
@@ -3671,6 +6375,7 @@
       <w:r>
         <w:t>/</w:t>
       </w:r>
+      <w:proofErr w:type="spellStart"/>
       <w:r>
         <w:t>AI</w:t>
       </w:r>
@@ -3680,6 +6385,7 @@
       <w:r>
         <w:t>masquerSection</w:t>
       </w:r>
+      <w:proofErr w:type="spellEnd"/>
       <w:r>
         <w:t>]]</w:t>
       </w:r>
@@ -4119,12 +6825,14 @@
       <w:r>
         <w:t>/</w:t>
       </w:r>
+      <w:proofErr w:type="spellStart"/>
       <w:r>
         <w:t>IF</w:t>
       </w:r>
       <w:r>
         <w:t>_Rnovation_et_taux_rduit_de_TVA</w:t>
       </w:r>
+      <w:proofErr w:type="spellEnd"/>
       <w:r>
         <w:t>]]</w:t>
       </w:r>
@@ -4655,8 +7363,21 @@
         <w:t>IF</w:t>
       </w:r>
       <w:r>
-        <w:t>_Prestataire_soustraitant__lattestation_de_vigilence</w:t>
-      </w:r>
+        <w:t>_Prestataire_</w:t>
+      </w:r>
+      <w:proofErr w:type="spellStart"/>
+      <w:r>
+        <w:t>soustraitant</w:t>
+      </w:r>
+      <w:proofErr w:type="spellEnd"/>
+      <w:r>
+        <w:t>__</w:t>
+      </w:r>
+      <w:proofErr w:type="spellStart"/>
+      <w:r>
+        <w:t>lattestation_de_vigilence</w:t>
+      </w:r>
+      <w:proofErr w:type="spellEnd"/>
       <w:r>
         <w:t>]]</w:t>
       </w:r>
@@ -5284,7 +8005,6 @@
     </w:p>
     <w:p>
       <w:r>
-        <w:lastRenderedPageBreak/>
         <w:t>[[</w:t>
       </w:r>
       <w:r>
@@ -5357,6 +8077,7 @@
         <w:rPr>
           <w:color w:val="46413B"/>
         </w:rPr>
+        <w:lastRenderedPageBreak/>
         <w:t>Le caractère irrécouvrable d’une créance doit nécessairement faire l’objet d’une justification. L’irrécouvrabilité peut être démontrée par « un certificat d’irrécouvrabilité » du mandataire ou en prouvant que vous avez mis tous moyens en votre possession pour récupérer la créance.</w:t>
       </w:r>
     </w:p>
@@ -5367,12 +8088,14 @@
       <w:r>
         <w:t>/</w:t>
       </w:r>
+      <w:proofErr w:type="spellStart"/>
       <w:r>
         <w:t>IF</w:t>
       </w:r>
       <w:r>
         <w:t>_Crances_irrcouvrables</w:t>
       </w:r>
+      <w:proofErr w:type="spellEnd"/>
       <w:r>
         <w:t>]]</w:t>
       </w:r>
@@ -6991,12 +9714,14 @@
       <w:r>
         <w:t>/</w:t>
       </w:r>
+      <w:proofErr w:type="spellStart"/>
       <w:r>
         <w:t>IF</w:t>
       </w:r>
       <w:r>
         <w:t>_Rupture_dans_une_squence_de_numrotation_de_facturation</w:t>
       </w:r>
+      <w:proofErr w:type="spellEnd"/>
       <w:r>
         <w:t>]]</w:t>
       </w:r>
@@ -7324,12 +10049,14 @@
       <w:r>
         <w:t>/</w:t>
       </w:r>
+      <w:proofErr w:type="spellStart"/>
       <w:r>
         <w:t>IF</w:t>
       </w:r>
       <w:r>
         <w:t>_Perte_de_la_moiti_de_capital_social</w:t>
       </w:r>
+      <w:proofErr w:type="spellEnd"/>
       <w:r>
         <w:t>]]</w:t>
       </w:r>
@@ -7498,12 +10225,14 @@
         <w:ind w:left="528"/>
         <w:jc w:val="both"/>
       </w:pPr>
+      <w:proofErr w:type="gramStart"/>
       <w:r>
         <w:rPr>
           <w:color w:val="46413B"/>
         </w:rPr>
         <w:t>Au</w:t>
       </w:r>
+      <w:proofErr w:type="gramEnd"/>
       <w:r>
         <w:rPr>
           <w:color w:val="46413B"/>
@@ -7552,12 +10281,14 @@
         <w:ind w:left="528"/>
         <w:jc w:val="both"/>
       </w:pPr>
+      <w:proofErr w:type="gramStart"/>
       <w:r>
         <w:rPr>
           <w:color w:val="46413B"/>
         </w:rPr>
         <w:t>Au</w:t>
       </w:r>
+      <w:proofErr w:type="gramEnd"/>
       <w:r>
         <w:rPr>
           <w:color w:val="46413B"/>
@@ -7791,12 +10522,14 @@
       <w:r>
         <w:t>/</w:t>
       </w:r>
+      <w:proofErr w:type="spellStart"/>
       <w:r>
         <w:t>IF</w:t>
       </w:r>
       <w:r>
         <w:t>_Comptes_courants_dbiteurs</w:t>
       </w:r>
+      <w:proofErr w:type="spellEnd"/>
       <w:r>
         <w:t>]]</w:t>
       </w:r>
@@ -8266,14 +10999,7 @@
         <w:rPr>
           <w:color w:val="46413B"/>
         </w:rPr>
-        <w:t xml:space="preserve">requis </w:t>
-      </w:r>
-      <w:r>
-        <w:rPr>
-          <w:color w:val="46413B"/>
-        </w:rPr>
-        <w:lastRenderedPageBreak/>
-        <w:t xml:space="preserve">encourt des sanctions. Ces sanctions représentent 5 ‰ du chiffre d’affaires déclaré ou rehaussé avec une amende forfaitaire minimum d’un montant de 1 500 €. Par ailleurs, la </w:t>
+        <w:t xml:space="preserve">requis encourt des sanctions. Ces sanctions représentent 5 ‰ du chiffre d’affaires déclaré ou rehaussé avec une amende forfaitaire minimum d’un montant de 1 500 €. Par ailleurs, la </w:t>
       </w:r>
       <w:r>
         <w:rPr>
@@ -8290,17 +11016,20 @@
     </w:p>
     <w:p>
       <w:r>
+        <w:lastRenderedPageBreak/>
         <w:t>[[</w:t>
       </w:r>
       <w:r>
         <w:t>/</w:t>
       </w:r>
+      <w:proofErr w:type="spellStart"/>
       <w:r>
         <w:t>IF</w:t>
       </w:r>
       <w:r>
         <w:t>_Obligation_FEC_pour_les_comptabilits_externes</w:t>
       </w:r>
+      <w:proofErr w:type="spellEnd"/>
       <w:r>
         <w:t>]]</w:t>
       </w:r>
@@ -8416,12 +11145,14 @@
       <w:r>
         <w:t>/</w:t>
       </w:r>
+      <w:proofErr w:type="spellStart"/>
       <w:r>
         <w:t>IF</w:t>
       </w:r>
       <w:r>
         <w:t>_Obligation_des_entreprises_individuelles</w:t>
       </w:r>
+      <w:proofErr w:type="spellEnd"/>
       <w:r>
         <w:t>]]</w:t>
       </w:r>
@@ -8907,8 +11638,13 @@
         <w:t>IF</w:t>
       </w:r>
       <w:r>
-        <w:t>_Non_affiliation__la_mdecine_du_travail</w:t>
-      </w:r>
+        <w:t>_Non_affiliation__</w:t>
+      </w:r>
+      <w:proofErr w:type="spellStart"/>
+      <w:r>
+        <w:t>la_mdecine_du_travail</w:t>
+      </w:r>
+      <w:proofErr w:type="spellEnd"/>
       <w:r>
         <w:t>]]</w:t>
       </w:r>
@@ -9056,6 +11792,7 @@
         </w:rPr>
         <w:t xml:space="preserve"> </w:t>
       </w:r>
+      <w:proofErr w:type="gramStart"/>
       <w:r>
         <w:rPr>
           <w:color w:val="46413B"/>
@@ -9078,6 +11815,7 @@
         </w:rPr>
         <w:t>à</w:t>
       </w:r>
+      <w:proofErr w:type="gramEnd"/>
       <w:r>
         <w:rPr>
           <w:color w:val="46413B"/>
@@ -9208,8 +11946,13 @@
         <w:t>IF</w:t>
       </w:r>
       <w:r>
-        <w:t>_Retard_dpot_dclaration_fiscale__retard_dpot_documents</w:t>
-      </w:r>
+        <w:t>_Retard_dpot_dclaration_fiscale__</w:t>
+      </w:r>
+      <w:proofErr w:type="spellStart"/>
+      <w:r>
+        <w:t>retard_dpot_documents</w:t>
+      </w:r>
+      <w:proofErr w:type="spellEnd"/>
       <w:r>
         <w:t>]]</w:t>
       </w:r>
@@ -9357,6 +12100,7 @@
         </w:rPr>
         <w:t xml:space="preserve"> </w:t>
       </w:r>
+      <w:proofErr w:type="gramStart"/>
       <w:r>
         <w:rPr>
           <w:color w:val="46413B"/>
@@ -9379,6 +12123,7 @@
         </w:rPr>
         <w:t>au</w:t>
       </w:r>
+      <w:proofErr w:type="gramEnd"/>
       <w:r>
         <w:rPr>
           <w:color w:val="46413B"/>
@@ -9813,6 +12558,7 @@
           <w:color w:val="46413B"/>
         </w:rPr>
       </w:pPr>
+      <w:proofErr w:type="gramStart"/>
       <w:r>
         <w:rPr>
           <w:color w:val="46413B"/>
@@ -9831,6 +12577,7 @@
         </w:rPr>
         <w:t>à</w:t>
       </w:r>
+      <w:proofErr w:type="gramEnd"/>
       <w:r>
         <w:rPr>
           <w:color w:val="46413B"/>
@@ -10047,6 +12794,7 @@
         </w:rPr>
         <w:t>/</w:t>
       </w:r>
+      <w:proofErr w:type="spellStart"/>
       <w:r>
         <w:rPr>
           <w:lang w:val="en-US"/>
@@ -10059,6 +12807,7 @@
         </w:rPr>
         <w:t>_Protection_sociale</w:t>
       </w:r>
+      <w:proofErr w:type="spellEnd"/>
       <w:r>
         <w:rPr>
           <w:lang w:val="en-US"/>
@@ -10078,6 +12827,7 @@
         </w:rPr>
         <w:t>[[/</w:t>
       </w:r>
+      <w:proofErr w:type="spellStart"/>
       <w:r>
         <w:rPr>
           <w:lang w:val="en-US"/>
@@ -10090,6 +12840,7 @@
         </w:rPr>
         <w:t>_hasAny</w:t>
       </w:r>
+      <w:proofErr w:type="spellEnd"/>
       <w:r>
         <w:rPr>
           <w:lang w:val="en-US"/>
@@ -10183,7 +12934,6 @@
       <w:tblPr>
         <w:tblStyle w:val="TableNormal"/>
         <w:tblW w:w="0" w:type="auto"/>
-        <w:tblInd w:w="543" w:type="dxa"/>
         <w:tblBorders>
           <w:top w:val="single" w:sz="36" w:space="0" w:color="447987"/>
           <w:left w:val="single" w:sz="36" w:space="0" w:color="447987"/>
@@ -10212,6 +12962,7 @@
               <w:right w:val="single" w:sz="6" w:space="0" w:color="000000"/>
             </w:tcBorders>
             <w:shd w:val="clear" w:color="auto" w:fill="447987"/>
+            <w:vAlign w:val="center"/>
           </w:tcPr>
           <w:p>
             <w:pPr>
@@ -10233,6 +12984,7 @@
               <w:right w:val="single" w:sz="4" w:space="0" w:color="000000"/>
             </w:tcBorders>
             <w:shd w:val="clear" w:color="auto" w:fill="447987"/>
+            <w:vAlign w:val="center"/>
           </w:tcPr>
           <w:p>
             <w:pPr>
@@ -10269,11 +13021,12 @@
               <w:bottom w:val="single" w:sz="36" w:space="0" w:color="CFCFCF"/>
               <w:right w:val="single" w:sz="6" w:space="0" w:color="000000"/>
             </w:tcBorders>
+            <w:vAlign w:val="center"/>
           </w:tcPr>
           <w:p>
             <w:pPr>
               <w:pStyle w:val="TableParagraph"/>
-              <w:spacing w:before="68" w:line="227" w:lineRule="exact"/>
+              <w:spacing w:before="0" w:line="227" w:lineRule="exact"/>
               <w:ind w:left="112"/>
               <w:rPr>
                 <w:sz w:val="20"/>
@@ -10328,12 +13081,14 @@
               <w:bottom w:val="single" w:sz="36" w:space="0" w:color="CFCFCF"/>
               <w:right w:val="single" w:sz="6" w:space="0" w:color="000000"/>
             </w:tcBorders>
+            <w:vAlign w:val="center"/>
           </w:tcPr>
           <w:p>
             <w:pPr>
               <w:pStyle w:val="TableParagraph"/>
-              <w:spacing w:before="68" w:line="227" w:lineRule="exact"/>
-              <w:ind w:left="994"/>
+              <w:spacing w:before="0" w:line="227" w:lineRule="exact"/>
+              <w:ind w:right="85"/>
+              <w:jc w:val="right"/>
               <w:rPr>
                 <w:sz w:val="20"/>
               </w:rPr>
@@ -10344,7 +13099,25 @@
                 <w:spacing w:val="-2"/>
                 <w:sz w:val="20"/>
               </w:rPr>
-              <w:t>[[PA_resEx]]</w:t>
+              <w:t>[[</w:t>
+            </w:r>
+            <w:proofErr w:type="spellStart"/>
+            <w:r>
+              <w:rPr>
+                <w:color w:val="46413B"/>
+                <w:spacing w:val="-2"/>
+                <w:sz w:val="20"/>
+              </w:rPr>
+              <w:t>PA_resEx</w:t>
+            </w:r>
+            <w:proofErr w:type="spellEnd"/>
+            <w:r>
+              <w:rPr>
+                <w:color w:val="46413B"/>
+                <w:spacing w:val="-2"/>
+                <w:sz w:val="20"/>
+              </w:rPr>
+              <w:t>]]</w:t>
             </w:r>
           </w:p>
         </w:tc>
@@ -10363,6 +13136,7 @@
               <w:right w:val="single" w:sz="6" w:space="0" w:color="000000"/>
             </w:tcBorders>
             <w:shd w:val="clear" w:color="auto" w:fill="CFCFCF"/>
+            <w:vAlign w:val="center"/>
           </w:tcPr>
           <w:p>
             <w:pPr>
@@ -10393,11 +13167,14 @@
               <w:right w:val="single" w:sz="6" w:space="0" w:color="000000"/>
             </w:tcBorders>
             <w:shd w:val="clear" w:color="auto" w:fill="CFCFCF"/>
+            <w:vAlign w:val="center"/>
           </w:tcPr>
           <w:p>
             <w:pPr>
               <w:pStyle w:val="TableParagraph"/>
               <w:spacing w:before="0" w:line="240" w:lineRule="auto"/>
+              <w:ind w:right="85"/>
+              <w:jc w:val="right"/>
               <w:rPr>
                 <w:rFonts w:ascii="Times New Roman"/>
                 <w:sz w:val="14"/>
@@ -10419,11 +13196,12 @@
               <w:bottom w:val="single" w:sz="6" w:space="0" w:color="000000"/>
               <w:right w:val="single" w:sz="6" w:space="0" w:color="000000"/>
             </w:tcBorders>
+            <w:vAlign w:val="center"/>
           </w:tcPr>
           <w:p>
             <w:pPr>
               <w:pStyle w:val="TableParagraph"/>
-              <w:spacing w:before="70" w:line="221" w:lineRule="exact"/>
+              <w:spacing w:before="0" w:line="221" w:lineRule="exact"/>
               <w:ind w:left="426"/>
               <w:rPr>
                 <w:sz w:val="20"/>
@@ -10478,12 +13256,14 @@
               <w:bottom w:val="single" w:sz="6" w:space="0" w:color="000000"/>
               <w:right w:val="single" w:sz="6" w:space="0" w:color="000000"/>
             </w:tcBorders>
+            <w:vAlign w:val="center"/>
           </w:tcPr>
           <w:p>
             <w:pPr>
               <w:pStyle w:val="TableParagraph"/>
-              <w:spacing w:before="70" w:line="221" w:lineRule="exact"/>
-              <w:ind w:left="993"/>
+              <w:spacing w:before="0" w:line="221" w:lineRule="exact"/>
+              <w:ind w:right="85"/>
+              <w:jc w:val="right"/>
               <w:rPr>
                 <w:color w:val="46413B"/>
                 <w:spacing w:val="-2"/>
@@ -10496,7 +13276,25 @@
                 <w:spacing w:val="-2"/>
                 <w:sz w:val="20"/>
               </w:rPr>
-              <w:t>[[PA_resLeg]]</w:t>
+              <w:t>[[</w:t>
+            </w:r>
+            <w:proofErr w:type="spellStart"/>
+            <w:r>
+              <w:rPr>
+                <w:color w:val="46413B"/>
+                <w:spacing w:val="-2"/>
+                <w:sz w:val="20"/>
+              </w:rPr>
+              <w:t>PA_resLeg</w:t>
+            </w:r>
+            <w:proofErr w:type="spellEnd"/>
+            <w:r>
+              <w:rPr>
+                <w:color w:val="46413B"/>
+                <w:spacing w:val="-2"/>
+                <w:sz w:val="20"/>
+              </w:rPr>
+              <w:t>]]</w:t>
             </w:r>
           </w:p>
         </w:tc>
@@ -10514,11 +13312,12 @@
               <w:bottom w:val="single" w:sz="8" w:space="0" w:color="000000"/>
               <w:right w:val="single" w:sz="6" w:space="0" w:color="000000"/>
             </w:tcBorders>
+            <w:vAlign w:val="center"/>
           </w:tcPr>
           <w:p>
             <w:pPr>
               <w:pStyle w:val="TableParagraph"/>
-              <w:spacing w:before="73" w:line="219" w:lineRule="exact"/>
+              <w:spacing w:before="0" w:line="219" w:lineRule="exact"/>
               <w:ind w:right="4128"/>
               <w:jc w:val="right"/>
               <w:rPr>
@@ -10574,11 +13373,14 @@
               <w:bottom w:val="single" w:sz="8" w:space="0" w:color="000000"/>
               <w:right w:val="single" w:sz="6" w:space="0" w:color="000000"/>
             </w:tcBorders>
+            <w:vAlign w:val="center"/>
           </w:tcPr>
           <w:p>
             <w:pPr>
               <w:pStyle w:val="TableParagraph"/>
               <w:spacing w:before="0" w:line="240" w:lineRule="auto"/>
+              <w:ind w:right="85"/>
+              <w:jc w:val="right"/>
               <w:rPr>
                 <w:color w:val="46413B"/>
                 <w:spacing w:val="-2"/>
@@ -10591,7 +13393,25 @@
                 <w:spacing w:val="-2"/>
                 <w:sz w:val="20"/>
               </w:rPr>
-              <w:t>[[PA_resOrd]]</w:t>
+              <w:t>[[</w:t>
+            </w:r>
+            <w:proofErr w:type="spellStart"/>
+            <w:r>
+              <w:rPr>
+                <w:color w:val="46413B"/>
+                <w:spacing w:val="-2"/>
+                <w:sz w:val="20"/>
+              </w:rPr>
+              <w:t>PA_resOrd</w:t>
+            </w:r>
+            <w:proofErr w:type="spellEnd"/>
+            <w:r>
+              <w:rPr>
+                <w:color w:val="46413B"/>
+                <w:spacing w:val="-2"/>
+                <w:sz w:val="20"/>
+              </w:rPr>
+              <w:t>]]</w:t>
             </w:r>
           </w:p>
         </w:tc>
@@ -10609,11 +13429,12 @@
               <w:bottom w:val="single" w:sz="6" w:space="0" w:color="000000"/>
               <w:right w:val="single" w:sz="6" w:space="0" w:color="000000"/>
             </w:tcBorders>
+            <w:vAlign w:val="center"/>
           </w:tcPr>
           <w:p>
             <w:pPr>
               <w:pStyle w:val="TableParagraph"/>
-              <w:spacing w:before="72" w:line="221" w:lineRule="exact"/>
+              <w:spacing w:before="0" w:line="221" w:lineRule="exact"/>
               <w:ind w:right="4106"/>
               <w:jc w:val="right"/>
               <w:rPr>
@@ -10684,11 +13505,14 @@
               <w:bottom w:val="single" w:sz="6" w:space="0" w:color="000000"/>
               <w:right w:val="single" w:sz="6" w:space="0" w:color="000000"/>
             </w:tcBorders>
+            <w:vAlign w:val="center"/>
           </w:tcPr>
           <w:p>
             <w:pPr>
               <w:pStyle w:val="TableParagraph"/>
               <w:spacing w:before="0" w:line="240" w:lineRule="auto"/>
+              <w:ind w:right="85"/>
+              <w:jc w:val="right"/>
               <w:rPr>
                 <w:color w:val="46413B"/>
                 <w:spacing w:val="-2"/>
@@ -10701,7 +13525,25 @@
                 <w:spacing w:val="-2"/>
                 <w:sz w:val="20"/>
               </w:rPr>
-              <w:t>[[PA_report]]</w:t>
+              <w:t>[[</w:t>
+            </w:r>
+            <w:proofErr w:type="spellStart"/>
+            <w:r>
+              <w:rPr>
+                <w:color w:val="46413B"/>
+                <w:spacing w:val="-2"/>
+                <w:sz w:val="20"/>
+              </w:rPr>
+              <w:t>PA_report</w:t>
+            </w:r>
+            <w:proofErr w:type="spellEnd"/>
+            <w:r>
+              <w:rPr>
+                <w:color w:val="46413B"/>
+                <w:spacing w:val="-2"/>
+                <w:sz w:val="20"/>
+              </w:rPr>
+              <w:t>]]</w:t>
             </w:r>
           </w:p>
         </w:tc>
@@ -10719,11 +13561,12 @@
               <w:bottom w:val="single" w:sz="6" w:space="0" w:color="000000"/>
               <w:right w:val="single" w:sz="6" w:space="0" w:color="000000"/>
             </w:tcBorders>
+            <w:vAlign w:val="center"/>
           </w:tcPr>
           <w:p>
             <w:pPr>
               <w:pStyle w:val="TableParagraph"/>
-              <w:spacing w:before="90"/>
+              <w:spacing w:before="0"/>
               <w:ind w:left="426"/>
               <w:rPr>
                 <w:sz w:val="20"/>
@@ -10750,7 +13593,25 @@
                 <w:spacing w:val="-2"/>
                 <w:sz w:val="20"/>
               </w:rPr>
-              <w:t>[[PA_affectation]]</w:t>
+              <w:t>[[</w:t>
+            </w:r>
+            <w:proofErr w:type="spellStart"/>
+            <w:r>
+              <w:rPr>
+                <w:color w:val="46413B"/>
+                <w:spacing w:val="-2"/>
+                <w:sz w:val="20"/>
+              </w:rPr>
+              <w:t>PA_affectation</w:t>
+            </w:r>
+            <w:proofErr w:type="spellEnd"/>
+            <w:r>
+              <w:rPr>
+                <w:color w:val="46413B"/>
+                <w:spacing w:val="-2"/>
+                <w:sz w:val="20"/>
+              </w:rPr>
+              <w:t>]]</w:t>
             </w:r>
           </w:p>
         </w:tc>
@@ -10763,11 +13624,14 @@
               <w:bottom w:val="single" w:sz="6" w:space="0" w:color="000000"/>
               <w:right w:val="single" w:sz="6" w:space="0" w:color="000000"/>
             </w:tcBorders>
+            <w:vAlign w:val="center"/>
           </w:tcPr>
           <w:p>
             <w:pPr>
               <w:pStyle w:val="TableParagraph"/>
               <w:spacing w:before="0" w:line="240" w:lineRule="auto"/>
+              <w:ind w:right="85"/>
+              <w:jc w:val="right"/>
               <w:rPr>
                 <w:color w:val="46413B"/>
                 <w:spacing w:val="-2"/>
@@ -10780,16 +13644,26 @@
                 <w:spacing w:val="-2"/>
                 <w:sz w:val="20"/>
               </w:rPr>
-              <w:t>[[PA_</w:t>
-            </w:r>
+              <w:t>[[</w:t>
+            </w:r>
+            <w:proofErr w:type="spellStart"/>
             <w:r>
               <w:rPr>
                 <w:color w:val="46413B"/>
                 <w:spacing w:val="-2"/>
                 <w:sz w:val="20"/>
               </w:rPr>
+              <w:t>PA_</w:t>
+            </w:r>
+            <w:r>
+              <w:rPr>
+                <w:color w:val="46413B"/>
+                <w:spacing w:val="-2"/>
+                <w:sz w:val="20"/>
+              </w:rPr>
               <w:t>affect</w:t>
             </w:r>
+            <w:proofErr w:type="spellEnd"/>
             <w:r>
               <w:rPr>
                 <w:color w:val="46413B"/>
@@ -10845,7 +13719,6 @@
       <w:tblPr>
         <w:tblStyle w:val="TableNormal"/>
         <w:tblW w:w="0" w:type="auto"/>
-        <w:tblInd w:w="546" w:type="dxa"/>
         <w:tblBorders>
           <w:top w:val="single" w:sz="4" w:space="0" w:color="000000"/>
           <w:left w:val="single" w:sz="4" w:space="0" w:color="000000"/>
@@ -10874,6 +13747,7 @@
               <w:right w:val="single" w:sz="6" w:space="0" w:color="000000"/>
             </w:tcBorders>
             <w:shd w:val="clear" w:color="auto" w:fill="447987"/>
+            <w:vAlign w:val="center"/>
           </w:tcPr>
           <w:p>
             <w:pPr>
@@ -10895,11 +13769,12 @@
               <w:right w:val="single" w:sz="6" w:space="0" w:color="000000"/>
             </w:tcBorders>
             <w:shd w:val="clear" w:color="auto" w:fill="447987"/>
+            <w:vAlign w:val="center"/>
           </w:tcPr>
           <w:p>
             <w:pPr>
               <w:pStyle w:val="TableParagraph"/>
-              <w:spacing w:before="81" w:line="240" w:lineRule="auto"/>
+              <w:spacing w:before="0" w:line="240" w:lineRule="auto"/>
               <w:ind w:left="155"/>
               <w:jc w:val="center"/>
               <w:rPr>
@@ -10934,11 +13809,12 @@
               <w:bottom w:val="single" w:sz="8" w:space="0" w:color="000000"/>
               <w:right w:val="single" w:sz="6" w:space="0" w:color="000000"/>
             </w:tcBorders>
+            <w:vAlign w:val="center"/>
           </w:tcPr>
           <w:p>
             <w:pPr>
               <w:pStyle w:val="TableParagraph"/>
-              <w:spacing w:before="70" w:line="219" w:lineRule="exact"/>
+              <w:spacing w:before="0" w:line="219" w:lineRule="exact"/>
               <w:ind w:left="114"/>
               <w:rPr>
                 <w:sz w:val="20"/>
@@ -10961,12 +13837,13 @@
               <w:bottom w:val="single" w:sz="8" w:space="0" w:color="000000"/>
               <w:right w:val="single" w:sz="6" w:space="0" w:color="000000"/>
             </w:tcBorders>
+            <w:vAlign w:val="center"/>
           </w:tcPr>
           <w:p>
             <w:pPr>
               <w:pStyle w:val="TableParagraph"/>
-              <w:spacing w:before="70" w:line="219" w:lineRule="exact"/>
-              <w:ind w:right="260"/>
+              <w:spacing w:before="0" w:line="219" w:lineRule="exact"/>
+              <w:ind w:right="85"/>
               <w:jc w:val="right"/>
               <w:rPr>
                 <w:color w:val="46413B"/>
@@ -10978,7 +13855,15 @@
                 <w:color w:val="46413B"/>
                 <w:sz w:val="20"/>
               </w:rPr>
-              <w:t>[[AF_</w:t>
+              <w:t>[[</w:t>
+            </w:r>
+            <w:proofErr w:type="spellStart"/>
+            <w:r>
+              <w:rPr>
+                <w:color w:val="46413B"/>
+                <w:sz w:val="20"/>
+              </w:rPr>
+              <w:t>AF_</w:t>
             </w:r>
             <w:r>
               <w:rPr>
@@ -10987,6 +13872,7 @@
               </w:rPr>
               <w:t>resEx</w:t>
             </w:r>
+            <w:proofErr w:type="spellEnd"/>
             <w:r>
               <w:rPr>
                 <w:color w:val="46413B"/>
@@ -11010,11 +13896,12 @@
               <w:bottom w:val="single" w:sz="6" w:space="0" w:color="000000"/>
               <w:right w:val="single" w:sz="6" w:space="0" w:color="000000"/>
             </w:tcBorders>
+            <w:vAlign w:val="center"/>
           </w:tcPr>
           <w:p>
             <w:pPr>
               <w:pStyle w:val="TableParagraph"/>
-              <w:spacing w:before="57" w:line="235" w:lineRule="exact"/>
+              <w:spacing w:before="0" w:line="235" w:lineRule="exact"/>
               <w:ind w:left="114"/>
               <w:rPr>
                 <w:sz w:val="20"/>
@@ -11038,12 +13925,13 @@
               <w:bottom w:val="single" w:sz="6" w:space="0" w:color="000000"/>
               <w:right w:val="single" w:sz="6" w:space="0" w:color="000000"/>
             </w:tcBorders>
+            <w:vAlign w:val="center"/>
           </w:tcPr>
           <w:p>
             <w:pPr>
               <w:pStyle w:val="TableParagraph"/>
-              <w:spacing w:before="57" w:line="235" w:lineRule="exact"/>
-              <w:ind w:right="260"/>
+              <w:spacing w:before="0" w:line="235" w:lineRule="exact"/>
+              <w:ind w:right="85"/>
               <w:jc w:val="right"/>
               <w:rPr>
                 <w:color w:val="46413B"/>
@@ -11055,7 +13943,15 @@
                 <w:color w:val="46413B"/>
                 <w:sz w:val="20"/>
               </w:rPr>
-              <w:t>[[AF_</w:t>
+              <w:t>[[</w:t>
+            </w:r>
+            <w:proofErr w:type="spellStart"/>
+            <w:r>
+              <w:rPr>
+                <w:color w:val="46413B"/>
+                <w:sz w:val="20"/>
+              </w:rPr>
+              <w:t>AF_</w:t>
             </w:r>
             <w:r>
               <w:rPr>
@@ -11064,6 +13960,7 @@
               </w:rPr>
               <w:t>dota</w:t>
             </w:r>
+            <w:proofErr w:type="spellEnd"/>
             <w:r>
               <w:rPr>
                 <w:color w:val="46413B"/>
@@ -11087,11 +13984,12 @@
               <w:bottom w:val="single" w:sz="8" w:space="0" w:color="000000"/>
               <w:right w:val="single" w:sz="6" w:space="0" w:color="000000"/>
             </w:tcBorders>
+            <w:vAlign w:val="center"/>
           </w:tcPr>
           <w:p>
             <w:pPr>
               <w:pStyle w:val="TableParagraph"/>
-              <w:spacing w:line="234" w:lineRule="exact"/>
+              <w:spacing w:before="0" w:line="234" w:lineRule="exact"/>
               <w:ind w:left="114"/>
               <w:rPr>
                 <w:sz w:val="20"/>
@@ -11102,6 +14000,7 @@
                 <w:color w:val="46413B"/>
                 <w:sz w:val="20"/>
               </w:rPr>
+              <w:lastRenderedPageBreak/>
               <w:t>Reprises sur amortissements et provisions</w:t>
             </w:r>
           </w:p>
@@ -11115,12 +14014,13 @@
               <w:bottom w:val="single" w:sz="8" w:space="0" w:color="000000"/>
               <w:right w:val="single" w:sz="6" w:space="0" w:color="000000"/>
             </w:tcBorders>
+            <w:vAlign w:val="center"/>
           </w:tcPr>
           <w:p>
             <w:pPr>
               <w:pStyle w:val="TableParagraph"/>
-              <w:spacing w:line="234" w:lineRule="exact"/>
-              <w:ind w:right="260"/>
+              <w:spacing w:before="0" w:line="234" w:lineRule="exact"/>
+              <w:ind w:right="85"/>
               <w:jc w:val="right"/>
               <w:rPr>
                 <w:color w:val="46413B"/>
@@ -11132,7 +14032,15 @@
                 <w:color w:val="46413B"/>
                 <w:sz w:val="20"/>
               </w:rPr>
-              <w:t>[[AF_</w:t>
+              <w:t>[[</w:t>
+            </w:r>
+            <w:proofErr w:type="spellStart"/>
+            <w:r>
+              <w:rPr>
+                <w:color w:val="46413B"/>
+                <w:sz w:val="20"/>
+              </w:rPr>
+              <w:t>AF_</w:t>
             </w:r>
             <w:r>
               <w:rPr>
@@ -11141,6 +14049,7 @@
               </w:rPr>
               <w:t>reprises</w:t>
             </w:r>
+            <w:proofErr w:type="spellEnd"/>
             <w:r>
               <w:rPr>
                 <w:color w:val="46413B"/>
@@ -11164,11 +14073,12 @@
               <w:bottom w:val="single" w:sz="6" w:space="0" w:color="000000"/>
               <w:right w:val="single" w:sz="6" w:space="0" w:color="000000"/>
             </w:tcBorders>
+            <w:vAlign w:val="center"/>
           </w:tcPr>
           <w:p>
             <w:pPr>
               <w:pStyle w:val="TableParagraph"/>
-              <w:spacing w:before="55" w:line="237" w:lineRule="exact"/>
+              <w:spacing w:before="0" w:line="237" w:lineRule="exact"/>
               <w:ind w:left="114"/>
               <w:rPr>
                 <w:sz w:val="20"/>
@@ -11200,11 +14110,14 @@
               <w:bottom w:val="single" w:sz="6" w:space="0" w:color="000000"/>
               <w:right w:val="single" w:sz="6" w:space="0" w:color="000000"/>
             </w:tcBorders>
+            <w:vAlign w:val="center"/>
           </w:tcPr>
           <w:p>
             <w:pPr>
               <w:pStyle w:val="TableParagraph"/>
               <w:spacing w:before="0" w:line="240" w:lineRule="auto"/>
+              <w:ind w:right="85"/>
+              <w:jc w:val="right"/>
               <w:rPr>
                 <w:color w:val="46413B"/>
                 <w:sz w:val="20"/>
@@ -11215,14 +14128,30 @@
                 <w:color w:val="46413B"/>
                 <w:sz w:val="20"/>
               </w:rPr>
-              <w:t>[[AF_</w:t>
-            </w:r>
-            <w:r>
-              <w:rPr>
-                <w:color w:val="46413B"/>
-                <w:sz w:val="20"/>
-              </w:rPr>
-              <w:t>cessions]]</w:t>
+              <w:t>[[</w:t>
+            </w:r>
+            <w:proofErr w:type="spellStart"/>
+            <w:r>
+              <w:rPr>
+                <w:color w:val="46413B"/>
+                <w:sz w:val="20"/>
+              </w:rPr>
+              <w:t>AF_</w:t>
+            </w:r>
+            <w:r>
+              <w:rPr>
+                <w:color w:val="46413B"/>
+                <w:sz w:val="20"/>
+              </w:rPr>
+              <w:t>cessions</w:t>
+            </w:r>
+            <w:proofErr w:type="spellEnd"/>
+            <w:r>
+              <w:rPr>
+                <w:color w:val="46413B"/>
+                <w:sz w:val="20"/>
+              </w:rPr>
+              <w:t>]]</w:t>
             </w:r>
           </w:p>
         </w:tc>
@@ -11240,11 +14169,12 @@
               <w:bottom w:val="single" w:sz="8" w:space="0" w:color="000000"/>
               <w:right w:val="single" w:sz="6" w:space="0" w:color="000000"/>
             </w:tcBorders>
+            <w:vAlign w:val="center"/>
           </w:tcPr>
           <w:p>
             <w:pPr>
               <w:pStyle w:val="TableParagraph"/>
-              <w:spacing w:line="234" w:lineRule="exact"/>
+              <w:spacing w:before="0" w:line="234" w:lineRule="exact"/>
               <w:ind w:left="114"/>
               <w:rPr>
                 <w:sz w:val="20"/>
@@ -11329,12 +14259,13 @@
               <w:bottom w:val="single" w:sz="8" w:space="0" w:color="000000"/>
               <w:right w:val="single" w:sz="6" w:space="0" w:color="000000"/>
             </w:tcBorders>
+            <w:vAlign w:val="center"/>
           </w:tcPr>
           <w:p>
             <w:pPr>
               <w:pStyle w:val="TableParagraph"/>
-              <w:spacing w:line="234" w:lineRule="exact"/>
-              <w:ind w:right="260"/>
+              <w:spacing w:before="0" w:line="234" w:lineRule="exact"/>
+              <w:ind w:right="85"/>
               <w:jc w:val="right"/>
               <w:rPr>
                 <w:color w:val="46413B"/>
@@ -11346,7 +14277,23 @@
                 <w:color w:val="46413B"/>
                 <w:sz w:val="20"/>
               </w:rPr>
-              <w:t>[[AF_subven]]</w:t>
+              <w:t>[[</w:t>
+            </w:r>
+            <w:proofErr w:type="spellStart"/>
+            <w:r>
+              <w:rPr>
+                <w:color w:val="46413B"/>
+                <w:sz w:val="20"/>
+              </w:rPr>
+              <w:t>AF_subven</w:t>
+            </w:r>
+            <w:proofErr w:type="spellEnd"/>
+            <w:r>
+              <w:rPr>
+                <w:color w:val="46413B"/>
+                <w:sz w:val="20"/>
+              </w:rPr>
+              <w:t>]]</w:t>
             </w:r>
           </w:p>
         </w:tc>
@@ -11365,11 +14312,12 @@
               <w:right w:val="single" w:sz="6" w:space="0" w:color="000000"/>
             </w:tcBorders>
             <w:shd w:val="clear" w:color="auto" w:fill="CFCFCF"/>
+            <w:vAlign w:val="center"/>
           </w:tcPr>
           <w:p>
             <w:pPr>
               <w:pStyle w:val="TableParagraph"/>
-              <w:spacing w:before="57" w:line="209" w:lineRule="exact"/>
+              <w:spacing w:before="0" w:line="209" w:lineRule="exact"/>
               <w:ind w:left="114"/>
               <w:rPr>
                 <w:b/>
@@ -11397,12 +14345,13 @@
               <w:right w:val="single" w:sz="6" w:space="0" w:color="000000"/>
             </w:tcBorders>
             <w:shd w:val="clear" w:color="auto" w:fill="CFCFCF"/>
+            <w:vAlign w:val="center"/>
           </w:tcPr>
           <w:p>
             <w:pPr>
               <w:pStyle w:val="TableParagraph"/>
-              <w:spacing w:before="57" w:line="209" w:lineRule="exact"/>
-              <w:ind w:right="260"/>
+              <w:spacing w:before="0" w:line="209" w:lineRule="exact"/>
+              <w:ind w:right="85"/>
               <w:jc w:val="right"/>
               <w:rPr>
                 <w:color w:val="46413B"/>
@@ -11414,7 +14363,23 @@
                 <w:color w:val="46413B"/>
                 <w:sz w:val="20"/>
               </w:rPr>
-              <w:t>[[AF_capa]]</w:t>
+              <w:t>[[</w:t>
+            </w:r>
+            <w:proofErr w:type="spellStart"/>
+            <w:r>
+              <w:rPr>
+                <w:color w:val="46413B"/>
+                <w:sz w:val="20"/>
+              </w:rPr>
+              <w:t>AF_capa</w:t>
+            </w:r>
+            <w:proofErr w:type="spellEnd"/>
+            <w:r>
+              <w:rPr>
+                <w:color w:val="46413B"/>
+                <w:sz w:val="20"/>
+              </w:rPr>
+              <w:t>]]</w:t>
             </w:r>
           </w:p>
         </w:tc>
@@ -11432,11 +14397,12 @@
               <w:bottom w:val="single" w:sz="8" w:space="0" w:color="000000"/>
               <w:right w:val="single" w:sz="6" w:space="0" w:color="000000"/>
             </w:tcBorders>
+            <w:vAlign w:val="center"/>
           </w:tcPr>
           <w:p>
             <w:pPr>
               <w:pStyle w:val="TableParagraph"/>
-              <w:spacing w:line="234" w:lineRule="exact"/>
+              <w:spacing w:before="0" w:line="234" w:lineRule="exact"/>
               <w:ind w:left="342"/>
               <w:rPr>
                 <w:sz w:val="20"/>
@@ -11460,12 +14426,13 @@
               <w:bottom w:val="single" w:sz="8" w:space="0" w:color="000000"/>
               <w:right w:val="single" w:sz="6" w:space="0" w:color="000000"/>
             </w:tcBorders>
+            <w:vAlign w:val="center"/>
           </w:tcPr>
           <w:p>
             <w:pPr>
               <w:pStyle w:val="TableParagraph"/>
-              <w:spacing w:line="234" w:lineRule="exact"/>
-              <w:ind w:right="259"/>
+              <w:spacing w:before="0" w:line="234" w:lineRule="exact"/>
+              <w:ind w:right="85"/>
               <w:jc w:val="right"/>
               <w:rPr>
                 <w:color w:val="46413B"/>
@@ -11477,7 +14444,15 @@
                 <w:color w:val="46413B"/>
                 <w:sz w:val="20"/>
               </w:rPr>
-              <w:t>[[AF_re</w:t>
+              <w:t>[[</w:t>
+            </w:r>
+            <w:proofErr w:type="spellStart"/>
+            <w:r>
+              <w:rPr>
+                <w:color w:val="46413B"/>
+                <w:sz w:val="20"/>
+              </w:rPr>
+              <w:t>AF_re</w:t>
             </w:r>
             <w:r>
               <w:rPr>
@@ -11486,6 +14461,7 @@
               </w:rPr>
               <w:t>mbours</w:t>
             </w:r>
+            <w:proofErr w:type="spellEnd"/>
             <w:r>
               <w:rPr>
                 <w:color w:val="46413B"/>
@@ -11509,11 +14485,12 @@
               <w:bottom w:val="single" w:sz="6" w:space="0" w:color="000000"/>
               <w:right w:val="single" w:sz="6" w:space="0" w:color="000000"/>
             </w:tcBorders>
+            <w:vAlign w:val="center"/>
           </w:tcPr>
           <w:p>
             <w:pPr>
               <w:pStyle w:val="TableParagraph"/>
-              <w:spacing w:before="57" w:line="235" w:lineRule="exact"/>
+              <w:spacing w:before="0" w:line="235" w:lineRule="exact"/>
               <w:ind w:left="342"/>
               <w:rPr>
                 <w:sz w:val="20"/>
@@ -11536,12 +14513,13 @@
               <w:bottom w:val="single" w:sz="6" w:space="0" w:color="000000"/>
               <w:right w:val="single" w:sz="6" w:space="0" w:color="000000"/>
             </w:tcBorders>
+            <w:vAlign w:val="center"/>
           </w:tcPr>
           <w:p>
             <w:pPr>
               <w:pStyle w:val="TableParagraph"/>
-              <w:spacing w:before="57" w:line="235" w:lineRule="exact"/>
-              <w:ind w:right="259"/>
+              <w:spacing w:before="0" w:line="235" w:lineRule="exact"/>
+              <w:ind w:right="85"/>
               <w:jc w:val="right"/>
               <w:rPr>
                 <w:sz w:val="20"/>
@@ -11551,7 +14529,21 @@
               <w:rPr>
                 <w:sz w:val="20"/>
               </w:rPr>
-              <w:t>[[AF_divi]]</w:t>
+              <w:t>[[</w:t>
+            </w:r>
+            <w:proofErr w:type="spellStart"/>
+            <w:r>
+              <w:rPr>
+                <w:sz w:val="20"/>
+              </w:rPr>
+              <w:t>AF_divi</w:t>
+            </w:r>
+            <w:proofErr w:type="spellEnd"/>
+            <w:r>
+              <w:rPr>
+                <w:sz w:val="20"/>
+              </w:rPr>
+              <w:t>]]</w:t>
             </w:r>
           </w:p>
         </w:tc>
@@ -11570,11 +14562,12 @@
               <w:right w:val="single" w:sz="6" w:space="0" w:color="000000"/>
             </w:tcBorders>
             <w:shd w:val="clear" w:color="auto" w:fill="CFCFCF"/>
+            <w:vAlign w:val="center"/>
           </w:tcPr>
           <w:p>
             <w:pPr>
               <w:pStyle w:val="TableParagraph"/>
-              <w:spacing w:line="210" w:lineRule="exact"/>
+              <w:spacing w:before="0" w:line="210" w:lineRule="exact"/>
               <w:ind w:left="114"/>
               <w:rPr>
                 <w:b/>
@@ -11600,12 +14593,13 @@
               <w:right w:val="single" w:sz="6" w:space="0" w:color="000000"/>
             </w:tcBorders>
             <w:shd w:val="clear" w:color="auto" w:fill="CFCFCF"/>
+            <w:vAlign w:val="center"/>
           </w:tcPr>
           <w:p>
             <w:pPr>
               <w:pStyle w:val="TableParagraph"/>
-              <w:spacing w:line="210" w:lineRule="exact"/>
-              <w:ind w:right="260"/>
+              <w:spacing w:before="0" w:line="210" w:lineRule="exact"/>
+              <w:ind w:right="85"/>
               <w:jc w:val="right"/>
               <w:rPr>
                 <w:sz w:val="20"/>
@@ -11615,7 +14609,21 @@
               <w:rPr>
                 <w:sz w:val="20"/>
               </w:rPr>
-              <w:t>[[AF_capaNet]]</w:t>
+              <w:t>[[</w:t>
+            </w:r>
+            <w:proofErr w:type="spellStart"/>
+            <w:r>
+              <w:rPr>
+                <w:sz w:val="20"/>
+              </w:rPr>
+              <w:t>AF_capaNet</w:t>
+            </w:r>
+            <w:proofErr w:type="spellEnd"/>
+            <w:r>
+              <w:rPr>
+                <w:sz w:val="20"/>
+              </w:rPr>
+              <w:t>]]</w:t>
             </w:r>
           </w:p>
         </w:tc>
@@ -11636,6 +14644,7 @@
       <w:r>
         <w:t>/</w:t>
       </w:r>
+      <w:proofErr w:type="spellStart"/>
       <w:r>
         <w:t>AF</w:t>
       </w:r>
@@ -11645,6 +14654,7 @@
       <w:r>
         <w:t>enabled</w:t>
       </w:r>
+      <w:proofErr w:type="spellEnd"/>
       <w:r>
         <w:t>]]</w:t>
       </w:r>
@@ -11887,7 +14897,6 @@
       <w:tblPr>
         <w:tblStyle w:val="TableNormal"/>
         <w:tblW w:w="0" w:type="auto"/>
-        <w:tblInd w:w="543" w:type="dxa"/>
         <w:tblBorders>
           <w:top w:val="single" w:sz="4" w:space="0" w:color="000000"/>
           <w:left w:val="single" w:sz="4" w:space="0" w:color="000000"/>
@@ -11916,6 +14925,7 @@
               <w:right w:val="single" w:sz="6" w:space="0" w:color="000000"/>
             </w:tcBorders>
             <w:shd w:val="clear" w:color="auto" w:fill="447987"/>
+            <w:vAlign w:val="center"/>
           </w:tcPr>
           <w:p>
             <w:pPr>
@@ -11937,11 +14947,12 @@
               <w:right w:val="single" w:sz="6" w:space="0" w:color="000000"/>
             </w:tcBorders>
             <w:shd w:val="clear" w:color="auto" w:fill="447987"/>
+            <w:vAlign w:val="center"/>
           </w:tcPr>
           <w:p>
             <w:pPr>
               <w:pStyle w:val="TableParagraph"/>
-              <w:spacing w:before="83" w:line="240" w:lineRule="auto"/>
+              <w:spacing w:before="0" w:line="240" w:lineRule="auto"/>
               <w:ind w:left="155" w:right="7"/>
               <w:jc w:val="center"/>
               <w:rPr>
@@ -11974,11 +14985,12 @@
               <w:bottom w:val="single" w:sz="8" w:space="0" w:color="000000"/>
               <w:right w:val="single" w:sz="6" w:space="0" w:color="000000"/>
             </w:tcBorders>
+            <w:vAlign w:val="center"/>
           </w:tcPr>
           <w:p>
             <w:pPr>
               <w:pStyle w:val="TableParagraph"/>
-              <w:spacing w:before="68" w:line="234" w:lineRule="exact"/>
+              <w:spacing w:before="0" w:line="234" w:lineRule="exact"/>
               <w:ind w:left="112"/>
               <w:rPr>
                 <w:sz w:val="20"/>
@@ -12033,12 +15045,13 @@
               <w:bottom w:val="single" w:sz="8" w:space="0" w:color="000000"/>
               <w:right w:val="single" w:sz="6" w:space="0" w:color="000000"/>
             </w:tcBorders>
+            <w:vAlign w:val="center"/>
           </w:tcPr>
           <w:p>
             <w:pPr>
               <w:pStyle w:val="TableParagraph"/>
-              <w:spacing w:before="68" w:line="234" w:lineRule="exact"/>
-              <w:ind w:right="261"/>
+              <w:spacing w:before="0" w:line="234" w:lineRule="exact"/>
+              <w:ind w:right="85"/>
               <w:jc w:val="right"/>
               <w:rPr>
                 <w:color w:val="46413B"/>
@@ -12052,7 +15065,25 @@
                 <w:spacing w:val="-2"/>
                 <w:sz w:val="20"/>
               </w:rPr>
-              <w:t>[[EA_resEx]]</w:t>
+              <w:t>[[</w:t>
+            </w:r>
+            <w:proofErr w:type="spellStart"/>
+            <w:r>
+              <w:rPr>
+                <w:color w:val="46413B"/>
+                <w:spacing w:val="-2"/>
+                <w:sz w:val="20"/>
+              </w:rPr>
+              <w:t>EA_resEx</w:t>
+            </w:r>
+            <w:proofErr w:type="spellEnd"/>
+            <w:r>
+              <w:rPr>
+                <w:color w:val="46413B"/>
+                <w:spacing w:val="-2"/>
+                <w:sz w:val="20"/>
+              </w:rPr>
+              <w:t>]]</w:t>
             </w:r>
           </w:p>
         </w:tc>
@@ -12070,11 +15101,12 @@
               <w:bottom w:val="single" w:sz="6" w:space="0" w:color="000000"/>
               <w:right w:val="single" w:sz="6" w:space="0" w:color="000000"/>
             </w:tcBorders>
+            <w:vAlign w:val="center"/>
           </w:tcPr>
           <w:p>
             <w:pPr>
               <w:pStyle w:val="TableParagraph"/>
-              <w:spacing w:before="72" w:line="221" w:lineRule="exact"/>
+              <w:spacing w:before="0" w:line="221" w:lineRule="exact"/>
               <w:ind w:left="112"/>
               <w:rPr>
                 <w:sz w:val="20"/>
@@ -12129,11 +15161,14 @@
               <w:bottom w:val="single" w:sz="6" w:space="0" w:color="000000"/>
               <w:right w:val="single" w:sz="6" w:space="0" w:color="000000"/>
             </w:tcBorders>
+            <w:vAlign w:val="center"/>
           </w:tcPr>
           <w:p>
             <w:pPr>
               <w:pStyle w:val="TableParagraph"/>
               <w:spacing w:before="0" w:line="240" w:lineRule="auto"/>
+              <w:ind w:right="85"/>
+              <w:jc w:val="right"/>
               <w:rPr>
                 <w:color w:val="46413B"/>
                 <w:spacing w:val="-2"/>
@@ -12146,15 +15181,33 @@
                 <w:spacing w:val="-2"/>
                 <w:sz w:val="20"/>
               </w:rPr>
-              <w:t>[[EA_</w:t>
-            </w:r>
+              <w:t>[[</w:t>
+            </w:r>
+            <w:proofErr w:type="spellStart"/>
             <w:r>
               <w:rPr>
                 <w:color w:val="46413B"/>
                 <w:spacing w:val="-2"/>
                 <w:sz w:val="20"/>
               </w:rPr>
-              <w:t>dot]]</w:t>
+              <w:t>EA_</w:t>
+            </w:r>
+            <w:r>
+              <w:rPr>
+                <w:color w:val="46413B"/>
+                <w:spacing w:val="-2"/>
+                <w:sz w:val="20"/>
+              </w:rPr>
+              <w:t>dot</w:t>
+            </w:r>
+            <w:proofErr w:type="spellEnd"/>
+            <w:r>
+              <w:rPr>
+                <w:color w:val="46413B"/>
+                <w:spacing w:val="-2"/>
+                <w:sz w:val="20"/>
+              </w:rPr>
+              <w:t>]]</w:t>
             </w:r>
           </w:p>
         </w:tc>
@@ -12172,11 +15225,12 @@
               <w:bottom w:val="single" w:sz="6" w:space="0" w:color="000000"/>
               <w:right w:val="single" w:sz="6" w:space="0" w:color="000000"/>
             </w:tcBorders>
+            <w:vAlign w:val="center"/>
           </w:tcPr>
           <w:p>
             <w:pPr>
               <w:pStyle w:val="TableParagraph"/>
-              <w:spacing w:before="75" w:line="221" w:lineRule="exact"/>
+              <w:spacing w:before="0" w:line="221" w:lineRule="exact"/>
               <w:ind w:left="112"/>
               <w:rPr>
                 <w:sz w:val="20"/>
@@ -12217,12 +15271,13 @@
               <w:bottom w:val="single" w:sz="6" w:space="0" w:color="000000"/>
               <w:right w:val="single" w:sz="6" w:space="0" w:color="000000"/>
             </w:tcBorders>
+            <w:vAlign w:val="center"/>
           </w:tcPr>
           <w:p>
             <w:pPr>
               <w:pStyle w:val="TableParagraph"/>
-              <w:spacing w:before="75" w:line="221" w:lineRule="exact"/>
-              <w:ind w:right="261"/>
+              <w:spacing w:before="0" w:line="221" w:lineRule="exact"/>
+              <w:ind w:right="85"/>
               <w:jc w:val="right"/>
               <w:rPr>
                 <w:color w:val="46413B"/>
@@ -12236,15 +15291,33 @@
                 <w:spacing w:val="-2"/>
                 <w:sz w:val="20"/>
               </w:rPr>
-              <w:t>[[EA_</w:t>
-            </w:r>
+              <w:t>[[</w:t>
+            </w:r>
+            <w:proofErr w:type="spellStart"/>
             <w:r>
               <w:rPr>
                 <w:color w:val="46413B"/>
                 <w:spacing w:val="-2"/>
                 <w:sz w:val="20"/>
               </w:rPr>
-              <w:t>rembours]]</w:t>
+              <w:t>EA_</w:t>
+            </w:r>
+            <w:r>
+              <w:rPr>
+                <w:color w:val="46413B"/>
+                <w:spacing w:val="-2"/>
+                <w:sz w:val="20"/>
+              </w:rPr>
+              <w:t>rembours</w:t>
+            </w:r>
+            <w:proofErr w:type="spellEnd"/>
+            <w:r>
+              <w:rPr>
+                <w:color w:val="46413B"/>
+                <w:spacing w:val="-2"/>
+                <w:sz w:val="20"/>
+              </w:rPr>
+              <w:t>]]</w:t>
             </w:r>
           </w:p>
         </w:tc>
@@ -12262,11 +15335,12 @@
               <w:bottom w:val="single" w:sz="12" w:space="0" w:color="000000"/>
               <w:right w:val="single" w:sz="6" w:space="0" w:color="000000"/>
             </w:tcBorders>
+            <w:vAlign w:val="center"/>
           </w:tcPr>
           <w:p>
             <w:pPr>
               <w:pStyle w:val="TableParagraph"/>
-              <w:spacing w:before="73" w:line="217" w:lineRule="exact"/>
+              <w:spacing w:before="0" w:line="217" w:lineRule="exact"/>
               <w:ind w:left="112"/>
               <w:rPr>
                 <w:sz w:val="20"/>
@@ -12291,11 +15365,14 @@
               <w:bottom w:val="single" w:sz="12" w:space="0" w:color="000000"/>
               <w:right w:val="single" w:sz="6" w:space="0" w:color="000000"/>
             </w:tcBorders>
+            <w:vAlign w:val="center"/>
           </w:tcPr>
           <w:p>
             <w:pPr>
               <w:pStyle w:val="TableParagraph"/>
               <w:spacing w:before="0" w:line="240" w:lineRule="auto"/>
+              <w:ind w:right="85"/>
+              <w:jc w:val="right"/>
               <w:rPr>
                 <w:color w:val="46413B"/>
                 <w:spacing w:val="-2"/>
@@ -12308,15 +15385,33 @@
                 <w:spacing w:val="-2"/>
                 <w:sz w:val="20"/>
               </w:rPr>
-              <w:t>[[EA_</w:t>
-            </w:r>
+              <w:t>[[</w:t>
+            </w:r>
+            <w:proofErr w:type="spellStart"/>
             <w:r>
               <w:rPr>
                 <w:color w:val="46413B"/>
                 <w:spacing w:val="-2"/>
                 <w:sz w:val="20"/>
               </w:rPr>
-              <w:t>divi]]</w:t>
+              <w:t>EA_</w:t>
+            </w:r>
+            <w:r>
+              <w:rPr>
+                <w:color w:val="46413B"/>
+                <w:spacing w:val="-2"/>
+                <w:sz w:val="20"/>
+              </w:rPr>
+              <w:t>divi</w:t>
+            </w:r>
+            <w:proofErr w:type="spellEnd"/>
+            <w:r>
+              <w:rPr>
+                <w:color w:val="46413B"/>
+                <w:spacing w:val="-2"/>
+                <w:sz w:val="20"/>
+              </w:rPr>
+              <w:t>]]</w:t>
             </w:r>
           </w:p>
         </w:tc>
@@ -12335,11 +15430,12 @@
               <w:right w:val="single" w:sz="6" w:space="0" w:color="000000"/>
             </w:tcBorders>
             <w:shd w:val="clear" w:color="auto" w:fill="CFCFCF"/>
+            <w:vAlign w:val="center"/>
           </w:tcPr>
           <w:p>
             <w:pPr>
               <w:pStyle w:val="TableParagraph"/>
-              <w:spacing w:before="47" w:line="210" w:lineRule="exact"/>
+              <w:spacing w:before="0" w:line="210" w:lineRule="exact"/>
               <w:ind w:left="112"/>
               <w:rPr>
                 <w:b/>
@@ -12418,12 +15514,13 @@
               <w:right w:val="single" w:sz="6" w:space="0" w:color="000000"/>
             </w:tcBorders>
             <w:shd w:val="clear" w:color="auto" w:fill="CFCFCF"/>
+            <w:vAlign w:val="center"/>
           </w:tcPr>
           <w:p>
             <w:pPr>
               <w:pStyle w:val="TableParagraph"/>
-              <w:spacing w:before="47" w:line="210" w:lineRule="exact"/>
-              <w:ind w:right="260"/>
+              <w:spacing w:before="0" w:line="210" w:lineRule="exact"/>
+              <w:ind w:right="85"/>
               <w:jc w:val="right"/>
               <w:rPr>
                 <w:color w:val="46413B"/>
@@ -12437,15 +15534,33 @@
                 <w:spacing w:val="-2"/>
                 <w:sz w:val="20"/>
               </w:rPr>
-              <w:t>[[EA_</w:t>
-            </w:r>
+              <w:t>[[</w:t>
+            </w:r>
+            <w:proofErr w:type="spellStart"/>
             <w:r>
               <w:rPr>
                 <w:color w:val="46413B"/>
                 <w:spacing w:val="-2"/>
                 <w:sz w:val="20"/>
               </w:rPr>
-              <w:t>capa]]</w:t>
+              <w:t>EA_</w:t>
+            </w:r>
+            <w:r>
+              <w:rPr>
+                <w:color w:val="46413B"/>
+                <w:spacing w:val="-2"/>
+                <w:sz w:val="20"/>
+              </w:rPr>
+              <w:t>capa</w:t>
+            </w:r>
+            <w:proofErr w:type="spellEnd"/>
+            <w:r>
+              <w:rPr>
+                <w:color w:val="46413B"/>
+                <w:spacing w:val="-2"/>
+                <w:sz w:val="20"/>
+              </w:rPr>
+              <w:t>]]</w:t>
             </w:r>
           </w:p>
         </w:tc>
@@ -12458,6 +15573,7 @@
       <w:r>
         <w:t>/</w:t>
       </w:r>
+      <w:proofErr w:type="spellStart"/>
       <w:r>
         <w:t>EA</w:t>
       </w:r>
@@ -12467,6 +15583,7 @@
       <w:r>
         <w:t>enabled</w:t>
       </w:r>
+      <w:proofErr w:type="spellEnd"/>
       <w:r>
         <w:t>]]</w:t>
       </w:r>
@@ -15573,17 +18690,7 @@
           <w:sz w:val="20"/>
           <w:u w:val="single" w:color="46413B"/>
         </w:rPr>
-        <w:t xml:space="preserve">de </w:t>
-      </w:r>
-      <w:r>
-        <w:rPr>
-          <w:b/>
-          <w:color w:val="46413B"/>
-          <w:sz w:val="20"/>
-          <w:u w:val="single" w:color="46413B"/>
-        </w:rPr>
-        <w:lastRenderedPageBreak/>
-        <w:t>prévention</w:t>
+        <w:t>de prévention</w:t>
       </w:r>
       <w:r>
         <w:rPr>
@@ -15899,7 +19006,14 @@
         <w:rPr>
           <w:color w:val="46413B"/>
         </w:rPr>
-        <w:t>Nous vous rappelons enfin que le non-respect de ces obligations est susceptible d’entrainer la mise en jeu de la responsabilité civile et/ou pénale de l’employeur en cas de contentieux ultérieur.</w:t>
+        <w:t xml:space="preserve">Nous vous rappelons enfin que le non-respect de ces obligations est susceptible d’entrainer la mise en jeu de la responsabilité </w:t>
+      </w:r>
+      <w:r>
+        <w:rPr>
+          <w:color w:val="46413B"/>
+        </w:rPr>
+        <w:lastRenderedPageBreak/>
+        <w:t>civile et/ou pénale de l’employeur en cas de contentieux ultérieur.</w:t>
       </w:r>
     </w:p>
     <w:p>
@@ -16068,6 +19182,7 @@
       <w:r>
         <w:t>/</w:t>
       </w:r>
+      <w:proofErr w:type="spellStart"/>
       <w:r>
         <w:t>MD</w:t>
       </w:r>
@@ -16077,6 +19192,7 @@
       <w:r>
         <w:t>enabled</w:t>
       </w:r>
+      <w:proofErr w:type="spellEnd"/>
       <w:r>
         <w:t>]]</w:t>
       </w:r>
@@ -16157,6 +19273,7 @@
       <w:r>
         <w:t>[[</w:t>
       </w:r>
+      <w:proofErr w:type="spellStart"/>
       <w:r>
         <w:t>FM</w:t>
       </w:r>
@@ -16166,6 +19283,7 @@
       <w:r>
         <w:t>commentaire</w:t>
       </w:r>
+      <w:proofErr w:type="spellEnd"/>
       <w:r>
         <w:t>]]</w:t>
       </w:r>
@@ -16178,6 +19296,7 @@
       <w:r>
         <w:t>/</w:t>
       </w:r>
+      <w:proofErr w:type="spellStart"/>
       <w:r>
         <w:t>FM</w:t>
       </w:r>
@@ -16187,6 +19306,7 @@
       <w:r>
         <w:t>enabled</w:t>
       </w:r>
+      <w:proofErr w:type="spellEnd"/>
       <w:r>
         <w:t>]]</w:t>
       </w:r>
@@ -16468,6 +19588,7 @@
       <w:r>
         <w:t>[[</w:t>
       </w:r>
+      <w:proofErr w:type="spellStart"/>
       <w:r>
         <w:t>P</w:t>
       </w:r>
@@ -16477,6 +19598,7 @@
       <w:r>
         <w:t>commentaire</w:t>
       </w:r>
+      <w:proofErr w:type="spellEnd"/>
       <w:r>
         <w:t>]]</w:t>
       </w:r>
@@ -16488,6 +19610,7 @@
       <w:r>
         <w:t>/</w:t>
       </w:r>
+      <w:proofErr w:type="spellStart"/>
       <w:r>
         <w:t>P</w:t>
       </w:r>
@@ -16497,6 +19620,7 @@
       <w:r>
         <w:t>commentaire</w:t>
       </w:r>
+      <w:proofErr w:type="spellEnd"/>
       <w:r>
         <w:t>]]</w:t>
       </w:r>
@@ -16576,11 +19700,16 @@
             <w:r>
               <w:t>[[</w:t>
             </w:r>
+            <w:proofErr w:type="spellStart"/>
             <w:r>
               <w:t>S</w:t>
             </w:r>
             <w:r>
-              <w:t>_nomExpert]]</w:t>
+              <w:t>_nomExpert</w:t>
+            </w:r>
+            <w:proofErr w:type="spellEnd"/>
+            <w:r>
+              <w:t>]]</w:t>
             </w:r>
           </w:p>
         </w:tc>
@@ -16595,11 +19724,16 @@
             <w:r>
               <w:t>[[</w:t>
             </w:r>
+            <w:proofErr w:type="spellStart"/>
             <w:r>
               <w:t>S</w:t>
             </w:r>
             <w:r>
-              <w:t>_nomReviseur]]</w:t>
+              <w:t>_nomReviseur</w:t>
+            </w:r>
+            <w:proofErr w:type="spellEnd"/>
+            <w:r>
+              <w:t>]]</w:t>
             </w:r>
           </w:p>
         </w:tc>
@@ -16616,6 +19750,7 @@
             <w:r>
               <w:t>[[</w:t>
             </w:r>
+            <w:proofErr w:type="spellStart"/>
             <w:r>
               <w:t>S</w:t>
             </w:r>
@@ -16625,6 +19760,7 @@
             <w:r>
               <w:t>qualiteExpert</w:t>
             </w:r>
+            <w:proofErr w:type="spellEnd"/>
             <w:r>
               <w:t>]]</w:t>
             </w:r>
@@ -16641,6 +19777,7 @@
             <w:r>
               <w:t>[[</w:t>
             </w:r>
+            <w:proofErr w:type="spellStart"/>
             <w:r>
               <w:t>S</w:t>
             </w:r>
@@ -16650,6 +19787,7 @@
             <w:r>
               <w:t>qualiteReviseur</w:t>
             </w:r>
+            <w:proofErr w:type="spellEnd"/>
             <w:r>
               <w:t>]]</w:t>
             </w:r>
@@ -16779,6 +19917,7 @@
         </w:rPr>
         <w:t>[[</w:t>
       </w:r>
+      <w:proofErr w:type="spellStart"/>
       <w:r>
         <w:rPr>
           <w:color w:val="46413B"/>
@@ -16786,6 +19925,7 @@
         </w:rPr>
         <w:t>dateFinEx</w:t>
       </w:r>
+      <w:proofErr w:type="spellEnd"/>
       <w:r>
         <w:rPr>
           <w:color w:val="46413B"/>
@@ -16930,6 +20070,7 @@
         <w:rPr>
           <w:noProof/>
         </w:rPr>
+        <w:lastRenderedPageBreak/>
         <w:drawing>
           <wp:anchor distT="0" distB="0" distL="0" distR="0" simplePos="0" relativeHeight="487588352" behindDoc="1" locked="0" layoutInCell="1" allowOverlap="1" wp14:anchorId="28E9BD1B" wp14:editId="2A08862F">
             <wp:simplePos x="0" y="0"/>

--- a/backend/src/templates/modele_simple.docx
+++ b/backend/src/templates/modele_simple.docx
@@ -71,7 +71,6 @@
         </w:rPr>
         <w:t>[[</w:t>
       </w:r>
-      <w:proofErr w:type="spellStart"/>
       <w:r>
         <w:rPr>
           <w:rFonts w:ascii="Arial MT"/>
@@ -84,15 +83,7 @@
           <w:rFonts w:ascii="Arial MT"/>
           <w:sz w:val="16"/>
         </w:rPr>
-        <w:t>adresse</w:t>
-      </w:r>
-      <w:proofErr w:type="spellEnd"/>
-      <w:r>
-        <w:rPr>
-          <w:rFonts w:ascii="Arial MT"/>
-          <w:sz w:val="16"/>
-        </w:rPr>
-        <w:t>]]</w:t>
+        <w:t>adresse]]</w:t>
       </w:r>
     </w:p>
     <w:p>
@@ -114,7 +105,6 @@
         </w:rPr>
         <w:t>[[</w:t>
       </w:r>
-      <w:proofErr w:type="spellStart"/>
       <w:r>
         <w:rPr>
           <w:rFonts w:ascii="Arial MT"/>
@@ -127,52 +117,35 @@
           <w:rFonts w:ascii="Arial MT"/>
           <w:sz w:val="16"/>
         </w:rPr>
-        <w:t>cp</w:t>
-      </w:r>
-      <w:proofErr w:type="spellEnd"/>
+        <w:t>cp]]</w:t>
+      </w:r>
       <w:r>
         <w:rPr>
           <w:rFonts w:ascii="Arial MT"/>
           <w:sz w:val="16"/>
         </w:rPr>
-        <w:t>]]</w:t>
+        <w:tab/>
       </w:r>
       <w:r>
         <w:rPr>
           <w:rFonts w:ascii="Arial MT"/>
           <w:sz w:val="16"/>
         </w:rPr>
-        <w:tab/>
+        <w:t>[[</w:t>
       </w:r>
       <w:r>
         <w:rPr>
           <w:rFonts w:ascii="Arial MT"/>
           <w:sz w:val="16"/>
         </w:rPr>
-        <w:t>[[</w:t>
-      </w:r>
-      <w:proofErr w:type="spellStart"/>
+        <w:t>site_</w:t>
+      </w:r>
       <w:r>
         <w:rPr>
           <w:rFonts w:ascii="Arial MT"/>
           <w:sz w:val="16"/>
         </w:rPr>
-        <w:t>site_</w:t>
-      </w:r>
-      <w:r>
-        <w:rPr>
-          <w:rFonts w:ascii="Arial MT"/>
-          <w:sz w:val="16"/>
-        </w:rPr>
-        <w:t>ville</w:t>
-      </w:r>
-      <w:proofErr w:type="spellEnd"/>
-      <w:r>
-        <w:rPr>
-          <w:rFonts w:ascii="Arial MT"/>
-          <w:sz w:val="16"/>
-        </w:rPr>
-        <w:t>]]</w:t>
+        <w:t>ville]]</w:t>
       </w:r>
     </w:p>
     <w:p>
@@ -248,15 +221,7 @@
         <w:ind w:left="6480" w:firstLine="720"/>
       </w:pPr>
       <w:r>
-        <w:t>[[</w:t>
-      </w:r>
-      <w:proofErr w:type="spellStart"/>
-      <w:r>
-        <w:t>nomEntreprise</w:t>
-      </w:r>
-      <w:proofErr w:type="spellEnd"/>
-      <w:r>
-        <w:t>]]</w:t>
+        <w:t>[[nomEntreprise]]</w:t>
       </w:r>
     </w:p>
     <w:p>
@@ -274,23 +239,7 @@
         <w:ind w:left="7200"/>
       </w:pPr>
       <w:r>
-        <w:t>[[</w:t>
-      </w:r>
-      <w:proofErr w:type="spellStart"/>
-      <w:r>
-        <w:t>codePostalClient</w:t>
-      </w:r>
-      <w:proofErr w:type="spellEnd"/>
-      <w:r>
-        <w:t>]] [[</w:t>
-      </w:r>
-      <w:proofErr w:type="spellStart"/>
-      <w:r>
-        <w:t>villeClient</w:t>
-      </w:r>
-      <w:proofErr w:type="spellEnd"/>
-      <w:r>
-        <w:t>]]</w:t>
+        <w:t>[[codePostalClient]] [[villeClient]]</w:t>
       </w:r>
     </w:p>
     <w:p>
@@ -311,15 +260,7 @@
         <w:ind w:left="6480"/>
       </w:pPr>
       <w:r>
-        <w:t>à [[</w:t>
-      </w:r>
-      <w:proofErr w:type="spellStart"/>
-      <w:r>
-        <w:t>lieuCreation</w:t>
-      </w:r>
-      <w:proofErr w:type="spellEnd"/>
-      <w:r>
-        <w:t>]]</w:t>
+        <w:t>à [[lieuCreation]]</w:t>
       </w:r>
     </w:p>
     <w:p>
@@ -328,15 +269,7 @@
         <w:ind w:left="6480"/>
       </w:pPr>
       <w:r>
-        <w:t>Le [[</w:t>
-      </w:r>
-      <w:proofErr w:type="spellStart"/>
-      <w:r>
-        <w:t>dateCreation</w:t>
-      </w:r>
-      <w:proofErr w:type="spellEnd"/>
-      <w:r>
-        <w:t>]]</w:t>
+        <w:t>Le [[dateCreation]]</w:t>
       </w:r>
     </w:p>
     <w:p>
@@ -360,23 +293,7 @@
         <w:spacing w:before="120" w:after="120" w:line="276" w:lineRule="auto"/>
       </w:pPr>
       <w:r>
-        <w:t>Réf : [[</w:t>
-      </w:r>
-      <w:proofErr w:type="spellStart"/>
-      <w:r>
-        <w:t>initialesChefGroupe</w:t>
-      </w:r>
-      <w:proofErr w:type="spellEnd"/>
-      <w:r>
-        <w:t>]] [[</w:t>
-      </w:r>
-      <w:proofErr w:type="spellStart"/>
-      <w:r>
-        <w:t>codeClient</w:t>
-      </w:r>
-      <w:proofErr w:type="spellEnd"/>
-      <w:r>
-        <w:t>]]</w:t>
+        <w:t>Réf : [[initialesChefGroupe]] [[codeClient]]</w:t>
       </w:r>
     </w:p>
     <w:p>
@@ -396,15 +313,7 @@
         <w:spacing w:before="120" w:after="120" w:line="276" w:lineRule="auto"/>
       </w:pPr>
       <w:r>
-        <w:t>Nous vous adressons notre lettre de fin de mission concernant l'exercice clos le [[</w:t>
-      </w:r>
-      <w:proofErr w:type="spellStart"/>
-      <w:r>
-        <w:t>dateFinEx</w:t>
-      </w:r>
-      <w:proofErr w:type="spellEnd"/>
-      <w:r>
-        <w:t>]].</w:t>
+        <w:t>Nous vous adressons notre lettre de fin de mission concernant l'exercice clos le [[dateFinEx]].</w:t>
       </w:r>
     </w:p>
     <w:p>
@@ -416,10 +325,6 @@
     <w:p>
       <w:pPr>
         <w:pStyle w:val="titre"/>
-        <w:rPr>
-          <w:color w:val="46413B"/>
-          <w:spacing w:val="-4"/>
-        </w:rPr>
       </w:pPr>
       <w:r>
         <w:t>CHIFFRES CLES</w:t>
@@ -430,15 +335,28 @@
         <w:spacing w:before="120" w:after="120" w:line="276" w:lineRule="auto"/>
       </w:pPr>
       <w:r>
-        <w:t>[[</w:t>
-      </w:r>
-      <w:proofErr w:type="spellStart"/>
-      <w:r>
-        <w:t>CC_comPerspective</w:t>
-      </w:r>
-      <w:proofErr w:type="spellEnd"/>
-      <w:r>
-        <w:t>]]</w:t>
+        <w:t>[[#CC_comPerspective]]</w:t>
+      </w:r>
+    </w:p>
+    <w:p>
+      <w:pPr>
+        <w:spacing w:before="120" w:after="120" w:line="276" w:lineRule="auto"/>
+      </w:pPr>
+      <w:r>
+        <w:t>[[CC_comPerspective]]</w:t>
+      </w:r>
+    </w:p>
+    <w:p>
+      <w:pPr>
+        <w:spacing w:before="120" w:after="120" w:line="276" w:lineRule="auto"/>
+      </w:pPr>
+    </w:p>
+    <w:p>
+      <w:pPr>
+        <w:spacing w:before="120" w:after="120" w:line="276" w:lineRule="auto"/>
+      </w:pPr>
+      <w:r>
+        <w:t>[[/CC_comPerspective]]</w:t>
       </w:r>
     </w:p>
     <w:tbl>
@@ -642,23 +560,7 @@
                 <w:color w:val="46413B"/>
                 <w:sz w:val="20"/>
               </w:rPr>
-              <w:t>[[</w:t>
-            </w:r>
-            <w:proofErr w:type="spellStart"/>
-            <w:r>
-              <w:rPr>
-                <w:color w:val="46413B"/>
-                <w:sz w:val="20"/>
-              </w:rPr>
-              <w:t>CC_caN</w:t>
-            </w:r>
-            <w:proofErr w:type="spellEnd"/>
-            <w:r>
-              <w:rPr>
-                <w:color w:val="46413B"/>
-                <w:sz w:val="20"/>
-              </w:rPr>
-              <w:t>]]</w:t>
+              <w:t>[[CC_caN]]</w:t>
             </w:r>
           </w:p>
         </w:tc>
@@ -770,25 +672,7 @@
                 <w:spacing w:val="-2"/>
                 <w:sz w:val="20"/>
               </w:rPr>
-              <w:t>[[</w:t>
-            </w:r>
-            <w:proofErr w:type="spellStart"/>
-            <w:r>
-              <w:rPr>
-                <w:color w:val="46413B"/>
-                <w:spacing w:val="-2"/>
-                <w:sz w:val="20"/>
-              </w:rPr>
-              <w:t>CC_margeN</w:t>
-            </w:r>
-            <w:proofErr w:type="spellEnd"/>
-            <w:r>
-              <w:rPr>
-                <w:color w:val="46413B"/>
-                <w:spacing w:val="-2"/>
-                <w:sz w:val="20"/>
-              </w:rPr>
-              <w:t>]]</w:t>
+              <w:t>[[CC_margeN]]</w:t>
             </w:r>
           </w:p>
         </w:tc>
@@ -819,25 +703,7 @@
                 <w:spacing w:val="-2"/>
                 <w:sz w:val="20"/>
               </w:rPr>
-              <w:t>[[CC_%</w:t>
-            </w:r>
-            <w:proofErr w:type="spellStart"/>
-            <w:r>
-              <w:rPr>
-                <w:color w:val="46413B"/>
-                <w:spacing w:val="-2"/>
-                <w:sz w:val="20"/>
-              </w:rPr>
-              <w:t>margeN</w:t>
-            </w:r>
-            <w:proofErr w:type="spellEnd"/>
-            <w:r>
-              <w:rPr>
-                <w:color w:val="46413B"/>
-                <w:spacing w:val="-2"/>
-                <w:sz w:val="20"/>
-              </w:rPr>
-              <w:t>]]</w:t>
+              <w:t>[[CC_%margeN]]</w:t>
             </w:r>
           </w:p>
         </w:tc>
@@ -932,23 +798,7 @@
                 <w:color w:val="46413B"/>
                 <w:sz w:val="20"/>
               </w:rPr>
-              <w:t>[[</w:t>
-            </w:r>
-            <w:proofErr w:type="spellStart"/>
-            <w:r>
-              <w:rPr>
-                <w:color w:val="46413B"/>
-                <w:sz w:val="20"/>
-              </w:rPr>
-              <w:t>CC_excedN</w:t>
-            </w:r>
-            <w:proofErr w:type="spellEnd"/>
-            <w:r>
-              <w:rPr>
-                <w:color w:val="46413B"/>
-                <w:sz w:val="20"/>
-              </w:rPr>
-              <w:t>]]</w:t>
+              <w:t>[[CC_excedN]]</w:t>
             </w:r>
           </w:p>
         </w:tc>
@@ -979,25 +829,7 @@
                 <w:spacing w:val="-4"/>
                 <w:sz w:val="20"/>
               </w:rPr>
-              <w:t>[[CC_%</w:t>
-            </w:r>
-            <w:proofErr w:type="spellStart"/>
-            <w:r>
-              <w:rPr>
-                <w:color w:val="46413B"/>
-                <w:spacing w:val="-4"/>
-                <w:sz w:val="20"/>
-              </w:rPr>
-              <w:t>excedN</w:t>
-            </w:r>
-            <w:proofErr w:type="spellEnd"/>
-            <w:r>
-              <w:rPr>
-                <w:color w:val="46413B"/>
-                <w:spacing w:val="-4"/>
-                <w:sz w:val="20"/>
-              </w:rPr>
-              <w:t>]]</w:t>
+              <w:t>[[CC_%excedN]]</w:t>
             </w:r>
           </w:p>
         </w:tc>
@@ -1078,23 +910,7 @@
                 <w:color w:val="46413B"/>
                 <w:sz w:val="20"/>
               </w:rPr>
-              <w:t>[[</w:t>
-            </w:r>
-            <w:proofErr w:type="spellStart"/>
-            <w:r>
-              <w:rPr>
-                <w:color w:val="46413B"/>
-                <w:sz w:val="20"/>
-              </w:rPr>
-              <w:t>CC_resCourantN</w:t>
-            </w:r>
-            <w:proofErr w:type="spellEnd"/>
-            <w:r>
-              <w:rPr>
-                <w:color w:val="46413B"/>
-                <w:sz w:val="20"/>
-              </w:rPr>
-              <w:t>]]</w:t>
+              <w:t>[[CC_resCourantN]]</w:t>
             </w:r>
           </w:p>
         </w:tc>
@@ -1125,25 +941,7 @@
                 <w:spacing w:val="-4"/>
                 <w:sz w:val="20"/>
               </w:rPr>
-              <w:t>[[CC_%</w:t>
-            </w:r>
-            <w:proofErr w:type="spellStart"/>
-            <w:r>
-              <w:rPr>
-                <w:color w:val="46413B"/>
-                <w:spacing w:val="-4"/>
-                <w:sz w:val="20"/>
-              </w:rPr>
-              <w:t>resCourantN</w:t>
-            </w:r>
-            <w:proofErr w:type="spellEnd"/>
-            <w:r>
-              <w:rPr>
-                <w:color w:val="46413B"/>
-                <w:spacing w:val="-4"/>
-                <w:sz w:val="20"/>
-              </w:rPr>
-              <w:t>]]</w:t>
+              <w:t>[[CC_%resCourantN]]</w:t>
             </w:r>
           </w:p>
         </w:tc>
@@ -1224,23 +1022,7 @@
                 <w:color w:val="46413B"/>
                 <w:sz w:val="20"/>
               </w:rPr>
-              <w:t>[[</w:t>
-            </w:r>
-            <w:proofErr w:type="spellStart"/>
-            <w:r>
-              <w:rPr>
-                <w:color w:val="46413B"/>
-                <w:sz w:val="20"/>
-              </w:rPr>
-              <w:t>CC_resNetN</w:t>
-            </w:r>
-            <w:proofErr w:type="spellEnd"/>
-            <w:r>
-              <w:rPr>
-                <w:color w:val="46413B"/>
-                <w:sz w:val="20"/>
-              </w:rPr>
-              <w:t>]]</w:t>
+              <w:t>[[CC_resNetN]]</w:t>
             </w:r>
           </w:p>
         </w:tc>
@@ -1271,25 +1053,7 @@
                 <w:spacing w:val="-4"/>
                 <w:sz w:val="20"/>
               </w:rPr>
-              <w:t>[[CC_%</w:t>
-            </w:r>
-            <w:proofErr w:type="spellStart"/>
-            <w:r>
-              <w:rPr>
-                <w:color w:val="46413B"/>
-                <w:spacing w:val="-4"/>
-                <w:sz w:val="20"/>
-              </w:rPr>
-              <w:t>resNetN</w:t>
-            </w:r>
-            <w:proofErr w:type="spellEnd"/>
-            <w:r>
-              <w:rPr>
-                <w:color w:val="46413B"/>
-                <w:spacing w:val="-4"/>
-                <w:sz w:val="20"/>
-              </w:rPr>
-              <w:t>]]</w:t>
+              <w:t>[[CC_%resNetN]]</w:t>
             </w:r>
           </w:p>
         </w:tc>
@@ -1299,51 +1063,48 @@
       <w:pPr>
         <w:spacing w:before="120" w:after="120" w:line="276" w:lineRule="auto"/>
       </w:pPr>
-    </w:p>
-    <w:p>
-      <w:pPr>
-        <w:spacing w:before="120" w:after="120" w:line="276" w:lineRule="auto"/>
-      </w:pPr>
-      <w:r>
-        <w:t>[[</w:t>
-      </w:r>
-      <w:proofErr w:type="spellStart"/>
-      <w:r>
-        <w:t>CC_commentaire</w:t>
-      </w:r>
-      <w:proofErr w:type="spellEnd"/>
-      <w:r>
-        <w:t>]]</w:t>
-      </w:r>
-    </w:p>
-    <w:p>
-      <w:pPr>
-        <w:spacing w:before="120" w:after="120" w:line="276" w:lineRule="auto"/>
-      </w:pPr>
-    </w:p>
-    <w:p>
-      <w:pPr>
-        <w:spacing w:before="120" w:after="120" w:line="276" w:lineRule="auto"/>
-      </w:pPr>
-      <w:r>
-        <w:t>[[^</w:t>
-      </w:r>
-      <w:proofErr w:type="spellStart"/>
-      <w:r>
-        <w:t>EC_masquerSection</w:t>
-      </w:r>
-      <w:proofErr w:type="spellEnd"/>
-      <w:r>
-        <w:t>]]</w:t>
+      <w:r>
+        <w:t>[[#CC_commentaire]]</w:t>
+      </w:r>
+    </w:p>
+    <w:p>
+      <w:pPr>
+        <w:spacing w:before="120" w:after="120" w:line="276" w:lineRule="auto"/>
+      </w:pPr>
+    </w:p>
+    <w:p>
+      <w:pPr>
+        <w:spacing w:before="120" w:after="120" w:line="276" w:lineRule="auto"/>
+      </w:pPr>
+      <w:r>
+        <w:t>[[CC_commentaire]]</w:t>
+      </w:r>
+    </w:p>
+    <w:p>
+      <w:pPr>
+        <w:spacing w:before="120" w:after="120" w:line="276" w:lineRule="auto"/>
+      </w:pPr>
+      <w:r>
+        <w:t>[[/CC_commentaire]]</w:t>
+      </w:r>
+    </w:p>
+    <w:p>
+      <w:pPr>
+        <w:spacing w:before="120" w:after="120" w:line="276" w:lineRule="auto"/>
+      </w:pPr>
+    </w:p>
+    <w:p>
+      <w:pPr>
+        <w:spacing w:before="120" w:after="120" w:line="276" w:lineRule="auto"/>
+      </w:pPr>
+      <w:r>
+        <w:lastRenderedPageBreak/>
+        <w:t>[[^EC_masquerSection]]</w:t>
       </w:r>
     </w:p>
     <w:p>
       <w:pPr>
         <w:pStyle w:val="titre"/>
-        <w:rPr>
-          <w:color w:val="46413B"/>
-          <w:spacing w:val="-2"/>
-        </w:rPr>
       </w:pPr>
       <w:r>
         <w:t>ÉVOLUTION DES CHARGES EXTERNES ET AUTRES ACHATS</w:t>
@@ -1352,7 +1113,7 @@
     <w:tbl>
       <w:tblPr>
         <w:tblStyle w:val="TableNormal"/>
-        <w:tblW w:w="10356" w:type="dxa"/>
+        <w:tblW w:w="10361" w:type="dxa"/>
         <w:tblInd w:w="-13" w:type="dxa"/>
         <w:tblBorders>
           <w:top w:val="single" w:sz="4" w:space="0" w:color="000000"/>
@@ -1366,19 +1127,16 @@
         <w:tblLook w:val="01E0" w:firstRow="1" w:lastRow="1" w:firstColumn="1" w:lastColumn="1" w:noHBand="0" w:noVBand="0"/>
       </w:tblPr>
       <w:tblGrid>
-        <w:gridCol w:w="3401"/>
-        <w:gridCol w:w="1774"/>
-        <w:gridCol w:w="5181"/>
+        <w:gridCol w:w="8623"/>
+        <w:gridCol w:w="1738"/>
       </w:tblGrid>
       <w:tr>
         <w:trPr>
-          <w:gridAfter w:val="1"/>
-          <w:wAfter w:w="5181" w:type="dxa"/>
           <w:trHeight w:val="396"/>
         </w:trPr>
         <w:tc>
           <w:tcPr>
-            <w:tcW w:w="3401" w:type="dxa"/>
+            <w:tcW w:w="8623" w:type="dxa"/>
             <w:tcBorders>
               <w:top w:val="single" w:sz="4" w:space="0" w:color="000000"/>
               <w:left w:val="single" w:sz="4" w:space="0" w:color="000000"/>
@@ -1413,7 +1171,7 @@
         </w:tc>
         <w:tc>
           <w:tcPr>
-            <w:tcW w:w="1774" w:type="dxa"/>
+            <w:tcW w:w="1738" w:type="dxa"/>
             <w:tcBorders>
               <w:top w:val="single" w:sz="4" w:space="0" w:color="000000"/>
               <w:left w:val="single" w:sz="6" w:space="0" w:color="000000"/>
@@ -1441,96 +1199,6 @@
                 <w:sz w:val="24"/>
               </w:rPr>
               <w:t>N</w:t>
-            </w:r>
-          </w:p>
-        </w:tc>
-      </w:tr>
-      <w:tr>
-        <w:trPr>
-          <w:gridAfter w:val="1"/>
-          <w:wAfter w:w="5181" w:type="dxa"/>
-          <w:trHeight w:val="273"/>
-        </w:trPr>
-        <w:tc>
-          <w:tcPr>
-            <w:tcW w:w="3401" w:type="dxa"/>
-            <w:tcBorders>
-              <w:top w:val="thickThinMediumGap" w:sz="4" w:space="0" w:color="000000"/>
-              <w:left w:val="single" w:sz="4" w:space="0" w:color="000000"/>
-              <w:bottom w:val="single" w:sz="4" w:space="0" w:color="auto"/>
-              <w:right w:val="single" w:sz="6" w:space="0" w:color="000000"/>
-            </w:tcBorders>
-            <w:vAlign w:val="center"/>
-          </w:tcPr>
-          <w:p>
-            <w:pPr>
-              <w:pStyle w:val="TableParagraph"/>
-              <w:spacing w:before="0"/>
-              <w:rPr>
-                <w:sz w:val="20"/>
-              </w:rPr>
-            </w:pPr>
-            <w:r>
-              <w:rPr>
-                <w:color w:val="46413B"/>
-                <w:spacing w:val="-2"/>
-                <w:sz w:val="20"/>
-              </w:rPr>
-              <w:t>[[#EC_tab]]</w:t>
-            </w:r>
-            <w:r>
-              <w:rPr>
-                <w:color w:val="46413B"/>
-                <w:spacing w:val="-2"/>
-                <w:sz w:val="20"/>
-              </w:rPr>
-              <w:t>[[EC_lib]]</w:t>
-            </w:r>
-          </w:p>
-        </w:tc>
-        <w:tc>
-          <w:tcPr>
-            <w:tcW w:w="1774" w:type="dxa"/>
-            <w:tcBorders>
-              <w:top w:val="thinThickMediumGap" w:sz="3" w:space="0" w:color="000000"/>
-              <w:left w:val="single" w:sz="6" w:space="0" w:color="000000"/>
-              <w:bottom w:val="single" w:sz="4" w:space="0" w:color="auto"/>
-              <w:right w:val="single" w:sz="6" w:space="0" w:color="000000"/>
-            </w:tcBorders>
-            <w:vAlign w:val="center"/>
-          </w:tcPr>
-          <w:p>
-            <w:pPr>
-              <w:pStyle w:val="TableParagraph"/>
-              <w:spacing w:before="0"/>
-              <w:ind w:right="85"/>
-              <w:jc w:val="right"/>
-              <w:rPr>
-                <w:sz w:val="20"/>
-              </w:rPr>
-            </w:pPr>
-            <w:r>
-              <w:rPr>
-                <w:color w:val="46413B"/>
-                <w:sz w:val="20"/>
-              </w:rPr>
-              <w:t>[[</w:t>
-            </w:r>
-            <w:proofErr w:type="spellStart"/>
-            <w:r>
-              <w:rPr>
-                <w:color w:val="46413B"/>
-                <w:sz w:val="20"/>
-              </w:rPr>
-              <w:t>EC_valN</w:t>
-            </w:r>
-            <w:proofErr w:type="spellEnd"/>
-            <w:r>
-              <w:rPr>
-                <w:color w:val="46413B"/>
-                <w:sz w:val="20"/>
-              </w:rPr>
-              <w:t>]]</w:t>
             </w:r>
           </w:p>
         </w:tc>
@@ -1541,37 +1209,68 @@
         </w:trPr>
         <w:tc>
           <w:tcPr>
-            <w:tcW w:w="10356" w:type="dxa"/>
-            <w:gridSpan w:val="3"/>
-            <w:tcBorders>
-              <w:top w:val="single" w:sz="4" w:space="0" w:color="auto"/>
+            <w:tcW w:w="8623" w:type="dxa"/>
+            <w:tcBorders>
+              <w:top w:val="thickThinMediumGap" w:sz="4" w:space="0" w:color="000000"/>
               <w:left w:val="single" w:sz="4" w:space="0" w:color="000000"/>
               <w:bottom w:val="single" w:sz="4" w:space="0" w:color="auto"/>
-              <w:right w:val="dashed" w:sz="6" w:space="0" w:color="000000"/>
-            </w:tcBorders>
-            <w:vAlign w:val="center"/>
-          </w:tcPr>
-          <w:p>
-            <w:pPr>
-              <w:spacing w:before="120" w:after="120"/>
-              <w:rPr>
-                <w:i/>
-                <w:iCs/>
-                <w:color w:val="46413B"/>
-                <w:sz w:val="14"/>
-                <w:szCs w:val="14"/>
-              </w:rPr>
-            </w:pPr>
-            <w:r>
-              <w:rPr>
-                <w:i/>
-                <w:iCs/>
-                <w:color w:val="46413B"/>
-                <w:sz w:val="14"/>
-                <w:szCs w:val="14"/>
-              </w:rPr>
-              <w:lastRenderedPageBreak/>
-              <w:t>[[#EC_comment_tab]][[.]]</w:t>
+              <w:right w:val="single" w:sz="6" w:space="0" w:color="000000"/>
+            </w:tcBorders>
+            <w:vAlign w:val="center"/>
+          </w:tcPr>
+          <w:p>
+            <w:pPr>
+              <w:pStyle w:val="TableParagraph"/>
+              <w:spacing w:before="0"/>
+              <w:rPr>
+                <w:sz w:val="20"/>
+              </w:rPr>
+            </w:pPr>
+            <w:r>
+              <w:rPr>
+                <w:color w:val="46413B"/>
+                <w:spacing w:val="-2"/>
+                <w:sz w:val="20"/>
+              </w:rPr>
+              <w:t>[[#EC_tab]]</w:t>
+            </w:r>
+            <w:r>
+              <w:rPr>
+                <w:color w:val="46413B"/>
+                <w:spacing w:val="-2"/>
+                <w:sz w:val="20"/>
+              </w:rPr>
+              <w:t>[[EC_lib]]</w:t>
+            </w:r>
+          </w:p>
+        </w:tc>
+        <w:tc>
+          <w:tcPr>
+            <w:tcW w:w="1738" w:type="dxa"/>
+            <w:tcBorders>
+              <w:top w:val="thinThickMediumGap" w:sz="3" w:space="0" w:color="000000"/>
+              <w:left w:val="single" w:sz="6" w:space="0" w:color="000000"/>
+              <w:bottom w:val="single" w:sz="4" w:space="0" w:color="auto"/>
+              <w:right w:val="single" w:sz="6" w:space="0" w:color="000000"/>
+            </w:tcBorders>
+            <w:vAlign w:val="center"/>
+          </w:tcPr>
+          <w:p>
+            <w:pPr>
+              <w:pStyle w:val="TableParagraph"/>
+              <w:spacing w:before="0"/>
+              <w:ind w:right="85"/>
+              <w:jc w:val="right"/>
+              <w:rPr>
+                <w:sz w:val="20"/>
+              </w:rPr>
+            </w:pPr>
+            <w:r>
+              <w:rPr>
+                <w:color w:val="46413B"/>
+                <w:sz w:val="20"/>
+              </w:rPr>
+              <w:t>[[EC_valN]]</w:t>
             </w:r>
           </w:p>
         </w:tc>
@@ -1583,7 +1282,7 @@
         <w:tc>
           <w:tcPr>
             <w:tcW w:w="10356" w:type="dxa"/>
-            <w:gridSpan w:val="3"/>
+            <w:gridSpan w:val="2"/>
             <w:tcBorders>
               <w:top w:val="single" w:sz="4" w:space="0" w:color="auto"/>
               <w:left w:val="single" w:sz="4" w:space="0" w:color="000000"/>
@@ -1594,56 +1293,64 @@
           </w:tcPr>
           <w:p>
             <w:pPr>
-              <w:rPr>
-                <w:color w:val="46413B"/>
-                <w:sz w:val="20"/>
-              </w:rPr>
-            </w:pPr>
-            <w:r>
-              <w:rPr>
-                <w:color w:val="46413B"/>
-                <w:sz w:val="20"/>
-              </w:rPr>
-              <w:t>[[/</w:t>
-            </w:r>
-            <w:proofErr w:type="spellStart"/>
-            <w:r>
-              <w:rPr>
-                <w:color w:val="46413B"/>
-                <w:sz w:val="20"/>
-              </w:rPr>
-              <w:t>EC_comment_tab</w:t>
-            </w:r>
-            <w:proofErr w:type="spellEnd"/>
-            <w:r>
-              <w:rPr>
-                <w:color w:val="46413B"/>
-                <w:sz w:val="20"/>
-              </w:rPr>
-              <w:t>]]</w:t>
-            </w:r>
-            <w:r>
-              <w:rPr>
-                <w:color w:val="46413B"/>
-                <w:sz w:val="20"/>
-              </w:rPr>
-              <w:t>[[/</w:t>
-            </w:r>
-            <w:proofErr w:type="spellStart"/>
-            <w:r>
-              <w:rPr>
-                <w:color w:val="46413B"/>
-                <w:sz w:val="20"/>
-              </w:rPr>
-              <w:t>EC_tab</w:t>
-            </w:r>
-            <w:proofErr w:type="spellEnd"/>
-            <w:r>
-              <w:rPr>
-                <w:color w:val="46413B"/>
-                <w:sz w:val="20"/>
-              </w:rPr>
-              <w:t>]]</w:t>
+              <w:spacing w:before="120" w:after="120"/>
+              <w:rPr>
+                <w:i/>
+                <w:iCs/>
+                <w:color w:val="46413B"/>
+                <w:sz w:val="14"/>
+                <w:szCs w:val="14"/>
+              </w:rPr>
+            </w:pPr>
+            <w:r>
+              <w:rPr>
+                <w:i/>
+                <w:iCs/>
+                <w:color w:val="46413B"/>
+                <w:sz w:val="14"/>
+                <w:szCs w:val="14"/>
+              </w:rPr>
+              <w:t>[[#EC_comment_tab]][[.]]</w:t>
+            </w:r>
+          </w:p>
+        </w:tc>
+      </w:tr>
+      <w:tr>
+        <w:trPr>
+          <w:trHeight w:val="273"/>
+        </w:trPr>
+        <w:tc>
+          <w:tcPr>
+            <w:tcW w:w="10356" w:type="dxa"/>
+            <w:gridSpan w:val="2"/>
+            <w:tcBorders>
+              <w:top w:val="single" w:sz="4" w:space="0" w:color="auto"/>
+              <w:left w:val="single" w:sz="4" w:space="0" w:color="000000"/>
+              <w:bottom w:val="single" w:sz="4" w:space="0" w:color="auto"/>
+              <w:right w:val="dashed" w:sz="6" w:space="0" w:color="000000"/>
+            </w:tcBorders>
+            <w:vAlign w:val="center"/>
+          </w:tcPr>
+          <w:p>
+            <w:pPr>
+              <w:rPr>
+                <w:color w:val="46413B"/>
+                <w:sz w:val="20"/>
+              </w:rPr>
+            </w:pPr>
+            <w:r>
+              <w:rPr>
+                <w:color w:val="46413B"/>
+                <w:sz w:val="20"/>
+              </w:rPr>
+              <w:t>[[/EC_comment_tab]]</w:t>
+            </w:r>
+            <w:r>
+              <w:rPr>
+                <w:color w:val="46413B"/>
+                <w:sz w:val="20"/>
+              </w:rPr>
+              <w:t>[[/EC_tab]]</w:t>
             </w:r>
           </w:p>
         </w:tc>
@@ -1653,22 +1360,14 @@
       <w:pPr>
         <w:spacing w:before="120" w:after="120" w:line="276" w:lineRule="auto"/>
       </w:pPr>
-      <w:r>
-        <w:t>[[/</w:t>
-      </w:r>
-      <w:proofErr w:type="spellStart"/>
-      <w:r>
-        <w:t>EC_masquerSection</w:t>
-      </w:r>
-      <w:proofErr w:type="spellEnd"/>
-      <w:r>
-        <w:t>]]</w:t>
-      </w:r>
-    </w:p>
-    <w:p>
-      <w:pPr>
-        <w:spacing w:before="120" w:after="120" w:line="276" w:lineRule="auto"/>
-      </w:pPr>
+    </w:p>
+    <w:p>
+      <w:pPr>
+        <w:spacing w:before="120" w:after="120" w:line="276" w:lineRule="auto"/>
+      </w:pPr>
+      <w:r>
+        <w:t>[[/EC_masquerSection]]</w:t>
+      </w:r>
     </w:p>
     <w:p>
       <w:pPr>
@@ -1681,9 +1380,8 @@
     <w:tbl>
       <w:tblPr>
         <w:tblStyle w:val="TableNormal"/>
-        <w:tblpPr w:leftFromText="141" w:rightFromText="141" w:vertAnchor="text" w:tblpY="1"/>
-        <w:tblOverlap w:val="never"/>
         <w:tblW w:w="0" w:type="auto"/>
+        <w:tblInd w:w="-8" w:type="dxa"/>
         <w:tblBorders>
           <w:top w:val="single" w:sz="4" w:space="0" w:color="000000"/>
           <w:left w:val="single" w:sz="4" w:space="0" w:color="000000"/>
@@ -1944,25 +1642,7 @@
                 <w:spacing w:val="-5"/>
                 <w:sz w:val="20"/>
               </w:rPr>
-              <w:t>[[CP_%</w:t>
-            </w:r>
-            <w:proofErr w:type="spellStart"/>
-            <w:r>
-              <w:rPr>
-                <w:color w:val="46413B"/>
-                <w:spacing w:val="-5"/>
-                <w:sz w:val="20"/>
-              </w:rPr>
-              <w:t>caN</w:t>
-            </w:r>
-            <w:proofErr w:type="spellEnd"/>
-            <w:r>
-              <w:rPr>
-                <w:color w:val="46413B"/>
-                <w:spacing w:val="-5"/>
-                <w:sz w:val="20"/>
-              </w:rPr>
-              <w:t>]]</w:t>
+              <w:t>[[CP_%caN]]</w:t>
             </w:r>
           </w:p>
         </w:tc>
@@ -2103,25 +1783,7 @@
                 <w:spacing w:val="-5"/>
                 <w:sz w:val="20"/>
               </w:rPr>
-              <w:t>[[CP_%</w:t>
-            </w:r>
-            <w:proofErr w:type="spellStart"/>
-            <w:r>
-              <w:rPr>
-                <w:color w:val="46413B"/>
-                <w:spacing w:val="-5"/>
-                <w:sz w:val="20"/>
-              </w:rPr>
-              <w:t>margeN</w:t>
-            </w:r>
-            <w:proofErr w:type="spellEnd"/>
-            <w:r>
-              <w:rPr>
-                <w:color w:val="46413B"/>
-                <w:spacing w:val="-5"/>
-                <w:sz w:val="20"/>
-              </w:rPr>
-              <w:t>]]</w:t>
+              <w:t>[[CP_%margeN]]</w:t>
             </w:r>
           </w:p>
         </w:tc>
@@ -2212,25 +1874,7 @@
                 <w:spacing w:val="-2"/>
                 <w:sz w:val="20"/>
               </w:rPr>
-              <w:t>[[</w:t>
-            </w:r>
-            <w:proofErr w:type="spellStart"/>
-            <w:r>
-              <w:rPr>
-                <w:color w:val="46413B"/>
-                <w:spacing w:val="-2"/>
-                <w:sz w:val="20"/>
-              </w:rPr>
-              <w:t>CP_heuresRemunN</w:t>
-            </w:r>
-            <w:proofErr w:type="spellEnd"/>
-            <w:r>
-              <w:rPr>
-                <w:color w:val="46413B"/>
-                <w:spacing w:val="-2"/>
-                <w:sz w:val="20"/>
-              </w:rPr>
-              <w:t>]]</w:t>
+              <w:t>[[CP_heuresRemunN]]</w:t>
             </w:r>
           </w:p>
         </w:tc>
@@ -2341,25 +1985,7 @@
                 <w:spacing w:val="-5"/>
                 <w:sz w:val="20"/>
               </w:rPr>
-              <w:t>[[</w:t>
-            </w:r>
-            <w:proofErr w:type="spellStart"/>
-            <w:r>
-              <w:rPr>
-                <w:color w:val="46413B"/>
-                <w:spacing w:val="-5"/>
-                <w:sz w:val="20"/>
-              </w:rPr>
-              <w:t>CP_coutHorN</w:t>
-            </w:r>
-            <w:proofErr w:type="spellEnd"/>
-            <w:r>
-              <w:rPr>
-                <w:color w:val="46413B"/>
-                <w:spacing w:val="-5"/>
-                <w:sz w:val="20"/>
-              </w:rPr>
-              <w:t>]]</w:t>
+              <w:t>[[CP_coutHorN]]</w:t>
             </w:r>
           </w:p>
         </w:tc>
@@ -2374,74 +2000,43 @@
       <w:pPr>
         <w:spacing w:before="120" w:after="120" w:line="276" w:lineRule="auto"/>
       </w:pPr>
-    </w:p>
-    <w:p>
-      <w:pPr>
-        <w:spacing w:before="120" w:after="120" w:line="276" w:lineRule="auto"/>
-      </w:pPr>
-    </w:p>
-    <w:p>
-      <w:pPr>
-        <w:spacing w:before="120" w:after="120" w:line="276" w:lineRule="auto"/>
-      </w:pPr>
+      <w:r>
+        <w:t>[[#I_masquerSection]]</w:t>
+      </w:r>
     </w:p>
     <w:p>
       <w:pPr>
         <w:pStyle w:val="titre"/>
       </w:pPr>
-    </w:p>
-    <w:p>
-      <w:pPr>
-        <w:pStyle w:val="titre"/>
-      </w:pPr>
-    </w:p>
-    <w:p>
-      <w:pPr>
-        <w:spacing w:before="120" w:after="120" w:line="276" w:lineRule="auto"/>
-      </w:pPr>
-      <w:r>
-        <w:t>[[#I_masquerSection]]</w:t>
-      </w:r>
-    </w:p>
-    <w:p>
-      <w:pPr>
-        <w:pStyle w:val="titre"/>
-        <w:rPr>
-          <w:rFonts w:ascii="Arial"/>
-          <w:color w:val="46413B"/>
-          <w:spacing w:val="-2"/>
-          <w:sz w:val="16"/>
-        </w:rPr>
-      </w:pPr>
       <w:r>
         <w:t>INVESTISSEMENTS</w:t>
       </w:r>
     </w:p>
     <w:p>
-      <w:pPr>
-        <w:spacing w:before="120" w:after="120" w:line="276" w:lineRule="auto"/>
-      </w:pPr>
-      <w:r>
-        <w:t>[[</w:t>
-      </w:r>
-      <w:proofErr w:type="spellStart"/>
-      <w:r>
-        <w:t>I_commentaire</w:t>
-      </w:r>
-      <w:proofErr w:type="spellEnd"/>
-      <w:r>
-        <w:t>]]</w:t>
-      </w:r>
-    </w:p>
-    <w:p>
-      <w:pPr>
-        <w:pStyle w:val="titre"/>
-        <w:rPr>
-          <w:bCs/>
-          <w:color w:val="46413B"/>
-          <w:spacing w:val="-2"/>
-        </w:rPr>
-      </w:pPr>
+      <w:r>
+        <w:t>[[#I_commentaire]]</w:t>
+      </w:r>
+    </w:p>
+    <w:p>
+      <w:pPr>
+        <w:spacing w:before="120" w:after="120" w:line="276" w:lineRule="auto"/>
+      </w:pPr>
+      <w:r>
+        <w:t>[[I_commentaire]]</w:t>
+      </w:r>
+    </w:p>
+    <w:p>
+      <w:pPr>
+        <w:spacing w:before="120" w:after="120" w:line="276" w:lineRule="auto"/>
+      </w:pPr>
+    </w:p>
+    <w:p>
+      <w:pPr>
+        <w:spacing w:before="120" w:after="120" w:line="276" w:lineRule="auto"/>
+      </w:pPr>
+      <w:r>
+        <w:t>[[/I_commentaire]]</w:t>
+      </w:r>
     </w:p>
     <w:tbl>
       <w:tblPr>
@@ -2648,23 +2243,7 @@
                 <w:color w:val="46413B"/>
                 <w:sz w:val="20"/>
               </w:rPr>
-              <w:t>[[</w:t>
-            </w:r>
-            <w:proofErr w:type="spellStart"/>
-            <w:r>
-              <w:rPr>
-                <w:color w:val="46413B"/>
-                <w:sz w:val="20"/>
-              </w:rPr>
-              <w:t>I_prevAmoN</w:t>
-            </w:r>
-            <w:proofErr w:type="spellEnd"/>
-            <w:r>
-              <w:rPr>
-                <w:color w:val="46413B"/>
-                <w:sz w:val="20"/>
-              </w:rPr>
-              <w:t>]]</w:t>
+              <w:t>[[I_prevAmoN]]</w:t>
             </w:r>
           </w:p>
         </w:tc>
@@ -2743,22 +2322,14 @@
       <w:pPr>
         <w:spacing w:before="120" w:after="120" w:line="276" w:lineRule="auto"/>
       </w:pPr>
-      <w:r>
-        <w:t>[[/</w:t>
-      </w:r>
-      <w:proofErr w:type="spellStart"/>
-      <w:r>
-        <w:t>I_masquerSection</w:t>
-      </w:r>
-      <w:proofErr w:type="spellEnd"/>
-      <w:r>
-        <w:t>]]</w:t>
-      </w:r>
-    </w:p>
-    <w:p>
-      <w:pPr>
-        <w:spacing w:before="120" w:after="120" w:line="276" w:lineRule="auto"/>
-      </w:pPr>
+    </w:p>
+    <w:p>
+      <w:pPr>
+        <w:spacing w:before="120" w:after="120" w:line="276" w:lineRule="auto"/>
+      </w:pPr>
+      <w:r>
+        <w:t>[[/I_masquerSection]]</w:t>
+      </w:r>
     </w:p>
     <w:p>
       <w:pPr>
@@ -2938,25 +2509,7 @@
                 <w:spacing w:val="-2"/>
                 <w:sz w:val="20"/>
               </w:rPr>
-              <w:t>[[</w:t>
-            </w:r>
-            <w:proofErr w:type="spellStart"/>
-            <w:r>
-              <w:rPr>
-                <w:color w:val="46413B"/>
-                <w:spacing w:val="-2"/>
-                <w:sz w:val="20"/>
-              </w:rPr>
-              <w:t>IS_tot</w:t>
-            </w:r>
-            <w:proofErr w:type="spellEnd"/>
-            <w:r>
-              <w:rPr>
-                <w:color w:val="46413B"/>
-                <w:spacing w:val="-2"/>
-                <w:sz w:val="20"/>
-              </w:rPr>
-              <w:t>]]</w:t>
+              <w:t>[[IS_tot]]</w:t>
             </w:r>
           </w:p>
         </w:tc>
@@ -3027,25 +2580,7 @@
                 <w:spacing w:val="-2"/>
                 <w:sz w:val="20"/>
               </w:rPr>
-              <w:t>[[</w:t>
-            </w:r>
-            <w:proofErr w:type="spellStart"/>
-            <w:r>
-              <w:rPr>
-                <w:color w:val="46413B"/>
-                <w:spacing w:val="-2"/>
-                <w:sz w:val="20"/>
-              </w:rPr>
-              <w:t>IS_credit</w:t>
-            </w:r>
-            <w:proofErr w:type="spellEnd"/>
-            <w:r>
-              <w:rPr>
-                <w:color w:val="46413B"/>
-                <w:spacing w:val="-2"/>
-                <w:sz w:val="20"/>
-              </w:rPr>
-              <w:t>]]</w:t>
+              <w:t>[[IS_credit]]</w:t>
             </w:r>
           </w:p>
         </w:tc>
@@ -3122,16 +2657,15 @@
                 <w:spacing w:val="-2"/>
                 <w:sz w:val="20"/>
               </w:rPr>
-              <w:t>[[</w:t>
-            </w:r>
-            <w:proofErr w:type="spellStart"/>
+              <w:t>[[IS_</w:t>
+            </w:r>
             <w:r>
               <w:rPr>
                 <w:color w:val="46413B"/>
                 <w:spacing w:val="-2"/>
                 <w:sz w:val="20"/>
               </w:rPr>
-              <w:t>IS_</w:t>
+              <w:t>a</w:t>
             </w:r>
             <w:r>
               <w:rPr>
@@ -3139,24 +2673,7 @@
                 <w:spacing w:val="-2"/>
                 <w:sz w:val="20"/>
               </w:rPr>
-              <w:t>a</w:t>
-            </w:r>
-            <w:r>
-              <w:rPr>
-                <w:color w:val="46413B"/>
-                <w:spacing w:val="-2"/>
-                <w:sz w:val="20"/>
-              </w:rPr>
-              <w:t>comptes</w:t>
-            </w:r>
-            <w:proofErr w:type="spellEnd"/>
-            <w:r>
-              <w:rPr>
-                <w:color w:val="46413B"/>
-                <w:spacing w:val="-2"/>
-                <w:sz w:val="20"/>
-              </w:rPr>
-              <w:t>]]</w:t>
+              <w:t>comptes]]</w:t>
             </w:r>
           </w:p>
         </w:tc>
@@ -3219,25 +2736,7 @@
                 <w:spacing w:val="-2"/>
                 <w:sz w:val="20"/>
               </w:rPr>
-              <w:t>[[</w:t>
-            </w:r>
-            <w:proofErr w:type="spellStart"/>
-            <w:r>
-              <w:rPr>
-                <w:color w:val="46413B"/>
-                <w:spacing w:val="-2"/>
-                <w:sz w:val="20"/>
-              </w:rPr>
-              <w:t>IS_choixMontant</w:t>
-            </w:r>
-            <w:proofErr w:type="spellEnd"/>
-            <w:r>
-              <w:rPr>
-                <w:color w:val="46413B"/>
-                <w:spacing w:val="-2"/>
-                <w:sz w:val="20"/>
-              </w:rPr>
-              <w:t>]]</w:t>
+              <w:t>[[IS_choixMontant]]</w:t>
             </w:r>
           </w:p>
         </w:tc>
@@ -3268,25 +2767,7 @@
                 <w:spacing w:val="-2"/>
                 <w:sz w:val="20"/>
               </w:rPr>
-              <w:t>[[</w:t>
-            </w:r>
-            <w:proofErr w:type="spellStart"/>
-            <w:r>
-              <w:rPr>
-                <w:color w:val="46413B"/>
-                <w:spacing w:val="-2"/>
-                <w:sz w:val="20"/>
-              </w:rPr>
-              <w:t>IS_montant</w:t>
-            </w:r>
-            <w:proofErr w:type="spellEnd"/>
-            <w:r>
-              <w:rPr>
-                <w:color w:val="46413B"/>
-                <w:spacing w:val="-2"/>
-                <w:sz w:val="20"/>
-              </w:rPr>
-              <w:t>]]</w:t>
+              <w:t>[[IS_montant]]</w:t>
             </w:r>
           </w:p>
         </w:tc>
@@ -3302,37 +2783,22 @@
         <w:spacing w:before="120" w:after="120" w:line="276" w:lineRule="auto"/>
       </w:pPr>
       <w:r>
-        <w:t>[[</w:t>
-      </w:r>
-      <w:proofErr w:type="spellStart"/>
-      <w:r>
-        <w:t>IS_phraseAcomptes</w:t>
-      </w:r>
-      <w:proofErr w:type="spellEnd"/>
-      <w:r>
-        <w:t>]]</w:t>
-      </w:r>
-    </w:p>
-    <w:p>
-      <w:pPr>
-        <w:spacing w:before="120" w:after="120" w:line="276" w:lineRule="auto"/>
-      </w:pPr>
-      <w:r>
-        <w:t>[[/</w:t>
-      </w:r>
-      <w:proofErr w:type="spellStart"/>
-      <w:r>
-        <w:t>IS_masquerSection</w:t>
-      </w:r>
-      <w:proofErr w:type="spellEnd"/>
-      <w:r>
-        <w:t>]]</w:t>
-      </w:r>
-    </w:p>
-    <w:p>
-      <w:pPr>
-        <w:spacing w:before="120" w:after="120" w:line="276" w:lineRule="auto"/>
-      </w:pPr>
+        <w:lastRenderedPageBreak/>
+        <w:t>[[IS_phraseAcomptes]]</w:t>
+      </w:r>
+    </w:p>
+    <w:p>
+      <w:pPr>
+        <w:spacing w:before="120" w:after="120" w:line="276" w:lineRule="auto"/>
+      </w:pPr>
+    </w:p>
+    <w:p>
+      <w:pPr>
+        <w:spacing w:before="120" w:after="120" w:line="276" w:lineRule="auto"/>
+      </w:pPr>
+      <w:r>
+        <w:t>[[/IS_masquerSection]]</w:t>
+      </w:r>
     </w:p>
     <w:p>
       <w:pPr>
@@ -3399,7 +2865,6 @@
                 <w:color w:val="46413B"/>
                 <w:sz w:val="20"/>
               </w:rPr>
-              <w:lastRenderedPageBreak/>
               <w:t>Acomptes</w:t>
             </w:r>
             <w:r>
@@ -3693,22 +3158,14 @@
       <w:pPr>
         <w:spacing w:before="120" w:after="120" w:line="276" w:lineRule="auto"/>
       </w:pPr>
-      <w:r>
-        <w:t>[[/</w:t>
-      </w:r>
-      <w:proofErr w:type="spellStart"/>
-      <w:r>
-        <w:t>AI_masquerSection</w:t>
-      </w:r>
-      <w:proofErr w:type="spellEnd"/>
-      <w:r>
-        <w:t>]]</w:t>
-      </w:r>
-    </w:p>
-    <w:p>
-      <w:pPr>
-        <w:spacing w:before="120" w:after="120" w:line="276" w:lineRule="auto"/>
-      </w:pPr>
+    </w:p>
+    <w:p>
+      <w:pPr>
+        <w:spacing w:before="120" w:after="120" w:line="276" w:lineRule="auto"/>
+      </w:pPr>
+      <w:r>
+        <w:t>[[/AI_masquerSection]]</w:t>
+      </w:r>
     </w:p>
     <w:p>
       <w:pPr>
@@ -3765,15 +3222,7 @@
         <w:spacing w:before="120" w:after="120" w:line="276" w:lineRule="auto"/>
       </w:pPr>
       <w:r>
-        <w:t>[[/</w:t>
-      </w:r>
-      <w:proofErr w:type="spellStart"/>
-      <w:r>
-        <w:t>informationFiscale_Rnovation_et_taux_rduit_de_TVA</w:t>
-      </w:r>
-      <w:proofErr w:type="spellEnd"/>
-      <w:r>
-        <w:t>]]</w:t>
+        <w:t>[[/informationFiscale_Rnovation_et_taux_rduit_de_TVA]]</w:t>
       </w:r>
     </w:p>
     <w:p>
@@ -3887,7 +3336,14 @@
         <w:rPr>
           <w:sz w:val="22"/>
         </w:rPr>
-        <w:t>L'assujetti à TVA qui ne pourra présenter ce document encourra une amende de 7 500 € par système de caisse concerné. Sans attendre les précisions de l'administration demandées par les professionnels et les éditeurs de logiciels, nous vous conseillons de vous adresser à votre fournisseur de systèmes de caisse. »</w:t>
+        <w:t xml:space="preserve">L'assujetti à TVA qui ne pourra présenter ce document encourra une amende de 7 500 € par système de caisse </w:t>
+      </w:r>
+      <w:r>
+        <w:rPr>
+          <w:sz w:val="22"/>
+        </w:rPr>
+        <w:lastRenderedPageBreak/>
+        <w:t>concerné. Sans attendre les précisions de l'administration demandées par les professionnels et les éditeurs de logiciels, nous vous conseillons de vous adresser à votre fournisseur de systèmes de caisse. »</w:t>
       </w:r>
     </w:p>
     <w:p>
@@ -3925,7 +3381,6 @@
         <w:rPr>
           <w:sz w:val="22"/>
         </w:rPr>
-        <w:lastRenderedPageBreak/>
         <w:t>Le caractère irrécouvrable d’une créance doit nécessairement faire l’objet d’une justification. L’irrécouvrabilité peut être démontrée par « un certificat d’irrécouvrabilité » du mandataire ou en prouvant que vous avez mis tous moyens en votre possession pour récupérer la créance.</w:t>
       </w:r>
     </w:p>
@@ -3934,15 +3389,7 @@
         <w:spacing w:before="120" w:after="120" w:line="276" w:lineRule="auto"/>
       </w:pPr>
       <w:r>
-        <w:t>[[/</w:t>
-      </w:r>
-      <w:proofErr w:type="spellStart"/>
-      <w:r>
-        <w:t>informationFiscale_Crances_irrcouvrables</w:t>
-      </w:r>
-      <w:proofErr w:type="spellEnd"/>
-      <w:r>
-        <w:t>]]</w:t>
+        <w:t>[[/informationFiscale_Crances_irrcouvrables]]</w:t>
       </w:r>
     </w:p>
     <w:p>
@@ -4119,15 +3566,7 @@
         <w:spacing w:before="120" w:after="120" w:line="276" w:lineRule="auto"/>
       </w:pPr>
       <w:r>
-        <w:t>[[/</w:t>
-      </w:r>
-      <w:proofErr w:type="spellStart"/>
-      <w:r>
-        <w:t>informationFiscale_Perte_de_la_moiti_de_capital_social</w:t>
-      </w:r>
-      <w:proofErr w:type="spellEnd"/>
-      <w:r>
-        <w:t>]]</w:t>
+        <w:t>[[/informationFiscale_Perte_de_la_moiti_de_capital_social]]</w:t>
       </w:r>
     </w:p>
     <w:p>
@@ -4171,6 +3610,7 @@
         <w:rPr>
           <w:sz w:val="22"/>
         </w:rPr>
+        <w:lastRenderedPageBreak/>
         <w:t>L'interdiction s'applique également aux conjoint, ascendants et descendants des personnes visées à l'alinéa précédent ainsi qu'à toute personne interposée ».</w:t>
       </w:r>
     </w:p>
@@ -4194,20 +3634,11 @@
         <w:spacing w:before="120" w:after="120" w:line="276" w:lineRule="auto"/>
         <w:jc w:val="both"/>
       </w:pPr>
-      <w:proofErr w:type="gramStart"/>
       <w:r>
         <w:rPr>
           <w:sz w:val="22"/>
         </w:rPr>
-        <w:lastRenderedPageBreak/>
-        <w:t>Au</w:t>
-      </w:r>
-      <w:proofErr w:type="gramEnd"/>
-      <w:r>
-        <w:rPr>
-          <w:sz w:val="22"/>
-        </w:rPr>
-        <w:t xml:space="preserve"> plan social</w:t>
+        <w:t>Au plan social</w:t>
       </w:r>
     </w:p>
     <w:p>
@@ -4230,19 +3661,11 @@
         <w:spacing w:before="120" w:after="120" w:line="276" w:lineRule="auto"/>
         <w:jc w:val="both"/>
       </w:pPr>
-      <w:proofErr w:type="gramStart"/>
       <w:r>
         <w:rPr>
           <w:sz w:val="22"/>
         </w:rPr>
-        <w:t>Au</w:t>
-      </w:r>
-      <w:proofErr w:type="gramEnd"/>
-      <w:r>
-        <w:rPr>
-          <w:sz w:val="22"/>
-        </w:rPr>
-        <w:t xml:space="preserve"> plan fiscal</w:t>
+        <w:t>Au plan fiscal</w:t>
       </w:r>
     </w:p>
     <w:p>
@@ -4280,15 +3703,7 @@
         <w:spacing w:before="120" w:after="120" w:line="276" w:lineRule="auto"/>
       </w:pPr>
       <w:r>
-        <w:t>[[/</w:t>
-      </w:r>
-      <w:proofErr w:type="spellStart"/>
-      <w:r>
-        <w:t>informationFiscale_Comptes_courants_dbiteurs</w:t>
-      </w:r>
-      <w:proofErr w:type="spellEnd"/>
-      <w:r>
-        <w:t>]]</w:t>
+        <w:t>[[/informationFiscale_Comptes_courants_dbiteurs]]</w:t>
       </w:r>
     </w:p>
     <w:p>
@@ -4388,15 +3803,7 @@
         <w:spacing w:before="120" w:after="120" w:line="276" w:lineRule="auto"/>
       </w:pPr>
       <w:r>
-        <w:t>[[/</w:t>
-      </w:r>
-      <w:proofErr w:type="spellStart"/>
-      <w:r>
-        <w:t>informationFiscale_Obligation_des_entreprises_individuelles</w:t>
-      </w:r>
-      <w:proofErr w:type="spellEnd"/>
-      <w:r>
-        <w:t>]]</w:t>
+        <w:t>[[/informationFiscale_Obligation_des_entreprises_individuelles]]</w:t>
       </w:r>
     </w:p>
     <w:p>
@@ -4450,6 +3857,7 @@
         <w:pStyle w:val="IF"/>
       </w:pPr>
       <w:r>
+        <w:lastRenderedPageBreak/>
         <w:t>Non affiliation à la médecine du travail :</w:t>
       </w:r>
     </w:p>
@@ -4492,7 +3900,6 @@
         <w:rPr>
           <w:sz w:val="22"/>
         </w:rPr>
-        <w:lastRenderedPageBreak/>
         <w:t>Tout salarié doit bénéficier d’une visite médicale d’embauche et des visites périodiques. L’absence peut causer un préjudice à vos salariés. Elle peut justifier une prise d’acte de la rupture du contrat (licenciement).</w:t>
       </w:r>
     </w:p>
@@ -4515,15 +3922,7 @@
         <w:spacing w:before="120" w:after="120" w:line="276" w:lineRule="auto"/>
       </w:pPr>
       <w:r>
-        <w:t>[[/informationFiscale_Non_affiliation__</w:t>
-      </w:r>
-      <w:proofErr w:type="spellStart"/>
-      <w:r>
-        <w:t>la_mdecine_du_travail</w:t>
-      </w:r>
-      <w:proofErr w:type="spellEnd"/>
-      <w:r>
-        <w:t>]]</w:t>
+        <w:t>[[/informationFiscale_Non_affiliation__la_mdecine_du_travail]]</w:t>
       </w:r>
     </w:p>
     <w:p>
@@ -4539,15 +3938,7 @@
         <w:pStyle w:val="IF"/>
       </w:pPr>
       <w:r>
-        <w:t xml:space="preserve">Retard dans le dépôt de vos déclarations fiscales </w:t>
-      </w:r>
-      <w:proofErr w:type="gramStart"/>
-      <w:r>
-        <w:t>suite à</w:t>
-      </w:r>
-      <w:proofErr w:type="gramEnd"/>
-      <w:r>
-        <w:t xml:space="preserve"> non-transmission de vos éléments comptables :</w:t>
+        <w:t>Retard dans le dépôt de vos déclarations fiscales suite à non-transmission de vos éléments comptables :</w:t>
       </w:r>
     </w:p>
     <w:p>
@@ -4687,37 +4078,21 @@
         <w:spacing w:before="120" w:after="120" w:line="276" w:lineRule="auto"/>
       </w:pPr>
       <w:r>
-        <w:t>[[/</w:t>
-      </w:r>
-      <w:proofErr w:type="spellStart"/>
-      <w:r>
-        <w:t>informationFiscale_Protection_sociale</w:t>
-      </w:r>
-      <w:proofErr w:type="spellEnd"/>
-      <w:r>
-        <w:t>]]</w:t>
-      </w:r>
-    </w:p>
-    <w:p>
-      <w:pPr>
-        <w:spacing w:before="120" w:after="120" w:line="276" w:lineRule="auto"/>
-      </w:pPr>
-      <w:r>
-        <w:t>[[/</w:t>
-      </w:r>
-      <w:proofErr w:type="spellStart"/>
-      <w:r>
-        <w:t>informationFiscale_hasAny</w:t>
-      </w:r>
-      <w:proofErr w:type="spellEnd"/>
-      <w:r>
-        <w:t>]]</w:t>
-      </w:r>
-    </w:p>
-    <w:p>
-      <w:pPr>
-        <w:spacing w:before="120" w:after="120" w:line="276" w:lineRule="auto"/>
-      </w:pPr>
+        <w:t>[[/informationFiscale_Protection_sociale]]</w:t>
+      </w:r>
+    </w:p>
+    <w:p>
+      <w:pPr>
+        <w:spacing w:before="120" w:after="120" w:line="276" w:lineRule="auto"/>
+      </w:pPr>
+    </w:p>
+    <w:p>
+      <w:pPr>
+        <w:spacing w:before="120" w:after="120" w:line="276" w:lineRule="auto"/>
+      </w:pPr>
+      <w:r>
+        <w:t>[[/informationFiscale_hasAny]]</w:t>
+      </w:r>
     </w:p>
     <w:p>
       <w:pPr>
@@ -4899,25 +4274,7 @@
                 <w:spacing w:val="-2"/>
                 <w:sz w:val="20"/>
               </w:rPr>
-              <w:t>[[</w:t>
-            </w:r>
-            <w:proofErr w:type="spellStart"/>
-            <w:r>
-              <w:rPr>
-                <w:color w:val="46413B"/>
-                <w:spacing w:val="-2"/>
-                <w:sz w:val="20"/>
-              </w:rPr>
-              <w:t>PA_resEx</w:t>
-            </w:r>
-            <w:proofErr w:type="spellEnd"/>
-            <w:r>
-              <w:rPr>
-                <w:color w:val="46413B"/>
-                <w:spacing w:val="-2"/>
-                <w:sz w:val="20"/>
-              </w:rPr>
-              <w:t>]]</w:t>
+              <w:t>[[PA_resEx]]</w:t>
             </w:r>
           </w:p>
         </w:tc>
@@ -5076,25 +4433,7 @@
                 <w:spacing w:val="-2"/>
                 <w:sz w:val="20"/>
               </w:rPr>
-              <w:t>[[</w:t>
-            </w:r>
-            <w:proofErr w:type="spellStart"/>
-            <w:r>
-              <w:rPr>
-                <w:color w:val="46413B"/>
-                <w:spacing w:val="-2"/>
-                <w:sz w:val="20"/>
-              </w:rPr>
-              <w:t>PA_resLeg</w:t>
-            </w:r>
-            <w:proofErr w:type="spellEnd"/>
-            <w:r>
-              <w:rPr>
-                <w:color w:val="46413B"/>
-                <w:spacing w:val="-2"/>
-                <w:sz w:val="20"/>
-              </w:rPr>
-              <w:t>]]</w:t>
+              <w:t>[[PA_resLeg]]</w:t>
             </w:r>
           </w:p>
         </w:tc>
@@ -5193,25 +4532,7 @@
                 <w:spacing w:val="-2"/>
                 <w:sz w:val="20"/>
               </w:rPr>
-              <w:t>[[</w:t>
-            </w:r>
-            <w:proofErr w:type="spellStart"/>
-            <w:r>
-              <w:rPr>
-                <w:color w:val="46413B"/>
-                <w:spacing w:val="-2"/>
-                <w:sz w:val="20"/>
-              </w:rPr>
-              <w:t>PA_resOrd</w:t>
-            </w:r>
-            <w:proofErr w:type="spellEnd"/>
-            <w:r>
-              <w:rPr>
-                <w:color w:val="46413B"/>
-                <w:spacing w:val="-2"/>
-                <w:sz w:val="20"/>
-              </w:rPr>
-              <w:t>]]</w:t>
+              <w:t>[[PA_resOrd]]</w:t>
             </w:r>
           </w:p>
         </w:tc>
@@ -5325,25 +4646,7 @@
                 <w:spacing w:val="-2"/>
                 <w:sz w:val="20"/>
               </w:rPr>
-              <w:t>[[</w:t>
-            </w:r>
-            <w:proofErr w:type="spellStart"/>
-            <w:r>
-              <w:rPr>
-                <w:color w:val="46413B"/>
-                <w:spacing w:val="-2"/>
-                <w:sz w:val="20"/>
-              </w:rPr>
-              <w:t>PA_report</w:t>
-            </w:r>
-            <w:proofErr w:type="spellEnd"/>
-            <w:r>
-              <w:rPr>
-                <w:color w:val="46413B"/>
-                <w:spacing w:val="-2"/>
-                <w:sz w:val="20"/>
-              </w:rPr>
-              <w:t>]]</w:t>
+              <w:t>[[PA_report]]</w:t>
             </w:r>
           </w:p>
         </w:tc>
@@ -5393,25 +4696,7 @@
                 <w:spacing w:val="-2"/>
                 <w:sz w:val="20"/>
               </w:rPr>
-              <w:t>[[</w:t>
-            </w:r>
-            <w:proofErr w:type="spellStart"/>
-            <w:r>
-              <w:rPr>
-                <w:color w:val="46413B"/>
-                <w:spacing w:val="-2"/>
-                <w:sz w:val="20"/>
-              </w:rPr>
-              <w:t>PA_affectation</w:t>
-            </w:r>
-            <w:proofErr w:type="spellEnd"/>
-            <w:r>
-              <w:rPr>
-                <w:color w:val="46413B"/>
-                <w:spacing w:val="-2"/>
-                <w:sz w:val="20"/>
-              </w:rPr>
-              <w:t>]]</w:t>
+              <w:t>[[PA_affectation]]</w:t>
             </w:r>
           </w:p>
         </w:tc>
@@ -5444,26 +4729,16 @@
                 <w:spacing w:val="-2"/>
                 <w:sz w:val="20"/>
               </w:rPr>
-              <w:t>[[</w:t>
-            </w:r>
-            <w:proofErr w:type="spellStart"/>
+              <w:t>[[PA_</w:t>
+            </w:r>
             <w:r>
               <w:rPr>
                 <w:color w:val="46413B"/>
                 <w:spacing w:val="-2"/>
                 <w:sz w:val="20"/>
               </w:rPr>
-              <w:t>PA_</w:t>
-            </w:r>
-            <w:r>
-              <w:rPr>
-                <w:color w:val="46413B"/>
-                <w:spacing w:val="-2"/>
-                <w:sz w:val="20"/>
-              </w:rPr>
               <w:t>affect</w:t>
             </w:r>
-            <w:proofErr w:type="spellEnd"/>
             <w:r>
               <w:rPr>
                 <w:color w:val="46413B"/>
@@ -5609,7 +4884,6 @@
               <w:rPr>
                 <w:sz w:val="20"/>
               </w:rPr>
-              <w:lastRenderedPageBreak/>
               <w:t>Résultat net comptable</w:t>
             </w:r>
           </w:p>
@@ -5641,15 +4915,7 @@
                 <w:color w:val="46413B"/>
                 <w:sz w:val="20"/>
               </w:rPr>
-              <w:t>[[</w:t>
-            </w:r>
-            <w:proofErr w:type="spellStart"/>
-            <w:r>
-              <w:rPr>
-                <w:color w:val="46413B"/>
-                <w:sz w:val="20"/>
-              </w:rPr>
-              <w:t>AF_</w:t>
+              <w:t>[[AF_</w:t>
             </w:r>
             <w:r>
               <w:rPr>
@@ -5658,7 +4924,6 @@
               </w:rPr>
               <w:t>resEx</w:t>
             </w:r>
-            <w:proofErr w:type="spellEnd"/>
             <w:r>
               <w:rPr>
                 <w:color w:val="46413B"/>
@@ -5729,15 +4994,7 @@
                 <w:color w:val="46413B"/>
                 <w:sz w:val="20"/>
               </w:rPr>
-              <w:t>[[</w:t>
-            </w:r>
-            <w:proofErr w:type="spellStart"/>
-            <w:r>
-              <w:rPr>
-                <w:color w:val="46413B"/>
-                <w:sz w:val="20"/>
-              </w:rPr>
-              <w:t>AF_</w:t>
+              <w:t>[[AF_</w:t>
             </w:r>
             <w:r>
               <w:rPr>
@@ -5746,7 +5003,6 @@
               </w:rPr>
               <w:t>dota</w:t>
             </w:r>
-            <w:proofErr w:type="spellEnd"/>
             <w:r>
               <w:rPr>
                 <w:color w:val="46413B"/>
@@ -5817,15 +5073,7 @@
                 <w:color w:val="46413B"/>
                 <w:sz w:val="20"/>
               </w:rPr>
-              <w:t>[[</w:t>
-            </w:r>
-            <w:proofErr w:type="spellStart"/>
-            <w:r>
-              <w:rPr>
-                <w:color w:val="46413B"/>
-                <w:sz w:val="20"/>
-              </w:rPr>
-              <w:t>AF_</w:t>
+              <w:t>[[AF_</w:t>
             </w:r>
             <w:r>
               <w:rPr>
@@ -5834,7 +5082,6 @@
               </w:rPr>
               <w:t>reprises</w:t>
             </w:r>
-            <w:proofErr w:type="spellEnd"/>
             <w:r>
               <w:rPr>
                 <w:color w:val="46413B"/>
@@ -5913,30 +5160,14 @@
                 <w:color w:val="46413B"/>
                 <w:sz w:val="20"/>
               </w:rPr>
-              <w:t>[[</w:t>
-            </w:r>
-            <w:proofErr w:type="spellStart"/>
-            <w:r>
-              <w:rPr>
-                <w:color w:val="46413B"/>
-                <w:sz w:val="20"/>
-              </w:rPr>
-              <w:t>AF_</w:t>
-            </w:r>
-            <w:r>
-              <w:rPr>
-                <w:color w:val="46413B"/>
-                <w:sz w:val="20"/>
-              </w:rPr>
-              <w:t>cessions</w:t>
-            </w:r>
-            <w:proofErr w:type="spellEnd"/>
-            <w:r>
-              <w:rPr>
-                <w:color w:val="46413B"/>
-                <w:sz w:val="20"/>
-              </w:rPr>
-              <w:t>]]</w:t>
+              <w:t>[[AF_</w:t>
+            </w:r>
+            <w:r>
+              <w:rPr>
+                <w:color w:val="46413B"/>
+                <w:sz w:val="20"/>
+              </w:rPr>
+              <w:t>cessions]]</w:t>
             </w:r>
           </w:p>
         </w:tc>
@@ -6062,23 +5293,7 @@
                 <w:color w:val="46413B"/>
                 <w:sz w:val="20"/>
               </w:rPr>
-              <w:t>[[</w:t>
-            </w:r>
-            <w:proofErr w:type="spellStart"/>
-            <w:r>
-              <w:rPr>
-                <w:color w:val="46413B"/>
-                <w:sz w:val="20"/>
-              </w:rPr>
-              <w:t>AF_subven</w:t>
-            </w:r>
-            <w:proofErr w:type="spellEnd"/>
-            <w:r>
-              <w:rPr>
-                <w:color w:val="46413B"/>
-                <w:sz w:val="20"/>
-              </w:rPr>
-              <w:t>]]</w:t>
+              <w:t>[[AF_subven]]</w:t>
             </w:r>
           </w:p>
         </w:tc>
@@ -6148,23 +5363,7 @@
                 <w:color w:val="46413B"/>
                 <w:sz w:val="20"/>
               </w:rPr>
-              <w:t>[[</w:t>
-            </w:r>
-            <w:proofErr w:type="spellStart"/>
-            <w:r>
-              <w:rPr>
-                <w:color w:val="46413B"/>
-                <w:sz w:val="20"/>
-              </w:rPr>
-              <w:t>AF_capa</w:t>
-            </w:r>
-            <w:proofErr w:type="spellEnd"/>
-            <w:r>
-              <w:rPr>
-                <w:color w:val="46413B"/>
-                <w:sz w:val="20"/>
-              </w:rPr>
-              <w:t>]]</w:t>
+              <w:t>[[AF_capa]]</w:t>
             </w:r>
           </w:p>
         </w:tc>
@@ -6229,15 +5428,7 @@
                 <w:color w:val="46413B"/>
                 <w:sz w:val="20"/>
               </w:rPr>
-              <w:t>[[</w:t>
-            </w:r>
-            <w:proofErr w:type="spellStart"/>
-            <w:r>
-              <w:rPr>
-                <w:color w:val="46413B"/>
-                <w:sz w:val="20"/>
-              </w:rPr>
-              <w:t>AF_re</w:t>
+              <w:t>[[AF_re</w:t>
             </w:r>
             <w:r>
               <w:rPr>
@@ -6246,7 +5437,6 @@
               </w:rPr>
               <w:t>mbours</w:t>
             </w:r>
-            <w:proofErr w:type="spellEnd"/>
             <w:r>
               <w:rPr>
                 <w:color w:val="46413B"/>
@@ -6314,21 +5504,7 @@
               <w:rPr>
                 <w:sz w:val="20"/>
               </w:rPr>
-              <w:t>[[</w:t>
-            </w:r>
-            <w:proofErr w:type="spellStart"/>
-            <w:r>
-              <w:rPr>
-                <w:sz w:val="20"/>
-              </w:rPr>
-              <w:t>AF_divi</w:t>
-            </w:r>
-            <w:proofErr w:type="spellEnd"/>
-            <w:r>
-              <w:rPr>
-                <w:sz w:val="20"/>
-              </w:rPr>
-              <w:t>]]</w:t>
+              <w:t>[[AF_divi]]</w:t>
             </w:r>
           </w:p>
         </w:tc>
@@ -6394,21 +5570,7 @@
               <w:rPr>
                 <w:sz w:val="20"/>
               </w:rPr>
-              <w:t>[[</w:t>
-            </w:r>
-            <w:proofErr w:type="spellStart"/>
-            <w:r>
-              <w:rPr>
-                <w:sz w:val="20"/>
-              </w:rPr>
-              <w:t>AF_capaNet</w:t>
-            </w:r>
-            <w:proofErr w:type="spellEnd"/>
-            <w:r>
-              <w:rPr>
-                <w:sz w:val="20"/>
-              </w:rPr>
-              <w:t>]]</w:t>
+              <w:t>[[AF_capaNet]]</w:t>
             </w:r>
           </w:p>
         </w:tc>
@@ -6418,22 +5580,14 @@
       <w:pPr>
         <w:spacing w:before="120" w:after="120" w:line="276" w:lineRule="auto"/>
       </w:pPr>
-      <w:r>
-        <w:t>[[/</w:t>
-      </w:r>
-      <w:proofErr w:type="spellStart"/>
-      <w:r>
-        <w:t>AF_enabled</w:t>
-      </w:r>
-      <w:proofErr w:type="spellEnd"/>
-      <w:r>
-        <w:t>]]</w:t>
-      </w:r>
-    </w:p>
-    <w:p>
-      <w:pPr>
-        <w:spacing w:before="120" w:after="120" w:line="276" w:lineRule="auto"/>
-      </w:pPr>
+    </w:p>
+    <w:p>
+      <w:pPr>
+        <w:spacing w:before="120" w:after="120" w:line="276" w:lineRule="auto"/>
+      </w:pPr>
+      <w:r>
+        <w:t>[[/AF_enabled]]</w:t>
+      </w:r>
     </w:p>
     <w:p>
       <w:pPr>
@@ -6626,25 +5780,7 @@
                 <w:spacing w:val="-2"/>
                 <w:sz w:val="20"/>
               </w:rPr>
-              <w:t>[[</w:t>
-            </w:r>
-            <w:proofErr w:type="spellStart"/>
-            <w:r>
-              <w:rPr>
-                <w:color w:val="46413B"/>
-                <w:spacing w:val="-2"/>
-                <w:sz w:val="20"/>
-              </w:rPr>
-              <w:t>EA_resEx</w:t>
-            </w:r>
-            <w:proofErr w:type="spellEnd"/>
-            <w:r>
-              <w:rPr>
-                <w:color w:val="46413B"/>
-                <w:spacing w:val="-2"/>
-                <w:sz w:val="20"/>
-              </w:rPr>
-              <w:t>]]</w:t>
+              <w:t>[[EA_resEx]]</w:t>
             </w:r>
           </w:p>
         </w:tc>
@@ -6742,33 +5878,15 @@
                 <w:spacing w:val="-2"/>
                 <w:sz w:val="20"/>
               </w:rPr>
-              <w:t>[[</w:t>
-            </w:r>
-            <w:proofErr w:type="spellStart"/>
+              <w:t>[[EA_</w:t>
+            </w:r>
             <w:r>
               <w:rPr>
                 <w:color w:val="46413B"/>
                 <w:spacing w:val="-2"/>
                 <w:sz w:val="20"/>
               </w:rPr>
-              <w:t>EA_</w:t>
-            </w:r>
-            <w:r>
-              <w:rPr>
-                <w:color w:val="46413B"/>
-                <w:spacing w:val="-2"/>
-                <w:sz w:val="20"/>
-              </w:rPr>
-              <w:t>dot</w:t>
-            </w:r>
-            <w:proofErr w:type="spellEnd"/>
-            <w:r>
-              <w:rPr>
-                <w:color w:val="46413B"/>
-                <w:spacing w:val="-2"/>
-                <w:sz w:val="20"/>
-              </w:rPr>
-              <w:t>]]</w:t>
+              <w:t>dot]]</w:t>
             </w:r>
           </w:p>
         </w:tc>
@@ -6852,33 +5970,15 @@
                 <w:spacing w:val="-2"/>
                 <w:sz w:val="20"/>
               </w:rPr>
-              <w:t>[[</w:t>
-            </w:r>
-            <w:proofErr w:type="spellStart"/>
+              <w:t>[[EA_</w:t>
+            </w:r>
             <w:r>
               <w:rPr>
                 <w:color w:val="46413B"/>
                 <w:spacing w:val="-2"/>
                 <w:sz w:val="20"/>
               </w:rPr>
-              <w:t>EA_</w:t>
-            </w:r>
-            <w:r>
-              <w:rPr>
-                <w:color w:val="46413B"/>
-                <w:spacing w:val="-2"/>
-                <w:sz w:val="20"/>
-              </w:rPr>
-              <w:t>rembours</w:t>
-            </w:r>
-            <w:proofErr w:type="spellEnd"/>
-            <w:r>
-              <w:rPr>
-                <w:color w:val="46413B"/>
-                <w:spacing w:val="-2"/>
-                <w:sz w:val="20"/>
-              </w:rPr>
-              <w:t>]]</w:t>
+              <w:t>rembours]]</w:t>
             </w:r>
           </w:p>
         </w:tc>
@@ -6946,33 +6046,15 @@
                 <w:spacing w:val="-2"/>
                 <w:sz w:val="20"/>
               </w:rPr>
-              <w:t>[[</w:t>
-            </w:r>
-            <w:proofErr w:type="spellStart"/>
+              <w:t>[[EA_</w:t>
+            </w:r>
             <w:r>
               <w:rPr>
                 <w:color w:val="46413B"/>
                 <w:spacing w:val="-2"/>
                 <w:sz w:val="20"/>
               </w:rPr>
-              <w:t>EA_</w:t>
-            </w:r>
-            <w:r>
-              <w:rPr>
-                <w:color w:val="46413B"/>
-                <w:spacing w:val="-2"/>
-                <w:sz w:val="20"/>
-              </w:rPr>
-              <w:t>divi</w:t>
-            </w:r>
-            <w:proofErr w:type="spellEnd"/>
-            <w:r>
-              <w:rPr>
-                <w:color w:val="46413B"/>
-                <w:spacing w:val="-2"/>
-                <w:sz w:val="20"/>
-              </w:rPr>
-              <w:t>]]</w:t>
+              <w:t>divi]]</w:t>
             </w:r>
           </w:p>
         </w:tc>
@@ -7095,33 +6177,15 @@
                 <w:spacing w:val="-2"/>
                 <w:sz w:val="20"/>
               </w:rPr>
-              <w:t>[[</w:t>
-            </w:r>
-            <w:proofErr w:type="spellStart"/>
+              <w:t>[[EA_</w:t>
+            </w:r>
             <w:r>
               <w:rPr>
                 <w:color w:val="46413B"/>
                 <w:spacing w:val="-2"/>
                 <w:sz w:val="20"/>
               </w:rPr>
-              <w:t>EA_</w:t>
-            </w:r>
-            <w:r>
-              <w:rPr>
-                <w:color w:val="46413B"/>
-                <w:spacing w:val="-2"/>
-                <w:sz w:val="20"/>
-              </w:rPr>
-              <w:t>capa</w:t>
-            </w:r>
-            <w:proofErr w:type="spellEnd"/>
-            <w:r>
-              <w:rPr>
-                <w:color w:val="46413B"/>
-                <w:spacing w:val="-2"/>
-                <w:sz w:val="20"/>
-              </w:rPr>
-              <w:t>]]</w:t>
+              <w:t>capa]]</w:t>
             </w:r>
           </w:p>
         </w:tc>
@@ -7131,26 +6195,14 @@
       <w:pPr>
         <w:spacing w:before="120" w:after="120" w:line="276" w:lineRule="auto"/>
       </w:pPr>
-      <w:r>
-        <w:t>[[/</w:t>
-      </w:r>
-      <w:proofErr w:type="spellStart"/>
-      <w:r>
-        <w:t>EA_enabled</w:t>
-      </w:r>
-      <w:proofErr w:type="spellEnd"/>
-      <w:r>
-        <w:t>]]</w:t>
-      </w:r>
-    </w:p>
-    <w:p>
-      <w:pPr>
-        <w:pStyle w:val="Corpsdetexte"/>
-        <w:spacing w:before="120" w:after="120" w:line="276" w:lineRule="auto"/>
-        <w:rPr>
-          <w:b/>
-        </w:rPr>
-      </w:pPr>
+    </w:p>
+    <w:p>
+      <w:pPr>
+        <w:spacing w:before="120" w:after="120" w:line="276" w:lineRule="auto"/>
+      </w:pPr>
+      <w:r>
+        <w:t>[[/EA_enabled]]</w:t>
+      </w:r>
     </w:p>
     <w:p>
       <w:pPr>
@@ -7332,6 +6384,7 @@
         </w:rPr>
       </w:pPr>
       <w:r>
+        <w:lastRenderedPageBreak/>
         <w:t>Être attentif aux informations personnelles ou professionnelles diffusées sur internet.</w:t>
       </w:r>
     </w:p>
@@ -7403,7 +6456,6 @@
         <w:pStyle w:val="titre"/>
       </w:pPr>
       <w:r>
-        <w:lastRenderedPageBreak/>
         <w:t>MISE A JOUR DU DOCUMENT UNIQUE D’EVALUATION DES RISQUES PROFESSIONNELS DE L’ENTREPRISE</w:t>
       </w:r>
     </w:p>
@@ -7705,22 +6757,14 @@
       <w:pPr>
         <w:spacing w:before="120" w:after="120" w:line="276" w:lineRule="auto"/>
       </w:pPr>
-      <w:r>
-        <w:t>[[/</w:t>
-      </w:r>
-      <w:proofErr w:type="spellStart"/>
-      <w:r>
-        <w:t>MD_enabled</w:t>
-      </w:r>
-      <w:proofErr w:type="spellEnd"/>
-      <w:r>
-        <w:t>]]</w:t>
-      </w:r>
-    </w:p>
-    <w:p>
-      <w:pPr>
-        <w:spacing w:before="120" w:after="120" w:line="276" w:lineRule="auto"/>
-      </w:pPr>
+    </w:p>
+    <w:p>
+      <w:pPr>
+        <w:spacing w:before="120" w:after="120" w:line="276" w:lineRule="auto"/>
+      </w:pPr>
+      <w:r>
+        <w:t>[[/MD_enabled]]</w:t>
+      </w:r>
     </w:p>
     <w:p>
       <w:pPr>
@@ -7737,6 +6781,34 @@
       <w:r>
         <w:t>FAITS MARQUANTS DE L'EXERCICE</w:t>
       </w:r>
+    </w:p>
+    <w:p>
+      <w:pPr>
+        <w:spacing w:before="120" w:after="120" w:line="276" w:lineRule="auto"/>
+      </w:pPr>
+      <w:r>
+        <w:lastRenderedPageBreak/>
+        <w:t>[[</w:t>
+      </w:r>
+      <w:r>
+        <w:t>#</w:t>
+      </w:r>
+      <w:r>
+        <w:t>FM_commentaire]]</w:t>
+      </w:r>
+    </w:p>
+    <w:p>
+      <w:pPr>
+        <w:spacing w:before="120" w:after="120" w:line="276" w:lineRule="auto"/>
+      </w:pPr>
+      <w:r>
+        <w:t>[[FM_commentaire]]</w:t>
+      </w:r>
+    </w:p>
+    <w:p>
+      <w:pPr>
+        <w:spacing w:before="120" w:after="120" w:line="276" w:lineRule="auto"/>
+      </w:pPr>
     </w:p>
     <w:p>
       <w:pPr>
@@ -7748,15 +6820,7 @@
         </w:rPr>
       </w:pPr>
       <w:r>
-        <w:t>[[</w:t>
-      </w:r>
-      <w:proofErr w:type="spellStart"/>
-      <w:r>
-        <w:t>FM_commentaire</w:t>
-      </w:r>
-      <w:proofErr w:type="spellEnd"/>
-      <w:r>
-        <w:t>]]</w:t>
+        <w:t>[[/FM_commentaire]]</w:t>
       </w:r>
     </w:p>
     <w:p>
@@ -7766,6 +6830,34 @@
       <w:r>
         <w:t>[[#FM_justificationsDemandes]]</w:t>
       </w:r>
+    </w:p>
+    <w:p>
+      <w:pPr>
+        <w:pStyle w:val="Corpsdetexte"/>
+        <w:spacing w:before="120" w:after="120" w:line="276" w:lineRule="auto"/>
+        <w:ind w:right="64"/>
+        <w:jc w:val="both"/>
+        <w:rPr>
+          <w:sz w:val="22"/>
+        </w:rPr>
+      </w:pPr>
+      <w:r>
+        <w:rPr>
+          <w:sz w:val="22"/>
+        </w:rPr>
+        <w:t>Nous avons pris bonne note des justifications apportées à nos demandes d’explications concernant les apports financiers effectués.</w:t>
+      </w:r>
+    </w:p>
+    <w:p>
+      <w:pPr>
+        <w:pStyle w:val="Corpsdetexte"/>
+        <w:spacing w:before="120" w:after="120" w:line="276" w:lineRule="auto"/>
+        <w:ind w:right="64"/>
+        <w:jc w:val="both"/>
+        <w:rPr>
+          <w:color w:val="46413B"/>
+        </w:rPr>
+      </w:pPr>
     </w:p>
     <w:p>
       <w:pPr>
@@ -7776,22 +6868,44 @@
           <w:szCs w:val="20"/>
         </w:rPr>
       </w:pPr>
-    </w:p>
-    <w:p>
-      <w:pPr>
-        <w:pStyle w:val="Corpsdetexte"/>
-        <w:spacing w:before="120" w:after="120" w:line="276" w:lineRule="auto"/>
-        <w:ind w:right="64"/>
-        <w:jc w:val="both"/>
+      <w:r>
+        <w:t>[[/FM_justificationsDemandes]]</w:t>
+      </w:r>
+    </w:p>
+    <w:p>
+      <w:pPr>
+        <w:spacing w:before="120" w:after="120" w:line="276" w:lineRule="auto"/>
+      </w:pPr>
+      <w:r>
+        <w:t>[[/FM_enabled]]</w:t>
+      </w:r>
+    </w:p>
+    <w:p>
+      <w:pPr>
+        <w:spacing w:before="120" w:after="120" w:line="276" w:lineRule="auto"/>
+      </w:pPr>
+      <w:r>
+        <w:t>[[#PI_commentaire]]</w:t>
+      </w:r>
+    </w:p>
+    <w:p>
+      <w:pPr>
+        <w:pStyle w:val="titre"/>
         <w:rPr>
           <w:color w:val="46413B"/>
-        </w:rPr>
-      </w:pPr>
-      <w:r>
-        <w:rPr>
-          <w:sz w:val="22"/>
-        </w:rPr>
-        <w:t>Nous avons pris bonne note des justifications apportées à nos demandes d’explications concernant les apports financiers effectués.</w:t>
+          <w:spacing w:val="-2"/>
+        </w:rPr>
+      </w:pPr>
+      <w:r>
+        <w:t>POINTS IMPORTANTS</w:t>
+      </w:r>
+    </w:p>
+    <w:p>
+      <w:pPr>
+        <w:spacing w:before="120" w:after="120" w:line="276" w:lineRule="auto"/>
+      </w:pPr>
+      <w:r>
+        <w:t>[[PI_commentaire]]</w:t>
       </w:r>
     </w:p>
     <w:p>
@@ -7803,58 +6917,37 @@
           <w:szCs w:val="20"/>
         </w:rPr>
       </w:pPr>
-      <w:r>
-        <w:t>[[/</w:t>
-      </w:r>
-      <w:proofErr w:type="spellStart"/>
-      <w:r>
-        <w:t>FM_justificationsDemandes</w:t>
-      </w:r>
-      <w:proofErr w:type="spellEnd"/>
-      <w:r>
-        <w:t>]]</w:t>
-      </w:r>
-    </w:p>
-    <w:p>
-      <w:pPr>
-        <w:spacing w:before="120" w:after="120" w:line="276" w:lineRule="auto"/>
-      </w:pPr>
-      <w:r>
-        <w:lastRenderedPageBreak/>
-        <w:t>[[/</w:t>
-      </w:r>
-      <w:proofErr w:type="spellStart"/>
-      <w:r>
-        <w:t>FM_enabled</w:t>
-      </w:r>
-      <w:proofErr w:type="spellEnd"/>
-      <w:r>
-        <w:t>]]</w:t>
-      </w:r>
-    </w:p>
-    <w:p>
-      <w:pPr>
-        <w:spacing w:before="120" w:after="120" w:line="276" w:lineRule="auto"/>
-      </w:pPr>
-    </w:p>
-    <w:p>
-      <w:pPr>
-        <w:spacing w:before="120" w:after="120" w:line="276" w:lineRule="auto"/>
-      </w:pPr>
-      <w:r>
-        <w:t>[[#PI_commentaire]]</w:t>
+    </w:p>
+    <w:p>
+      <w:pPr>
+        <w:spacing w:before="120" w:after="120" w:line="276" w:lineRule="auto"/>
+      </w:pPr>
+      <w:r>
+        <w:t>[[/PI_commentaire]]</w:t>
+      </w:r>
+    </w:p>
+    <w:p>
+      <w:pPr>
+        <w:spacing w:before="120" w:after="120" w:line="276" w:lineRule="auto"/>
+      </w:pPr>
+      <w:r>
+        <w:t>[[#P_commentaire]]</w:t>
       </w:r>
     </w:p>
     <w:p>
       <w:pPr>
         <w:pStyle w:val="titre"/>
-        <w:rPr>
-          <w:color w:val="46413B"/>
-          <w:spacing w:val="-2"/>
-        </w:rPr>
-      </w:pPr>
-      <w:r>
-        <w:t>POINTS IMPORTANTS</w:t>
+      </w:pPr>
+      <w:r>
+        <w:t>LES PERSPECTIVES</w:t>
+      </w:r>
+    </w:p>
+    <w:p>
+      <w:pPr>
+        <w:spacing w:before="120" w:after="120" w:line="276" w:lineRule="auto"/>
+      </w:pPr>
+      <w:r>
+        <w:t>[[P_commentaire]]</w:t>
       </w:r>
     </w:p>
     <w:p>
@@ -7866,96 +6959,14 @@
           <w:szCs w:val="20"/>
         </w:rPr>
       </w:pPr>
-      <w:r>
-        <w:t>[[</w:t>
-      </w:r>
-      <w:proofErr w:type="spellStart"/>
-      <w:r>
-        <w:t>PI_commentaire</w:t>
-      </w:r>
-      <w:proofErr w:type="spellEnd"/>
-      <w:r>
-        <w:t>]]</w:t>
-      </w:r>
-    </w:p>
-    <w:p>
-      <w:pPr>
-        <w:spacing w:before="120" w:after="120" w:line="276" w:lineRule="auto"/>
-      </w:pPr>
-      <w:r>
-        <w:t>[[/</w:t>
-      </w:r>
-      <w:proofErr w:type="spellStart"/>
-      <w:r>
-        <w:t>PI_commentaire</w:t>
-      </w:r>
-      <w:proofErr w:type="spellEnd"/>
-      <w:r>
-        <w:t>]]</w:t>
-      </w:r>
-    </w:p>
-    <w:p>
-      <w:pPr>
-        <w:spacing w:before="120" w:after="120" w:line="276" w:lineRule="auto"/>
-      </w:pPr>
-    </w:p>
-    <w:p>
-      <w:pPr>
-        <w:spacing w:before="120" w:after="120" w:line="276" w:lineRule="auto"/>
-      </w:pPr>
-      <w:r>
-        <w:t>[[#P_commentaire]]</w:t>
-      </w:r>
-    </w:p>
-    <w:p>
-      <w:pPr>
-        <w:pStyle w:val="titre"/>
-      </w:pPr>
-      <w:r>
-        <w:t>LES PERSPECTIVES</w:t>
-      </w:r>
-    </w:p>
-    <w:p>
-      <w:pPr>
-        <w:spacing w:before="120" w:after="120" w:line="276" w:lineRule="auto"/>
-        <w:rPr>
-          <w:color w:val="46413B"/>
-          <w:sz w:val="20"/>
-          <w:szCs w:val="20"/>
-        </w:rPr>
-      </w:pPr>
-      <w:r>
-        <w:t>[[</w:t>
-      </w:r>
-      <w:proofErr w:type="spellStart"/>
-      <w:r>
-        <w:t>P_commentaire</w:t>
-      </w:r>
-      <w:proofErr w:type="spellEnd"/>
-      <w:r>
-        <w:t>]]</w:t>
-      </w:r>
-    </w:p>
-    <w:p>
-      <w:pPr>
-        <w:spacing w:before="120" w:after="120" w:line="276" w:lineRule="auto"/>
-      </w:pPr>
-      <w:r>
-        <w:t>[[/</w:t>
-      </w:r>
-      <w:proofErr w:type="spellStart"/>
-      <w:r>
-        <w:t>P_commentaire</w:t>
-      </w:r>
-      <w:proofErr w:type="spellEnd"/>
-      <w:r>
-        <w:t>]]</w:t>
-      </w:r>
-    </w:p>
-    <w:p>
-      <w:pPr>
-        <w:spacing w:before="120" w:after="120" w:line="276" w:lineRule="auto"/>
-      </w:pPr>
+    </w:p>
+    <w:p>
+      <w:pPr>
+        <w:spacing w:before="120" w:after="120" w:line="276" w:lineRule="auto"/>
+      </w:pPr>
+      <w:r>
+        <w:t>[[/P_commentaire]]</w:t>
+      </w:r>
     </w:p>
     <w:p>
       <w:pPr>
@@ -8011,16 +7022,11 @@
             <w:r>
               <w:t>[[</w:t>
             </w:r>
-            <w:proofErr w:type="spellStart"/>
             <w:r>
               <w:t>S</w:t>
             </w:r>
             <w:r>
-              <w:t>_nomExpert</w:t>
-            </w:r>
-            <w:proofErr w:type="spellEnd"/>
-            <w:r>
-              <w:t>]]</w:t>
+              <w:t>_nomExpert]]</w:t>
             </w:r>
           </w:p>
         </w:tc>
@@ -8035,16 +7041,11 @@
             <w:r>
               <w:t>[[</w:t>
             </w:r>
-            <w:proofErr w:type="spellStart"/>
             <w:r>
               <w:t>S</w:t>
             </w:r>
             <w:r>
-              <w:t>_nomReviseur</w:t>
-            </w:r>
-            <w:proofErr w:type="spellEnd"/>
-            <w:r>
-              <w:t>]]</w:t>
+              <w:t>_nomReviseur]]</w:t>
             </w:r>
           </w:p>
         </w:tc>
@@ -8064,7 +7065,6 @@
             <w:r>
               <w:t>[[</w:t>
             </w:r>
-            <w:proofErr w:type="spellStart"/>
             <w:r>
               <w:t>S</w:t>
             </w:r>
@@ -8074,7 +7074,6 @@
             <w:r>
               <w:t>qualiteExpert</w:t>
             </w:r>
-            <w:proofErr w:type="spellEnd"/>
             <w:r>
               <w:t>]]</w:t>
             </w:r>
@@ -8091,7 +7090,6 @@
             <w:r>
               <w:t>[[</w:t>
             </w:r>
-            <w:proofErr w:type="spellStart"/>
             <w:r>
               <w:t>S</w:t>
             </w:r>
@@ -8101,7 +7099,6 @@
             <w:r>
               <w:t>qualiteReviseur</w:t>
             </w:r>
-            <w:proofErr w:type="spellEnd"/>
             <w:r>
               <w:t>]]</w:t>
             </w:r>
@@ -8139,15 +7136,7 @@
         <w:spacing w:before="120" w:after="120" w:line="276" w:lineRule="auto"/>
       </w:pPr>
       <w:r>
-        <w:t>Vous nous avez donné mandat dans la lettre de mission signée avec notre cabinet de transmettre à votre (vos) établissements bancaires la liasse fiscale relative à l’exercice clos le [[</w:t>
-      </w:r>
-      <w:proofErr w:type="spellStart"/>
-      <w:r>
-        <w:t>dateFinEx</w:t>
-      </w:r>
-      <w:proofErr w:type="spellEnd"/>
-      <w:r>
-        <w:t>]]. A défaut d’instruction contraire de votre part cette liasse leur est transmise dès transmission à l’administration fiscale.</w:t>
+        <w:t>Vous nous avez donné mandat dans la lettre de mission signée avec notre cabinet de transmettre à votre (vos) établissements bancaires la liasse fiscale relative à l’exercice clos le [[dateFinEx]]. A défaut d’instruction contraire de votre part cette liasse leur est transmise dès transmission à l’administration fiscale.</w:t>
       </w:r>
     </w:p>
     <w:p>
@@ -8165,6 +7154,7 @@
         <w:rPr>
           <w:noProof/>
         </w:rPr>
+        <w:lastRenderedPageBreak/>
         <w:drawing>
           <wp:anchor distT="0" distB="0" distL="0" distR="0" simplePos="0" relativeHeight="251659264" behindDoc="1" locked="0" layoutInCell="1" allowOverlap="1" wp14:anchorId="351DE62A" wp14:editId="6CC16068">
             <wp:simplePos x="0" y="0"/>
